--- a/docs/Инструкция секретаря.docx
+++ b/docs/Инструкция секретаря.docx
@@ -2631,7 +2631,116 @@
         <w:pStyle w:val="Heading1"/>
       </w:pPr>
       <w:r>
-        <w:t>13. Если что-то пошло не так</w:t>
+        <w:t>13. Резервная копия</w:t>
+      </w:r>
+    </w:p>
+    <w:p>
+      <w:r>
+        <w:t>Программа сама делает копию каждого соревнования при запуске, если в нём что-то менялось, и хранит 10 последних. На странице соревнования можно сделать копию в любой момент или скачать её — например, на флешку. Паспортные данные и сканы документов в копию не входят: они хранятся только на этом компьютере.</w:t>
+      </w:r>
+    </w:p>
+    <w:p>
+      <w:pPr>
+        <w:keepNext/>
+        <w:jc w:val="center"/>
+      </w:pPr>
+      <w:r>
+        <w:drawing>
+          <wp:inline xmlns:a="http://schemas.openxmlformats.org/drawingml/2006/main" xmlns:pic="http://schemas.openxmlformats.org/drawingml/2006/picture">
+            <wp:extent cx="6120000" cy="1728068"/>
+            <wp:docPr id="22" name="Picture 22"/>
+            <wp:cNvGraphicFramePr>
+              <a:graphicFrameLocks noChangeAspect="1"/>
+            </wp:cNvGraphicFramePr>
+            <a:graphic>
+              <a:graphicData uri="http://schemas.openxmlformats.org/drawingml/2006/picture">
+                <pic:pic>
+                  <pic:nvPicPr>
+                    <pic:cNvPr id="0" name="backup.png"/>
+                    <pic:cNvPicPr/>
+                  </pic:nvPicPr>
+                  <pic:blipFill>
+                    <a:blip r:embed="rId30"/>
+                    <a:stretch>
+                      <a:fillRect/>
+                    </a:stretch>
+                  </pic:blipFill>
+                  <pic:spPr>
+                    <a:xfrm>
+                      <a:off x="0" y="0"/>
+                      <a:ext cx="6120000" cy="1728068"/>
+                    </a:xfrm>
+                    <a:prstGeom prst="rect"/>
+                  </pic:spPr>
+                </pic:pic>
+              </a:graphicData>
+            </a:graphic>
+          </wp:inline>
+        </w:drawing>
+      </w:r>
+    </w:p>
+    <w:p>
+      <w:pPr>
+        <w:jc w:val="center"/>
+      </w:pPr>
+      <w:r>
+        <w:rPr>
+          <w:i/>
+          <w:color w:val="555F69"/>
+          <w:sz w:val="22"/>
+        </w:rPr>
+        <w:t>Рис. 21. Резервная копия на странице соревнования</w:t>
+      </w:r>
+    </w:p>
+    <w:p>
+      <w:pPr>
+        <w:tabs>
+          <w:tab w:pos="510" w:val="left"/>
+        </w:tabs>
+        <w:ind w:left="510" w:hanging="510"/>
+      </w:pPr>
+      <w:r>
+        <w:rPr>
+          <w:b/>
+          <w:color w:val="1B6B57"/>
+        </w:rPr>
+        <w:t>1.</w:t>
+        <w:tab/>
+      </w:r>
+      <w:r>
+        <w:t>Перед отъездом с соревнований нажмите «Скачать копию (.zip)» и сохраните файл на флешку.</w:t>
+      </w:r>
+    </w:p>
+    <w:p>
+      <w:pPr>
+        <w:tabs>
+          <w:tab w:pos="510" w:val="left"/>
+        </w:tabs>
+        <w:ind w:left="510" w:hanging="510"/>
+      </w:pPr>
+      <w:r>
+        <w:rPr>
+          <w:b/>
+          <w:color w:val="1B6B57"/>
+        </w:rPr>
+        <w:t>2.</w:t>
+        <w:tab/>
+      </w:r>
+      <w:r>
+        <w:t>Чтобы восстановить или перенести соревнование, на главной странице в блоке «Восстановить из резервной копии» выберите файл и нажмите «Восстановить». Соревнование появится отдельной папкой — то, что уже есть, не затрётся.</w:t>
+      </w:r>
+    </w:p>
+    <w:p>
+      <w:r>
+        <w:br w:type="page"/>
+      </w:r>
+    </w:p>
+    <w:p>
+      <w:pPr>
+        <w:pStyle w:val="Heading1"/>
+      </w:pPr>
+      <w:r>
+        <w:t>14. Если что-то пошло не так</w:t>
       </w:r>
     </w:p>
     <w:p>
@@ -2686,7 +2795,7 @@
         <w:t>Нужно перенести соревнование на другой ноутбук.</w:t>
       </w:r>
       <w:r>
-        <w:t xml:space="preserve"> Скопируйте папку соревнования из «данных» на флешку и положите в «данные» на другом ноутбуке.</w:t>
+        <w:t xml:space="preserve"> На странице соревнования — «Скачать копию (.zip)», сохраните на флешку; на другом ноутбуке на главной — «Восстановить из резервной копии».</w:t>
       </w:r>
     </w:p>
     <w:p>
@@ -2694,10 +2803,10 @@
         <w:rPr>
           <w:b/>
         </w:rPr>
-        <w:t>Сохранить копию на всякий случай.</w:t>
+        <w:t>Что-то испортили и хочется вернуть как было.</w:t>
       </w:r>
       <w:r>
-        <w:t xml:space="preserve"> Скопируйте папку «данные» на флешку — там всё, кроме сканов и паспортных данных (они в папке «СТ-Секретарь — документы участников»).</w:t>
+        <w:t xml:space="preserve"> Программа сама делает копию соревнования при каждом запуске (хранятся 10 последних) — они в папке «Резервные копии» рядом с «данными». Восстановите нужную: соревнование появится отдельной папкой, текущее не затрётся.</w:t>
       </w:r>
     </w:p>
     <w:p>

--- a/docs/Инструкция секретаря.docx
+++ b/docs/Инструкция секретаря.docx
@@ -52,7 +52,7 @@
           <w:color w:val="555F69"/>
           <w:sz w:val="22"/>
         </w:rPr>
-        <w:t>Версия программы 0.0.1</w:t>
+        <w:t>Версия программы 0.1.0</w:t>
         <w:br/>
         <w:t>Снимки экрана — на учебном соревновании с выдуманными данными.</w:t>
         <w:br/>
@@ -2740,7 +2740,98 @@
         <w:pStyle w:val="Heading1"/>
       </w:pPr>
       <w:r>
-        <w:t>14. Если что-то пошло не так</w:t>
+        <w:t>14. Новая версия программы</w:t>
+      </w:r>
+    </w:p>
+    <w:p>
+      <w:r>
+        <w:t>Если ноутбук подключён к интернету, программа при запуске сама проверяет, нет ли новой версии, и сообщает о ней на главной странице. Обновляйте между соревнованиями, а не во время них.</w:t>
+      </w:r>
+    </w:p>
+    <w:p>
+      <w:pPr>
+        <w:tabs>
+          <w:tab w:pos="510" w:val="left"/>
+        </w:tabs>
+        <w:ind w:left="510" w:hanging="510"/>
+      </w:pPr>
+      <w:r>
+        <w:rPr>
+          <w:b/>
+          <w:color w:val="1B6B57"/>
+        </w:rPr>
+        <w:t>1.</w:t>
+        <w:tab/>
+      </w:r>
+      <w:r>
+        <w:t>На главной странице нажмите «Что нового и обновить», прочитайте, что изменилось.</w:t>
+      </w:r>
+    </w:p>
+    <w:p>
+      <w:pPr>
+        <w:tabs>
+          <w:tab w:pos="510" w:val="left"/>
+        </w:tabs>
+        <w:ind w:left="510" w:hanging="510"/>
+      </w:pPr>
+      <w:r>
+        <w:rPr>
+          <w:b/>
+          <w:color w:val="1B6B57"/>
+        </w:rPr>
+        <w:t>2.</w:t>
+        <w:tab/>
+      </w:r>
+      <w:r>
+        <w:t>Нажмите «Обновить до …». Программа сделает резервную копию, скачает новую версию и сама перезапустится — страница откроется заново. Чёрное окно не закрывайте.</w:t>
+      </w:r>
+    </w:p>
+    <w:p>
+      <w:pPr>
+        <w:tabs>
+          <w:tab w:pos="510" w:val="left"/>
+        </w:tabs>
+        <w:ind w:left="510" w:hanging="510"/>
+      </w:pPr>
+      <w:r>
+        <w:rPr>
+          <w:b/>
+          <w:color w:val="1B6B57"/>
+        </w:rPr>
+        <w:t>3.</w:t>
+        <w:tab/>
+      </w:r>
+      <w:r>
+        <w:t>Соревнования, резервные копии и документы участников остаются как были. Прежняя версия сохраняется в папке «program.old» рядом с «СТ-Секретарь.bat».</w:t>
+      </w:r>
+    </w:p>
+    <w:p>
+      <w:pPr>
+        <w:shd w:val="clear" w:color="auto" w:fill="E6F2EE"/>
+        <w:ind w:left="113" w:right="113"/>
+      </w:pPr>
+      <w:r>
+        <w:rPr>
+          <w:b/>
+          <w:color w:val="1B6B57"/>
+        </w:rPr>
+        <w:t xml:space="preserve">Совет. </w:t>
+      </w:r>
+      <w:r>
+        <w:t>без интернета программа просто не покажет сообщение — работать это не мешает.</w:t>
+      </w:r>
+    </w:p>
+    <w:p>
+      <w:r>
+        <w:br w:type="page"/>
+      </w:r>
+    </w:p>
+    <w:p>
+      <w:pPr>
+        <w:pStyle w:val="Heading1"/>
+      </w:pPr>
+      <w:r>
+        <w:t>15. Если что-то пошло не так</w:t>
       </w:r>
     </w:p>
     <w:p>
@@ -2807,6 +2898,17 @@
       </w:r>
       <w:r>
         <w:t xml:space="preserve"> Программа сама делает копию соревнования при каждом запуске (хранятся 10 последних) — они в папке «Резервные копии» рядом с «данными». Восстановите нужную: соревнование появится отдельной папкой, текущее не затрётся.</w:t>
+      </w:r>
+    </w:p>
+    <w:p>
+      <w:r>
+        <w:rPr>
+          <w:b/>
+        </w:rPr>
+        <w:t>После обновления программа не запускается.</w:t>
+      </w:r>
+      <w:r>
+        <w:t xml:space="preserve"> Закройте чёрное окно. В папке рядом с «СТ-Секретарь.bat» удалите папку «program» и переименуйте «program.old» в «program» — вернётся прежняя версия.</w:t>
       </w:r>
     </w:p>
     <w:p>

--- a/docs/Инструкция секретаря.docx
+++ b/docs/Инструкция секретаря.docx
@@ -52,7 +52,7 @@
           <w:color w:val="555F69"/>
           <w:sz w:val="22"/>
         </w:rPr>
-        <w:t>Версия программы 0.1.0</w:t>
+        <w:t>Версия программы 0.2.0</w:t>
         <w:br/>
         <w:t>Снимки экрана — на учебном соревновании с выдуманными данными.</w:t>
         <w:br/>
@@ -469,6 +469,29 @@
       </w:r>
       <w:r>
         <w:t>если браузер не открылся сам, откройте его и введите адрес http://127.0.0.1:8765 — он написан и в чёрном окне.</w:t>
+      </w:r>
+    </w:p>
+    <w:p>
+      <w:pPr>
+        <w:pStyle w:val="Heading2"/>
+      </w:pPr>
+      <w:r>
+        <w:t>На Mac и в Linux</w:t>
+      </w:r>
+    </w:p>
+    <w:p>
+      <w:r>
+        <w:t>Программа работает так же. На Mac проще всего поставить её одной командой: откройте Терминал (Cmd+Пробел → «Терминал»), вставьте строку ниже и нажмите Enter. Программа встанет в папку «СТ-Секретарь» в вашей домашней папке, на Рабочем столе появится ярлык «СТ-Секретарь», и программа запустится. Этой же командой её потом можно обновить. В Linux — то же, ярлык будет в меню программ.</w:t>
+      </w:r>
+    </w:p>
+    <w:p>
+      <w:r>
+        <w:t>curl -fsSL https://raw.githubusercontent.com/avtomatikalab/st-secretary/main/tools/install.sh | sh</w:t>
+      </w:r>
+    </w:p>
+    <w:p>
+      <w:r>
+        <w:t>Вместо чёрного окна на Mac открывается окно Терминала — это сама программа, его тоже не закрывайте, пока работаете. Если скачали архив для Mac через браузер, файл запуска называется «СТ-Секретарь.command»; при первом запуске macOS скажет, что не может проверить разработчика: откройте «Системные настройки» → «Конфиденциальность и безопасность» и нажмите «Всё равно открыть» — это нужно один раз.</w:t>
       </w:r>
     </w:p>
     <w:p>

--- a/docs/Инструкция секретаря.docx
+++ b/docs/Инструкция секретаря.docx
@@ -52,7 +52,7 @@
           <w:color w:val="555F69"/>
           <w:sz w:val="22"/>
         </w:rPr>
-        <w:t>Версия программы 0.2.0</w:t>
+        <w:t>Версия программы 0.2.0 · автор Udnikov Denis</w:t>
         <w:br/>
         <w:t>Снимки экрана — на учебном соревновании с выдуманными данными.</w:t>
         <w:br/>
@@ -729,6 +729,35 @@
       </w:r>
     </w:p>
     <w:p>
+      <w:pPr>
+        <w:pStyle w:val="Heading2"/>
+      </w:pPr>
+      <w:r>
+        <w:t>Неофициальные соревнования</w:t>
+      </w:r>
+    </w:p>
+    <w:p>
+      <w:r>
+        <w:t>Клубные, учебные соревнования, слёты — отметьте «Неофициальные соревнования». Тогда у зачёта можно задать своё название («Новички», «Семейные команды»), класс «без класса» (неклассифицированная дистанция) и свою дисциплину, если её нет в ВРВС: чем выражен результат (баллы, время или время + штрафные баллы) и состав (личный, связка, команда). Квалификационный ранг, процент от победителя и разряды у неофициальных не считаются, допуск по Правилам (класс, разряд) не проверяется — только то, что задано в зачёте. Свои группы, названия и дисциплины программа запоминает на этом компьютере и подсказывает в следующий раз.</w:t>
+      </w:r>
+    </w:p>
+    <w:p>
+      <w:pPr>
+        <w:shd w:val="clear" w:color="auto" w:fill="E6F2EE"/>
+        <w:ind w:left="113" w:right="113"/>
+      </w:pPr>
+      <w:r>
+        <w:rPr>
+          <w:b/>
+          <w:color w:val="1B6B57"/>
+        </w:rPr>
+        <w:t xml:space="preserve">Совет. </w:t>
+      </w:r>
+      <w:r>
+        <w:t>зачёт можно переименовать в любой момент — заявки, жеребьёвка, результаты и ссылки судей не потеряются.</w:t>
+      </w:r>
+    </w:p>
+    <w:p>
       <w:r>
         <w:br w:type="page"/>
       </w:r>
@@ -1140,6 +1169,38 @@
         <w:ind w:left="510" w:hanging="283"/>
       </w:pPr>
       <w:r>
+        <w:t>•  Команда допускается сама, когда её заявка отмечена «Проверено» (на странице заявок), документы отмечены и замечаний нет. Иначе — только решением комиссии, с подтверждением и основанием; такие команды и участники собраны в списке «Допущены без проверки секретаря».</w:t>
+      </w:r>
+    </w:p>
+    <w:p>
+      <w:pPr>
+        <w:ind w:left="510" w:hanging="283"/>
+      </w:pPr>
+      <w:r>
+        <w:t>•  «Допуск врача в заявке» у команды сам отмечает «Мед. допуск» её участникам (кроме добавленных перезаявкой). Врач кого-то не допустил — снимите галочку у этого участника.</w:t>
+      </w:r>
+    </w:p>
+    <w:p>
+      <w:pPr>
+        <w:ind w:left="510" w:hanging="283"/>
+      </w:pPr>
+      <w:r>
+        <w:t>•  Один человек в двух командах (те же ФИО и дата рождения) — документы отмечаются один раз.</w:t>
+      </w:r>
+    </w:p>
+    <w:p>
+      <w:pPr>
+        <w:ind w:left="510" w:hanging="283"/>
+      </w:pPr>
+      <w:r>
+        <w:t>•  «Показать по делегациям» — команды одной территории и представителя подряд, с общим взносом.</w:t>
+      </w:r>
+    </w:p>
+    <w:p>
+      <w:pPr>
+        <w:ind w:left="510" w:hanging="283"/>
+      </w:pPr>
+      <w:r>
         <w:t>•  «Отметить все документы» — если у команды всё в порядке, одной кнопкой.</w:t>
       </w:r>
     </w:p>
@@ -1233,7 +1294,7 @@
         <w:tab/>
       </w:r>
       <w:r>
-        <w:t>Выберите способ: общая компьютерная жеребьёвка, групповая по рангу состава или порядок, который вытянули представители на совещании.</w:t>
+        <w:t>Выберите способ: общая компьютерная жеребьёвка, групповая по рангу состава (группы видно в порядке старта; равные ранги на границе групп делит жребий), «строго по рангу» (слабые раньше сильных, равные ранги — жребием) или порядок, который вытянули представители на совещании.</w:t>
       </w:r>
     </w:p>
     <w:p>
@@ -1512,21 +1573,37 @@
       </w:r>
     </w:p>
     <w:p>
-      <w:r>
-        <w:br w:type="page"/>
+      <w:pPr>
+        <w:shd w:val="clear" w:color="auto" w:fill="E6F2EE"/>
+        <w:ind w:left="113" w:right="113"/>
+      </w:pPr>
+      <w:r>
+        <w:rPr>
+          <w:b/>
+          <w:color w:val="1B6B57"/>
+        </w:rPr>
+        <w:t xml:space="preserve">Совет. </w:t>
+      </w:r>
+      <w:r>
+        <w:t>если участник заявлен в нескольких зачётах, задайте «Перерыв между стартами участника» — программа предупредит, если его старты стоят слишком близко.</w:t>
       </w:r>
     </w:p>
     <w:p>
-      <w:pPr>
-        <w:pStyle w:val="Heading1"/>
-      </w:pPr>
-      <w:r>
-        <w:t>7. Протоколы этапов и результаты</w:t>
+      <w:r>
+        <w:br w:type="page"/>
       </w:r>
     </w:p>
     <w:p>
-      <w:r>
-        <w:t>Этапы дистанции задаются один раз (или загружаются из рабочей книги СЕКРЕТАРЬ_ST вместе с баллами). Дальше таблица «команды × этапы» заполняется, как в Excel.</w:t>
+      <w:pPr>
+        <w:pStyle w:val="Heading1"/>
+      </w:pPr>
+      <w:r>
+        <w:t>7. Телефоны судей этапов</w:t>
+      </w:r>
+    </w:p>
+    <w:p>
+      <w:r>
+        <w:t>Судья этапа может отмечать команды на своём телефоне: прибытие и убытие, баллы этапа, снятие с причиной. Связь на дистанции не нужна — всё хранится в телефоне и приходит в таблицу, когда телефон снова в Wi-Fi ноутбука.</w:t>
       </w:r>
     </w:p>
     <w:p>
@@ -1545,7 +1622,7 @@
         <w:tab/>
       </w:r>
       <w:r>
-        <w:t>Вносите баллы этапа из протокола судьи: штраф — плюсом, премия — минусом.</w:t>
+        <w:t>Включите на ноутбуке точку доступа Wi-Fi (или подключите ноутбук и телефоны к одной сети).</w:t>
       </w:r>
     </w:p>
     <w:p>
@@ -1564,7 +1641,7 @@
         <w:tab/>
       </w:r>
       <w:r>
-        <w:t>Enter — на команду ниже, Tab — на следующий этап. Всё сохраняется сразу.</w:t>
+        <w:t>На странице «Телефоны судей» нажмите «Раздать по Wi-Fi». Windows спросит разрешение в брандмауэре — разрешите для частной сети.</w:t>
       </w:r>
     </w:p>
     <w:p>
@@ -1583,7 +1660,7 @@
         <w:tab/>
       </w:r>
       <w:r>
-        <w:t>Команда снята или не финишировала — выберите статус справа: место ей не присуждается.</w:t>
+        <w:t>«Ссылки всем этапам без ссылки», затем «Карточки с QR для печати» — у каждого этапа свой QR-код.</w:t>
       </w:r>
     </w:p>
     <w:p>
@@ -1602,405 +1679,6 @@
         <w:tab/>
       </w:r>
       <w:r>
-        <w:t>Сумма, места, ранг и выполненные разряды пересчитываются сразу.</w:t>
-      </w:r>
-    </w:p>
-    <w:p>
-      <w:pPr>
-        <w:keepNext/>
-        <w:jc w:val="center"/>
-      </w:pPr>
-      <w:r>
-        <w:drawing>
-          <wp:inline xmlns:a="http://schemas.openxmlformats.org/drawingml/2006/main" xmlns:pic="http://schemas.openxmlformats.org/drawingml/2006/picture">
-            <wp:extent cx="6120000" cy="3817824"/>
-            <wp:docPr id="11" name="Picture 11"/>
-            <wp:cNvGraphicFramePr>
-              <a:graphicFrameLocks noChangeAspect="1"/>
-            </wp:cNvGraphicFramePr>
-            <a:graphic>
-              <a:graphicData uri="http://schemas.openxmlformats.org/drawingml/2006/picture">
-                <pic:pic>
-                  <pic:nvPicPr>
-                    <pic:cNvPr id="0" name="results_points.png"/>
-                    <pic:cNvPicPr/>
-                  </pic:nvPicPr>
-                  <pic:blipFill>
-                    <a:blip r:embed="rId19"/>
-                    <a:stretch>
-                      <a:fillRect/>
-                    </a:stretch>
-                  </pic:blipFill>
-                  <pic:spPr>
-                    <a:xfrm>
-                      <a:off x="0" y="0"/>
-                      <a:ext cx="6120000" cy="3817824"/>
-                    </a:xfrm>
-                    <a:prstGeom prst="rect"/>
-                  </pic:spPr>
-                </pic:pic>
-              </a:graphicData>
-            </a:graphic>
-          </wp:inline>
-        </w:drawing>
-      </w:r>
-    </w:p>
-    <w:p>
-      <w:pPr>
-        <w:jc w:val="center"/>
-      </w:pPr>
-      <w:r>
-        <w:rPr>
-          <w:i/>
-          <w:color w:val="555F69"/>
-          <w:sz w:val="22"/>
-        </w:rPr>
-        <w:t>Рис. 11. Баллы по этапам: синим — пришедшее с телефонов судей</w:t>
-      </w:r>
-    </w:p>
-    <w:p>
-      <w:pPr>
-        <w:keepNext/>
-        <w:jc w:val="center"/>
-      </w:pPr>
-      <w:r>
-        <w:drawing>
-          <wp:inline xmlns:a="http://schemas.openxmlformats.org/drawingml/2006/main" xmlns:pic="http://schemas.openxmlformats.org/drawingml/2006/picture">
-            <wp:extent cx="5850000" cy="4500000"/>
-            <wp:docPr id="12" name="Picture 12"/>
-            <wp:cNvGraphicFramePr>
-              <a:graphicFrameLocks noChangeAspect="1"/>
-            </wp:cNvGraphicFramePr>
-            <a:graphic>
-              <a:graphicData uri="http://schemas.openxmlformats.org/drawingml/2006/picture">
-                <pic:pic>
-                  <pic:nvPicPr>
-                    <pic:cNvPr id="0" name="results_table.png"/>
-                    <pic:cNvPicPr/>
-                  </pic:nvPicPr>
-                  <pic:blipFill>
-                    <a:blip r:embed="rId20"/>
-                    <a:stretch>
-                      <a:fillRect/>
-                    </a:stretch>
-                  </pic:blipFill>
-                  <pic:spPr>
-                    <a:xfrm>
-                      <a:off x="0" y="0"/>
-                      <a:ext cx="5850000" cy="4500000"/>
-                    </a:xfrm>
-                    <a:prstGeom prst="rect"/>
-                  </pic:spPr>
-                </pic:pic>
-              </a:graphicData>
-            </a:graphic>
-          </wp:inline>
-        </w:drawing>
-      </w:r>
-    </w:p>
-    <w:p>
-      <w:pPr>
-        <w:jc w:val="center"/>
-      </w:pPr>
-      <w:r>
-        <w:rPr>
-          <w:i/>
-          <w:color w:val="555F69"/>
-          <w:sz w:val="22"/>
-        </w:rPr>
-        <w:t>Рис. 12. Результаты: места, процент от победителя, разряды</w:t>
-      </w:r>
-    </w:p>
-    <w:p>
-      <w:pPr>
-        <w:pStyle w:val="Heading2"/>
-      </w:pPr>
-      <w:r>
-        <w:t>Спелео и пешеходные дистанции</w:t>
-      </w:r>
-    </w:p>
-    <w:p>
-      <w:r>
-        <w:t>В этих зачётах результат — время: старт и финиш (чч:мм:сс), отсечки (мм:сс) и штрафные баллы этапов (1 балл — 15 или 30 секунд). Снятие с этапа — буква «с» в клетке этапа. Время старта и финиша можно загрузить из SPORTident Reader (файл si_reader.csv) — кнопкой над таблицей.</w:t>
-      </w:r>
-    </w:p>
-    <w:p>
-      <w:pPr>
-        <w:keepNext/>
-        <w:jc w:val="center"/>
-      </w:pPr>
-      <w:r>
-        <w:drawing>
-          <wp:inline xmlns:a="http://schemas.openxmlformats.org/drawingml/2006/main" xmlns:pic="http://schemas.openxmlformats.org/drawingml/2006/picture">
-            <wp:extent cx="6120000" cy="4213959"/>
-            <wp:docPr id="13" name="Picture 13"/>
-            <wp:cNvGraphicFramePr>
-              <a:graphicFrameLocks noChangeAspect="1"/>
-            </wp:cNvGraphicFramePr>
-            <a:graphic>
-              <a:graphicData uri="http://schemas.openxmlformats.org/drawingml/2006/picture">
-                <pic:pic>
-                  <pic:nvPicPr>
-                    <pic:cNvPr id="0" name="speleo_points.png"/>
-                    <pic:cNvPicPr/>
-                  </pic:nvPicPr>
-                  <pic:blipFill>
-                    <a:blip r:embed="rId21"/>
-                    <a:stretch>
-                      <a:fillRect/>
-                    </a:stretch>
-                  </pic:blipFill>
-                  <pic:spPr>
-                    <a:xfrm>
-                      <a:off x="0" y="0"/>
-                      <a:ext cx="6120000" cy="4213959"/>
-                    </a:xfrm>
-                    <a:prstGeom prst="rect"/>
-                  </pic:spPr>
-                </pic:pic>
-              </a:graphicData>
-            </a:graphic>
-          </wp:inline>
-        </w:drawing>
-      </w:r>
-    </w:p>
-    <w:p>
-      <w:pPr>
-        <w:jc w:val="center"/>
-      </w:pPr>
-      <w:r>
-        <w:rPr>
-          <w:i/>
-          <w:color w:val="555F69"/>
-          <w:sz w:val="22"/>
-        </w:rPr>
-        <w:t>Рис. 13. Спелео: время, отсечки, баллы, снятие «с»</w:t>
-      </w:r>
-    </w:p>
-    <w:p>
-      <w:pPr>
-        <w:pStyle w:val="Heading2"/>
-      </w:pPr>
-      <w:r>
-        <w:t>Протоколы и протесты</w:t>
-      </w:r>
-    </w:p>
-    <w:p>
-      <w:pPr>
-        <w:tabs>
-          <w:tab w:pos="510" w:val="left"/>
-        </w:tabs>
-        <w:ind w:left="510" w:hanging="510"/>
-      </w:pPr>
-      <w:r>
-        <w:rPr>
-          <w:b/>
-          <w:color w:val="1B6B57"/>
-        </w:rPr>
-        <w:t>1.</w:t>
-        <w:tab/>
-      </w:r>
-      <w:r>
-        <w:t>«Опубликовать предварительный протокол» — файл Excel откроется, распечатайте и вывесите. С этого момента идёт час на протесты по результатам.</w:t>
-      </w:r>
-    </w:p>
-    <w:p>
-      <w:pPr>
-        <w:tabs>
-          <w:tab w:pos="510" w:val="left"/>
-        </w:tabs>
-        <w:ind w:left="510" w:hanging="510"/>
-      </w:pPr>
-      <w:r>
-        <w:rPr>
-          <w:b/>
-          <w:color w:val="1B6B57"/>
-        </w:rPr>
-        <w:t>2.</w:t>
-        <w:tab/>
-      </w:r>
-      <w:r>
-        <w:t>Протест — запишите внизу страницы: время подачи, команда, суть. Решение — в строке протеста.</w:t>
-      </w:r>
-    </w:p>
-    <w:p>
-      <w:pPr>
-        <w:tabs>
-          <w:tab w:pos="510" w:val="left"/>
-        </w:tabs>
-        <w:ind w:left="510" w:hanging="510"/>
-      </w:pPr>
-      <w:r>
-        <w:rPr>
-          <w:b/>
-          <w:color w:val="1B6B57"/>
-        </w:rPr>
-        <w:t>3.</w:t>
-        <w:tab/>
-      </w:r>
-      <w:r>
-        <w:t>После часа и решений по всем протестам — «Утвердить — официальный протокол». Места и разряды сами уйдут в награждение.</w:t>
-      </w:r>
-    </w:p>
-    <w:p>
-      <w:pPr>
-        <w:keepNext/>
-        <w:jc w:val="center"/>
-      </w:pPr>
-      <w:r>
-        <w:drawing>
-          <wp:inline xmlns:a="http://schemas.openxmlformats.org/drawingml/2006/main" xmlns:pic="http://schemas.openxmlformats.org/drawingml/2006/picture">
-            <wp:extent cx="6120000" cy="3835047"/>
-            <wp:docPr id="14" name="Picture 14"/>
-            <wp:cNvGraphicFramePr>
-              <a:graphicFrameLocks noChangeAspect="1"/>
-            </wp:cNvGraphicFramePr>
-            <a:graphic>
-              <a:graphicData uri="http://schemas.openxmlformats.org/drawingml/2006/picture">
-                <pic:pic>
-                  <pic:nvPicPr>
-                    <pic:cNvPr id="0" name="results_protocol.png"/>
-                    <pic:cNvPicPr/>
-                  </pic:nvPicPr>
-                  <pic:blipFill>
-                    <a:blip r:embed="rId22"/>
-                    <a:stretch>
-                      <a:fillRect/>
-                    </a:stretch>
-                  </pic:blipFill>
-                  <pic:spPr>
-                    <a:xfrm>
-                      <a:off x="0" y="0"/>
-                      <a:ext cx="6120000" cy="3835047"/>
-                    </a:xfrm>
-                    <a:prstGeom prst="rect"/>
-                  </pic:spPr>
-                </pic:pic>
-              </a:graphicData>
-            </a:graphic>
-          </wp:inline>
-        </w:drawing>
-      </w:r>
-    </w:p>
-    <w:p>
-      <w:pPr>
-        <w:jc w:val="center"/>
-      </w:pPr>
-      <w:r>
-        <w:rPr>
-          <w:i/>
-          <w:color w:val="555F69"/>
-          <w:sz w:val="22"/>
-        </w:rPr>
-        <w:t>Рис. 14. Предварительный протокол, час на протесты, официальный протокол</w:t>
-      </w:r>
-    </w:p>
-    <w:p>
-      <w:pPr>
-        <w:shd w:val="clear" w:color="auto" w:fill="FFF4D4"/>
-        <w:ind w:left="113" w:right="113"/>
-      </w:pPr>
-      <w:r>
-        <w:rPr>
-          <w:b/>
-        </w:rPr>
-        <w:t xml:space="preserve">Важно. </w:t>
-      </w:r>
-      <w:r>
-        <w:t>если после публикации поменять баллы, программа попросит опубликовать протокол заново — с новым часом на протесты.</w:t>
-      </w:r>
-    </w:p>
-    <w:p>
-      <w:r>
-        <w:br w:type="page"/>
-      </w:r>
-    </w:p>
-    <w:p>
-      <w:pPr>
-        <w:pStyle w:val="Heading1"/>
-      </w:pPr>
-      <w:r>
-        <w:t>8. Телефоны судей этапов</w:t>
-      </w:r>
-    </w:p>
-    <w:p>
-      <w:r>
-        <w:t>Судья этапа может отмечать команды на своём телефоне: прибытие и убытие, баллы этапа, снятие с причиной. Связь на дистанции не нужна — всё хранится в телефоне и приходит в таблицу, когда телефон снова в Wi-Fi ноутбука.</w:t>
-      </w:r>
-    </w:p>
-    <w:p>
-      <w:pPr>
-        <w:tabs>
-          <w:tab w:pos="510" w:val="left"/>
-        </w:tabs>
-        <w:ind w:left="510" w:hanging="510"/>
-      </w:pPr>
-      <w:r>
-        <w:rPr>
-          <w:b/>
-          <w:color w:val="1B6B57"/>
-        </w:rPr>
-        <w:t>1.</w:t>
-        <w:tab/>
-      </w:r>
-      <w:r>
-        <w:t>Включите на ноутбуке точку доступа Wi-Fi (или подключите ноутбук и телефоны к одной сети).</w:t>
-      </w:r>
-    </w:p>
-    <w:p>
-      <w:pPr>
-        <w:tabs>
-          <w:tab w:pos="510" w:val="left"/>
-        </w:tabs>
-        <w:ind w:left="510" w:hanging="510"/>
-      </w:pPr>
-      <w:r>
-        <w:rPr>
-          <w:b/>
-          <w:color w:val="1B6B57"/>
-        </w:rPr>
-        <w:t>2.</w:t>
-        <w:tab/>
-      </w:r>
-      <w:r>
-        <w:t>На странице «Телефоны судей» нажмите «Раздать по Wi-Fi». Windows спросит разрешение в брандмауэре — разрешите для частной сети.</w:t>
-      </w:r>
-    </w:p>
-    <w:p>
-      <w:pPr>
-        <w:tabs>
-          <w:tab w:pos="510" w:val="left"/>
-        </w:tabs>
-        <w:ind w:left="510" w:hanging="510"/>
-      </w:pPr>
-      <w:r>
-        <w:rPr>
-          <w:b/>
-          <w:color w:val="1B6B57"/>
-        </w:rPr>
-        <w:t>3.</w:t>
-        <w:tab/>
-      </w:r>
-      <w:r>
-        <w:t>«Ссылки всем этапам без ссылки», затем «Карточки с QR для печати» — у каждого этапа свой QR-код.</w:t>
-      </w:r>
-    </w:p>
-    <w:p>
-      <w:pPr>
-        <w:tabs>
-          <w:tab w:pos="510" w:val="left"/>
-        </w:tabs>
-        <w:ind w:left="510" w:hanging="510"/>
-      </w:pPr>
-      <w:r>
-        <w:rPr>
-          <w:b/>
-          <w:color w:val="1B6B57"/>
-        </w:rPr>
-        <w:t>4.</w:t>
-        <w:tab/>
-      </w:r>
-      <w:r>
         <w:t>Судья наводит камеру телефона на QR-код своего этапа на базе, пока телефон в Wi-Fi, и не закрывает страницу.</w:t>
       </w:r>
     </w:p>
@@ -2013,7 +1691,7 @@
         <w:drawing>
           <wp:inline xmlns:a="http://schemas.openxmlformats.org/drawingml/2006/main" xmlns:pic="http://schemas.openxmlformats.org/drawingml/2006/picture">
             <wp:extent cx="5049473" cy="4499999"/>
-            <wp:docPr id="15" name="Picture 15"/>
+            <wp:docPr id="11" name="Picture 11"/>
             <wp:cNvGraphicFramePr>
               <a:graphicFrameLocks noChangeAspect="1"/>
             </wp:cNvGraphicFramePr>
@@ -2025,7 +1703,7 @@
                     <pic:cNvPicPr/>
                   </pic:nvPicPr>
                   <pic:blipFill>
-                    <a:blip r:embed="rId23"/>
+                    <a:blip r:embed="rId19"/>
                     <a:stretch>
                       <a:fillRect/>
                     </a:stretch>
@@ -2054,7 +1732,39 @@
           <w:color w:val="555F69"/>
           <w:sz w:val="22"/>
         </w:rPr>
-        <w:t>Рис. 15. Ссылки этапов и что уже прислали судьи</w:t>
+        <w:t>Рис. 11. Ссылки этапов: кто судит, номер, что уже прислали; журнал этапа</w:t>
+      </w:r>
+    </w:p>
+    <w:p>
+      <w:pPr>
+        <w:ind w:left="510" w:hanging="283"/>
+      </w:pPr>
+      <w:r>
+        <w:t>•  При первом открытии ссылки судья выбирает себя из списка судей соревнования и указывает телефон — один раз на этом телефоне. У каждой записи в журнале этапа видно, кто её поставил; номер — ссылкой, чтобы позвонить. Номер не такой, как в личных данных, — «Принять номер».</w:t>
+      </w:r>
+    </w:p>
+    <w:p>
+      <w:pPr>
+        <w:ind w:left="510" w:hanging="283"/>
+      </w:pPr>
+      <w:r>
+        <w:t>•  «Связь» на телефоне судьи — главный судья, секретарь и судьи всех этапов с номерами.</w:t>
+      </w:r>
+    </w:p>
+    <w:p>
+      <w:pPr>
+        <w:ind w:left="510" w:hanging="283"/>
+      </w:pPr>
+      <w:r>
+        <w:t>•  Если этап занят, у подошедшей команды — «ждёт очереди». Вычитать ли ожидание из времени — настройка зачёта на странице результатов.</w:t>
+      </w:r>
+    </w:p>
+    <w:p>
+      <w:pPr>
+        <w:ind w:left="510" w:hanging="283"/>
+      </w:pPr>
+      <w:r>
+        <w:t>•  «Таблица штрафов» (раздел 3 на этой странице): для пешеходных и спелео — из Правил, для ПСР — своя из Excel. У судьи — поиск по словам и номеру пункта; «+ Штраф по таблице» у команды: баллы этапа складываются из пунктов сами, у главного судьи видна расшифровка. Штраф без пункта таблицы — сопоставьте пункт в журнале этапа.</w:t>
       </w:r>
     </w:p>
     <w:tbl>
@@ -2079,7 +1789,7 @@
               <w:drawing>
                 <wp:inline xmlns:a="http://schemas.openxmlformats.org/drawingml/2006/main" xmlns:pic="http://schemas.openxmlformats.org/drawingml/2006/picture">
                   <wp:extent cx="2232000" cy="4830277"/>
-                  <wp:docPr id="16" name="Picture 16"/>
+                  <wp:docPr id="12" name="Picture 12"/>
                   <wp:cNvGraphicFramePr>
                     <a:graphicFrameLocks noChangeAspect="1"/>
                   </wp:cNvGraphicFramePr>
@@ -2091,7 +1801,7 @@
                           <pic:cNvPicPr/>
                         </pic:nvPicPr>
                         <pic:blipFill>
-                          <a:blip r:embed="rId24"/>
+                          <a:blip r:embed="rId20"/>
                           <a:stretch>
                             <a:fillRect/>
                           </a:stretch>
@@ -2123,7 +1833,7 @@
               <w:drawing>
                 <wp:inline xmlns:a="http://schemas.openxmlformats.org/drawingml/2006/main" xmlns:pic="http://schemas.openxmlformats.org/drawingml/2006/picture">
                   <wp:extent cx="2232000" cy="4830277"/>
-                  <wp:docPr id="17" name="Picture 17"/>
+                  <wp:docPr id="13" name="Picture 13"/>
                   <wp:cNvGraphicFramePr>
                     <a:graphicFrameLocks noChangeAspect="1"/>
                   </wp:cNvGraphicFramePr>
@@ -2131,11 +1841,11 @@
                     <a:graphicData uri="http://schemas.openxmlformats.org/drawingml/2006/picture">
                       <pic:pic>
                         <pic:nvPicPr>
-                          <pic:cNvPr id="0" name="board.png"/>
+                          <pic:cNvPr id="0" name="judge_penalties.png"/>
                           <pic:cNvPicPr/>
                         </pic:nvPicPr>
                         <pic:blipFill>
-                          <a:blip r:embed="rId25"/>
+                          <a:blip r:embed="rId21"/>
                           <a:stretch>
                             <a:fillRect/>
                           </a:stretch>
@@ -2167,7 +1877,7 @@
           <w:color w:val="555F69"/>
           <w:sz w:val="22"/>
         </w:rPr>
-        <w:t>Рис. 16. Слева — страница судьи этапа на телефоне; справа — табло</w:t>
+        <w:t>Рис. 12. Слева — страница судьи этапа; справа — таблица штрафов с поиском</w:t>
       </w:r>
     </w:p>
     <w:p>
@@ -2184,6 +1894,410 @@
       </w:r>
       <w:r>
         <w:t>если секретарь уже исправил клетку (например, после протеста), присланное с телефона её не затрёт — расхождение будет видно в результатах.</w:t>
+      </w:r>
+    </w:p>
+    <w:p>
+      <w:r>
+        <w:br w:type="page"/>
+      </w:r>
+    </w:p>
+    <w:p>
+      <w:pPr>
+        <w:pStyle w:val="Heading1"/>
+      </w:pPr>
+      <w:r>
+        <w:t>8. Протоколы этапов и результаты</w:t>
+      </w:r>
+    </w:p>
+    <w:p>
+      <w:r>
+        <w:t>Этапы дистанции задаются один раз (или загружаются из рабочей книги СЕКРЕТАРЬ_ST вместе с баллами). Дальше таблица «команды × этапы» заполняется, как в Excel.</w:t>
+      </w:r>
+    </w:p>
+    <w:p>
+      <w:pPr>
+        <w:tabs>
+          <w:tab w:pos="510" w:val="left"/>
+        </w:tabs>
+        <w:ind w:left="510" w:hanging="510"/>
+      </w:pPr>
+      <w:r>
+        <w:rPr>
+          <w:b/>
+          <w:color w:val="1B6B57"/>
+        </w:rPr>
+        <w:t>1.</w:t>
+        <w:tab/>
+      </w:r>
+      <w:r>
+        <w:t>Вносите баллы этапа из протокола судьи: штраф — плюсом, премия — минусом.</w:t>
+      </w:r>
+    </w:p>
+    <w:p>
+      <w:pPr>
+        <w:tabs>
+          <w:tab w:pos="510" w:val="left"/>
+        </w:tabs>
+        <w:ind w:left="510" w:hanging="510"/>
+      </w:pPr>
+      <w:r>
+        <w:rPr>
+          <w:b/>
+          <w:color w:val="1B6B57"/>
+        </w:rPr>
+        <w:t>2.</w:t>
+        <w:tab/>
+      </w:r>
+      <w:r>
+        <w:t>Enter — на команду ниже, Tab — на следующий этап. Всё сохраняется сразу.</w:t>
+      </w:r>
+    </w:p>
+    <w:p>
+      <w:pPr>
+        <w:tabs>
+          <w:tab w:pos="510" w:val="left"/>
+        </w:tabs>
+        <w:ind w:left="510" w:hanging="510"/>
+      </w:pPr>
+      <w:r>
+        <w:rPr>
+          <w:b/>
+          <w:color w:val="1B6B57"/>
+        </w:rPr>
+        <w:t>3.</w:t>
+        <w:tab/>
+      </w:r>
+      <w:r>
+        <w:t>Команда снята или не финишировала — выберите статус справа: место ей не присуждается.</w:t>
+      </w:r>
+    </w:p>
+    <w:p>
+      <w:pPr>
+        <w:tabs>
+          <w:tab w:pos="510" w:val="left"/>
+        </w:tabs>
+        <w:ind w:left="510" w:hanging="510"/>
+      </w:pPr>
+      <w:r>
+        <w:rPr>
+          <w:b/>
+          <w:color w:val="1B6B57"/>
+        </w:rPr>
+        <w:t>4.</w:t>
+        <w:tab/>
+      </w:r>
+      <w:r>
+        <w:t>Сумма, места, ранг и выполненные разряды пересчитываются сразу.</w:t>
+      </w:r>
+    </w:p>
+    <w:p>
+      <w:pPr>
+        <w:keepNext/>
+        <w:jc w:val="center"/>
+      </w:pPr>
+      <w:r>
+        <w:drawing>
+          <wp:inline xmlns:a="http://schemas.openxmlformats.org/drawingml/2006/main" xmlns:pic="http://schemas.openxmlformats.org/drawingml/2006/picture">
+            <wp:extent cx="6120000" cy="3961351"/>
+            <wp:docPr id="14" name="Picture 14"/>
+            <wp:cNvGraphicFramePr>
+              <a:graphicFrameLocks noChangeAspect="1"/>
+            </wp:cNvGraphicFramePr>
+            <a:graphic>
+              <a:graphicData uri="http://schemas.openxmlformats.org/drawingml/2006/picture">
+                <pic:pic>
+                  <pic:nvPicPr>
+                    <pic:cNvPr id="0" name="results_points.png"/>
+                    <pic:cNvPicPr/>
+                  </pic:nvPicPr>
+                  <pic:blipFill>
+                    <a:blip r:embed="rId22"/>
+                    <a:stretch>
+                      <a:fillRect/>
+                    </a:stretch>
+                  </pic:blipFill>
+                  <pic:spPr>
+                    <a:xfrm>
+                      <a:off x="0" y="0"/>
+                      <a:ext cx="6120000" cy="3961351"/>
+                    </a:xfrm>
+                    <a:prstGeom prst="rect"/>
+                  </pic:spPr>
+                </pic:pic>
+              </a:graphicData>
+            </a:graphic>
+          </wp:inline>
+        </w:drawing>
+      </w:r>
+    </w:p>
+    <w:p>
+      <w:pPr>
+        <w:jc w:val="center"/>
+      </w:pPr>
+      <w:r>
+        <w:rPr>
+          <w:i/>
+          <w:color w:val="555F69"/>
+          <w:sz w:val="22"/>
+        </w:rPr>
+        <w:t>Рис. 13. Баллы по этапам: синим — пришедшее с телефонов судей</w:t>
+      </w:r>
+    </w:p>
+    <w:p>
+      <w:r>
+        <w:t>В ПСР у этапа можно задать НВ, КВ, ТШ и ВШ: судья вносит только технический штраф, временной штраф по времени на этапе программа добавит сама. Сняли команду с этапа или время сверх КВ — в клетке МШ и под ней «снята ✕» («сверх КВ ✕»); нажмите, чтобы снять отметку, — итог этапа посчитается заново.</w:t>
+      </w:r>
+    </w:p>
+    <w:p>
+      <w:pPr>
+        <w:keepNext/>
+        <w:jc w:val="center"/>
+      </w:pPr>
+      <w:r>
+        <w:drawing>
+          <wp:inline xmlns:a="http://schemas.openxmlformats.org/drawingml/2006/main" xmlns:pic="http://schemas.openxmlformats.org/drawingml/2006/picture">
+            <wp:extent cx="5850000" cy="4500000"/>
+            <wp:docPr id="15" name="Picture 15"/>
+            <wp:cNvGraphicFramePr>
+              <a:graphicFrameLocks noChangeAspect="1"/>
+            </wp:cNvGraphicFramePr>
+            <a:graphic>
+              <a:graphicData uri="http://schemas.openxmlformats.org/drawingml/2006/picture">
+                <pic:pic>
+                  <pic:nvPicPr>
+                    <pic:cNvPr id="0" name="results_table.png"/>
+                    <pic:cNvPicPr/>
+                  </pic:nvPicPr>
+                  <pic:blipFill>
+                    <a:blip r:embed="rId23"/>
+                    <a:stretch>
+                      <a:fillRect/>
+                    </a:stretch>
+                  </pic:blipFill>
+                  <pic:spPr>
+                    <a:xfrm>
+                      <a:off x="0" y="0"/>
+                      <a:ext cx="5850000" cy="4500000"/>
+                    </a:xfrm>
+                    <a:prstGeom prst="rect"/>
+                  </pic:spPr>
+                </pic:pic>
+              </a:graphicData>
+            </a:graphic>
+          </wp:inline>
+        </w:drawing>
+      </w:r>
+    </w:p>
+    <w:p>
+      <w:pPr>
+        <w:jc w:val="center"/>
+      </w:pPr>
+      <w:r>
+        <w:rPr>
+          <w:i/>
+          <w:color w:val="555F69"/>
+          <w:sz w:val="22"/>
+        </w:rPr>
+        <w:t>Рис. 14. Результаты: места, процент от победителя, разряды</w:t>
+      </w:r>
+    </w:p>
+    <w:p>
+      <w:pPr>
+        <w:pStyle w:val="Heading2"/>
+      </w:pPr>
+      <w:r>
+        <w:t>Спелео и пешеходные дистанции</w:t>
+      </w:r>
+    </w:p>
+    <w:p>
+      <w:r>
+        <w:t>В этих зачётах результат — время: старт и финиш (чч:мм:сс), отсечки (мм:сс) и штрафные баллы этапов (1 балл — 15 или 30 секунд). Снятие с этапа — буква «с» в клетке этапа. Время старта и финиша можно загрузить из SPORTident Reader (файл si_reader.csv) — кнопкой над таблицей.</w:t>
+      </w:r>
+    </w:p>
+    <w:p>
+      <w:pPr>
+        <w:keepNext/>
+        <w:jc w:val="center"/>
+      </w:pPr>
+      <w:r>
+        <w:drawing>
+          <wp:inline xmlns:a="http://schemas.openxmlformats.org/drawingml/2006/main" xmlns:pic="http://schemas.openxmlformats.org/drawingml/2006/picture">
+            <wp:extent cx="6120000" cy="4213959"/>
+            <wp:docPr id="16" name="Picture 16"/>
+            <wp:cNvGraphicFramePr>
+              <a:graphicFrameLocks noChangeAspect="1"/>
+            </wp:cNvGraphicFramePr>
+            <a:graphic>
+              <a:graphicData uri="http://schemas.openxmlformats.org/drawingml/2006/picture">
+                <pic:pic>
+                  <pic:nvPicPr>
+                    <pic:cNvPr id="0" name="speleo_points.png"/>
+                    <pic:cNvPicPr/>
+                  </pic:nvPicPr>
+                  <pic:blipFill>
+                    <a:blip r:embed="rId24"/>
+                    <a:stretch>
+                      <a:fillRect/>
+                    </a:stretch>
+                  </pic:blipFill>
+                  <pic:spPr>
+                    <a:xfrm>
+                      <a:off x="0" y="0"/>
+                      <a:ext cx="6120000" cy="4213959"/>
+                    </a:xfrm>
+                    <a:prstGeom prst="rect"/>
+                  </pic:spPr>
+                </pic:pic>
+              </a:graphicData>
+            </a:graphic>
+          </wp:inline>
+        </w:drawing>
+      </w:r>
+    </w:p>
+    <w:p>
+      <w:pPr>
+        <w:jc w:val="center"/>
+      </w:pPr>
+      <w:r>
+        <w:rPr>
+          <w:i/>
+          <w:color w:val="555F69"/>
+          <w:sz w:val="22"/>
+        </w:rPr>
+        <w:t>Рис. 15. Спелео: время, отсечки, баллы, снятие «с»</w:t>
+      </w:r>
+    </w:p>
+    <w:p>
+      <w:pPr>
+        <w:pStyle w:val="Heading2"/>
+      </w:pPr>
+      <w:r>
+        <w:t>Протоколы и протесты</w:t>
+      </w:r>
+    </w:p>
+    <w:p>
+      <w:pPr>
+        <w:tabs>
+          <w:tab w:pos="510" w:val="left"/>
+        </w:tabs>
+        <w:ind w:left="510" w:hanging="510"/>
+      </w:pPr>
+      <w:r>
+        <w:rPr>
+          <w:b/>
+          <w:color w:val="1B6B57"/>
+        </w:rPr>
+        <w:t>1.</w:t>
+        <w:tab/>
+      </w:r>
+      <w:r>
+        <w:t>«Опубликовать предварительный протокол» — файл Excel откроется, распечатайте и вывесите. С этого момента идёт час на протесты по результатам.</w:t>
+      </w:r>
+    </w:p>
+    <w:p>
+      <w:pPr>
+        <w:tabs>
+          <w:tab w:pos="510" w:val="left"/>
+        </w:tabs>
+        <w:ind w:left="510" w:hanging="510"/>
+      </w:pPr>
+      <w:r>
+        <w:rPr>
+          <w:b/>
+          <w:color w:val="1B6B57"/>
+        </w:rPr>
+        <w:t>2.</w:t>
+        <w:tab/>
+      </w:r>
+      <w:r>
+        <w:t>Протест — запишите внизу страницы: время подачи, команда, суть. Решение — в строке протеста.</w:t>
+      </w:r>
+    </w:p>
+    <w:p>
+      <w:pPr>
+        <w:tabs>
+          <w:tab w:pos="510" w:val="left"/>
+        </w:tabs>
+        <w:ind w:left="510" w:hanging="510"/>
+      </w:pPr>
+      <w:r>
+        <w:rPr>
+          <w:b/>
+          <w:color w:val="1B6B57"/>
+        </w:rPr>
+        <w:t>3.</w:t>
+        <w:tab/>
+      </w:r>
+      <w:r>
+        <w:t>После часа и решений по всем протестам — «Утвердить — официальный протокол». Места и разряды сами уйдут в награждение.</w:t>
+      </w:r>
+    </w:p>
+    <w:p>
+      <w:pPr>
+        <w:keepNext/>
+        <w:jc w:val="center"/>
+      </w:pPr>
+      <w:r>
+        <w:drawing>
+          <wp:inline xmlns:a="http://schemas.openxmlformats.org/drawingml/2006/main" xmlns:pic="http://schemas.openxmlformats.org/drawingml/2006/picture">
+            <wp:extent cx="6120000" cy="3835047"/>
+            <wp:docPr id="17" name="Picture 17"/>
+            <wp:cNvGraphicFramePr>
+              <a:graphicFrameLocks noChangeAspect="1"/>
+            </wp:cNvGraphicFramePr>
+            <a:graphic>
+              <a:graphicData uri="http://schemas.openxmlformats.org/drawingml/2006/picture">
+                <pic:pic>
+                  <pic:nvPicPr>
+                    <pic:cNvPr id="0" name="results_protocol.png"/>
+                    <pic:cNvPicPr/>
+                  </pic:nvPicPr>
+                  <pic:blipFill>
+                    <a:blip r:embed="rId25"/>
+                    <a:stretch>
+                      <a:fillRect/>
+                    </a:stretch>
+                  </pic:blipFill>
+                  <pic:spPr>
+                    <a:xfrm>
+                      <a:off x="0" y="0"/>
+                      <a:ext cx="6120000" cy="3835047"/>
+                    </a:xfrm>
+                    <a:prstGeom prst="rect"/>
+                  </pic:spPr>
+                </pic:pic>
+              </a:graphicData>
+            </a:graphic>
+          </wp:inline>
+        </w:drawing>
+      </w:r>
+    </w:p>
+    <w:p>
+      <w:pPr>
+        <w:jc w:val="center"/>
+      </w:pPr>
+      <w:r>
+        <w:rPr>
+          <w:i/>
+          <w:color w:val="555F69"/>
+          <w:sz w:val="22"/>
+        </w:rPr>
+        <w:t>Рис. 16. Предварительный протокол, час на протесты, официальный протокол</w:t>
+      </w:r>
+    </w:p>
+    <w:p>
+      <w:pPr>
+        <w:shd w:val="clear" w:color="auto" w:fill="FFF4D4"/>
+        <w:ind w:left="113" w:right="113"/>
+      </w:pPr>
+      <w:r>
+        <w:rPr>
+          <w:b/>
+        </w:rPr>
+        <w:t xml:space="preserve">Важно. </w:t>
+      </w:r>
+      <w:r>
+        <w:t>если после публикации поменять баллы, программа попросит опубликовать протокол заново — с новым часом на протесты.</w:t>
       </w:r>
     </w:p>
     <w:p>
@@ -2583,7 +2697,7 @@
       <w:r>
         <w:drawing>
           <wp:inline xmlns:a="http://schemas.openxmlformats.org/drawingml/2006/main" xmlns:pic="http://schemas.openxmlformats.org/drawingml/2006/picture">
-            <wp:extent cx="5353794" cy="4499999"/>
+            <wp:extent cx="5330000" cy="4500000"/>
             <wp:docPr id="21" name="Picture 21"/>
             <wp:cNvGraphicFramePr>
               <a:graphicFrameLocks noChangeAspect="1"/>
@@ -2604,7 +2718,7 @@
                   <pic:spPr>
                     <a:xfrm>
                       <a:off x="0" y="0"/>
-                      <a:ext cx="5353794" cy="4499999"/>
+                      <a:ext cx="5330000" cy="4500000"/>
                     </a:xfrm>
                     <a:prstGeom prst="rect"/>
                   </pic:spPr>
@@ -2713,6 +2827,11 @@
           <w:sz w:val="22"/>
         </w:rPr>
         <w:t>Рис. 21. Резервная копия на странице соревнования</w:t>
+      </w:r>
+    </w:p>
+    <w:p>
+      <w:r>
+        <w:t>Несколько соревнований за один выезд можно объединить в фестиваль (на главной — «Объединить соревнования в фестиваль»): они остаются самостоятельными, но видны одной группой, между ними — переход в один клик, есть сводка «кто заявлен в нескольких соревнованиях» и копия всего фестиваля одним архивом.</w:t>
       </w:r>
     </w:p>
     <w:p>

--- a/docs/Инструкция секретаря.docx
+++ b/docs/Инструкция секретаря.docx
@@ -52,7 +52,7 @@
           <w:color w:val="555F69"/>
           <w:sz w:val="22"/>
         </w:rPr>
-        <w:t>Версия программы 0.2.0 · автор Udnikov Denis</w:t>
+        <w:t>Версия программы 0.3.0 · автор Udnikov Denis</w:t>
         <w:br/>
         <w:t>Снимки экрана — на учебном соревновании с выдуманными данными.</w:t>
         <w:br/>
@@ -1095,6 +1095,86 @@
     </w:p>
     <w:p>
       <w:r>
+        <w:t>Заявка может быть на нескольких листах книги (например, по листу на класс дистанции) — программа читает все листы с таблицей участников; класс, если он не вписан, берёт из названия листа. Свои колонки справа от бланка (размер футболки, питание) видны в карточке заявки.</w:t>
+      </w:r>
+    </w:p>
+    <w:p>
+      <w:pPr>
+        <w:pStyle w:val="Heading2"/>
+      </w:pPr>
+      <w:r>
+        <w:t>Своя форма заявки и заявки делегаций</w:t>
+      </w:r>
+    </w:p>
+    <w:p>
+      <w:r>
+        <w:t>Если команды присылают заявки не по бланку программы, а по форме из Положения, покажите эту форму программе один раз:</w:t>
+      </w:r>
+    </w:p>
+    <w:p>
+      <w:pPr>
+        <w:tabs>
+          <w:tab w:pos="510" w:val="left"/>
+        </w:tabs>
+        <w:ind w:left="510" w:hanging="510"/>
+      </w:pPr>
+      <w:r>
+        <w:rPr>
+          <w:b/>
+          <w:color w:val="1B6B57"/>
+        </w:rPr>
+        <w:t>1.</w:t>
+        <w:tab/>
+      </w:r>
+      <w:r>
+        <w:t>На странице заявок — «Свои формы заявок» → выберите образец заявки (Excel) → «Показать программе».</w:t>
+      </w:r>
+    </w:p>
+    <w:p>
+      <w:pPr>
+        <w:tabs>
+          <w:tab w:pos="510" w:val="left"/>
+        </w:tabs>
+        <w:ind w:left="510" w:hanging="510"/>
+      </w:pPr>
+      <w:r>
+        <w:rPr>
+          <w:b/>
+          <w:color w:val="1B6B57"/>
+        </w:rPr>
+        <w:t>2.</w:t>
+        <w:tab/>
+      </w:r>
+      <w:r>
+        <w:t>Программа сама найдёт строку заголовков и угадает, что в каждой колонке (ФИО одной колонкой или тремя, дата или год рождения, зачёт, команда…), где в шапке команда и представитель, и как понимать значения («МУЖ» → «м», «1 разряд» → I). Проверьте и поправьте, если нужно.</w:t>
+      </w:r>
+    </w:p>
+    <w:p>
+      <w:pPr>
+        <w:tabs>
+          <w:tab w:pos="510" w:val="left"/>
+        </w:tabs>
+        <w:ind w:left="510" w:hanging="510"/>
+      </w:pPr>
+      <w:r>
+        <w:rPr>
+          <w:b/>
+          <w:color w:val="1B6B57"/>
+        </w:rPr>
+        <w:t>3.</w:t>
+        <w:tab/>
+      </w:r>
+      <w:r>
+        <w:t>Посмотрите внизу, как программа прочитает файл, впишите название формы и нажмите «Сохранить форму».</w:t>
+      </w:r>
+    </w:p>
+    <w:p>
+      <w:r>
+        <w:t>Дальше заявки с такой же шапкой читаются по этой форме сами. Если в форме команда записана в каждой строке (заявка делегации), при загрузке программа разделит файл на заявки команд, а исходный файл сохранит в папке «Заявки делегаций (исходные)». Форму можно скачать файлом и передать другому секретарю.</w:t>
+      </w:r>
+    </w:p>
+    <w:p>
+      <w:r>
         <w:br w:type="page"/>
       </w:r>
     </w:p>
@@ -1193,7 +1273,7 @@
         <w:ind w:left="510" w:hanging="283"/>
       </w:pPr>
       <w:r>
-        <w:t>•  «Показать по делегациям» — команды одной территории и представителя подряд, с общим взносом.</w:t>
+        <w:t>•  «Показать по делегациям» — команды одной территории и представителя подряд. У делегации — «Допуск врача у делегации» (мед. допуск всем её участникам), взнос «по командам» или «одной строкой за делегацию» и «Папка сканов делегации» (внутри — папка каждого участника).</w:t>
       </w:r>
     </w:p>
     <w:p>
@@ -1585,7 +1665,36 @@
         <w:t xml:space="preserve">Совет. </w:t>
       </w:r>
       <w:r>
-        <w:t>если участник заявлен в нескольких зачётах, задайте «Перерыв между стартами участника» — программа предупредит, если его старты стоят слишком близко.</w:t>
+        <w:t>если участник заявлен в нескольких зачётах, задайте «Перерыв между стартами участника» (во «Времени старта»). Жеребьёвка сама его соблюдает: меняет команду местами с соседней из той же группы, а если нельзя — сдвигает время старта; что сделано, написано под жеребьёвкой.</w:t>
+      </w:r>
+    </w:p>
+    <w:p>
+      <w:pPr>
+        <w:shd w:val="clear" w:color="auto" w:fill="E6F2EE"/>
+        <w:ind w:left="113" w:right="113"/>
+      </w:pPr>
+      <w:r>
+        <w:rPr>
+          <w:b/>
+          <w:color w:val="1B6B57"/>
+        </w:rPr>
+        <w:t xml:space="preserve">Совет. </w:t>
+      </w:r>
+      <w:r>
+        <w:t>у делегации общее снаряжение — отметьте «Максимально разнести старты команд одной делегации»: после жребия её команды встанут как можно дальше друг от друга (только внутри групп жребия).</w:t>
+      </w:r>
+    </w:p>
+    <w:p>
+      <w:pPr>
+        <w:pStyle w:val="Heading2"/>
+      </w:pPr>
+      <w:r>
+        <w:t>Расписание стартов</w:t>
+      </w:r>
+    </w:p>
+    <w:p>
+      <w:r>
+        <w:t>Кнопка «Наглядное расписание стартов» — все зачёты (на фестивале — всех соревнований) на одной шкале времени. Команды — плашками, личные зачёты и связки — одним блоком: его можно сдвинуть целиком, а нажатием раскрыть и переставить участников по одному. Перетаскивайте мышью или пальцем; с клавиатуры — стрелками. Красным — участнику не хватает перерыва, оранжевым — команды одной делегации подряд. «Сохранить» — порядок и время старта в зачётах, как в «Порядке старта».</w:t>
       </w:r>
     </w:p>
     <w:p>
@@ -2830,11 +2939,6 @@
       </w:r>
     </w:p>
     <w:p>
-      <w:r>
-        <w:t>Несколько соревнований за один выезд можно объединить в фестиваль (на главной — «Объединить соревнования в фестиваль»): они остаются самостоятельными, но видны одной группой, между ними — переход в один клик, есть сводка «кто заявлен в нескольких соревнованиях» и копия всего фестиваля одним архивом.</w:t>
-      </w:r>
-    </w:p>
-    <w:p>
       <w:pPr>
         <w:tabs>
           <w:tab w:pos="510" w:val="left"/>
@@ -2870,6 +2974,67 @@
       </w:r>
       <w:r>
         <w:t>Чтобы восстановить или перенести соревнование, на главной странице в блоке «Восстановить из резервной копии» выберите файл и нажмите «Восстановить». Соревнование появится отдельной папкой — то, что уже есть, не затрётся.</w:t>
+      </w:r>
+    </w:p>
+    <w:p>
+      <w:pPr>
+        <w:pStyle w:val="Heading2"/>
+      </w:pPr>
+      <w:r>
+        <w:t>Фестиваль — несколько соревнований за один выезд</w:t>
+      </w:r>
+    </w:p>
+    <w:p>
+      <w:r>
+        <w:t>На главной — «Объединить соревнования в фестиваль». Каждое соревнование остаётся самостоятельным (своя карточка, зачёты, протоколы), а фестиваль виден одной группой, между соревнованиями — переход в один клик. На странице фестиваля:</w:t>
+      </w:r>
+    </w:p>
+    <w:p>
+      <w:pPr>
+        <w:ind w:left="510" w:hanging="283"/>
+      </w:pPr>
+      <w:r>
+        <w:t>•  ГСК фестиваля — вводится один раз и сама попадает в карточки соревнований. Свой человек в одном соревновании (например, свой главный судья) — впишите его в карточке и отметьте «Своя».</w:t>
+      </w:r>
+    </w:p>
+    <w:p>
+      <w:pPr>
+        <w:ind w:left="510" w:hanging="283"/>
+      </w:pPr>
+      <w:r>
+        <w:t>•  Договоры и табель — по каждому соревнованию или один на весь фестиваль; судейская бригада общая.</w:t>
+      </w:r>
+    </w:p>
+    <w:p>
+      <w:pPr>
+        <w:ind w:left="510" w:hanging="283"/>
+      </w:pPr>
+      <w:r>
+        <w:t>•  Стартовый взнос — по каждому соревнованию или один за фестиваль (ведомость — на странице фестиваля).</w:t>
+      </w:r>
+    </w:p>
+    <w:p>
+      <w:pPr>
+        <w:ind w:left="510" w:hanging="283"/>
+      </w:pPr>
+      <w:r>
+        <w:t>•  Стартовые номера — общие (у команды один номер во всех соревнованиях) или свои в каждом.</w:t>
+      </w:r>
+    </w:p>
+    <w:p>
+      <w:pPr>
+        <w:ind w:left="510" w:hanging="283"/>
+      </w:pPr>
+      <w:r>
+        <w:t>•  Документы человека проверяются один раз — отметка засчитывается во всех соревнованиях фестиваля.</w:t>
+      </w:r>
+    </w:p>
+    <w:p>
+      <w:pPr>
+        <w:ind w:left="510" w:hanging="283"/>
+      </w:pPr>
+      <w:r>
+        <w:t>•  «Кто заявлен в нескольких соревнованиях», расписание стартов фестиваля, копия фестиваля одним архивом.</w:t>
       </w:r>
     </w:p>
     <w:p>

--- a/docs/Инструкция секретаря.docx
+++ b/docs/Инструкция секретаря.docx
@@ -52,7 +52,7 @@
           <w:color w:val="555F69"/>
           <w:sz w:val="22"/>
         </w:rPr>
-        <w:t>Версия программы 0.3.0 · автор Udnikov Denis</w:t>
+        <w:t>Версия программы 0.4.0 бета · автор Udnikov Denis</w:t>
         <w:br/>
         <w:t>Снимки экрана — на учебном соревновании с выдуманными данными.</w:t>
         <w:br/>
@@ -759,6 +759,11 @@
     </w:p>
     <w:p>
       <w:r>
+        <w:t>«Участник — только в одном классе дистанции» — отметьте, если так написано в Положении: программа проверит все заявки и покажет, кто заявлен в двух классах.</w:t>
+      </w:r>
+    </w:p>
+    <w:p>
+      <w:r>
         <w:br w:type="page"/>
       </w:r>
     </w:p>
@@ -1095,6 +1100,16 @@
     </w:p>
     <w:p>
       <w:r>
+        <w:t>«Именная заявка (Word)» в карточке команды — бланк по Правилам: шапка из карточки соревнования, ФИО полностью, даты рождения и разряды — из предзаявки, пустые графы для врача и подписей. Команда печатает её, идёт к врачу и приносит на комиссию — сверять с предзаявкой проще. Если у соревнования свой бланк, загрузите его на странице «Свои формы заявок» с метками в тексте ({команда}, {соревнования}, {ФИО} и другие — список там же).</w:t>
+      </w:r>
+    </w:p>
+    <w:p>
+      <w:r>
+        <w:t>Связки: «см», «смеш» или «м-ж» в колонке связки — смешанная связка; в протоколе и дипломах — «смешанные связки». Если в карточке у зачёта задано, сколько в связке мужчин и женщин, состав проверяется.</w:t>
+      </w:r>
+    </w:p>
+    <w:p>
+      <w:r>
         <w:t>Заявка может быть на нескольких листах книги (например, по листу на класс дистанции) — программа читает все листы с таблицей участников; класс, если он не вписан, берёт из названия листа. Свои колонки справа от бланка (размер футболки, питание) видны в карточке заявки.</w:t>
       </w:r>
     </w:p>
@@ -1166,6 +1181,11 @@
       </w:r>
       <w:r>
         <w:t>Посмотрите внизу, как программа прочитает файл, впишите название формы и нажмите «Сохранить форму».</w:t>
+      </w:r>
+    </w:p>
+    <w:p>
+      <w:r>
+        <w:t>Если такая форма уже сохранена, при загрузке образца программа так и скажет — «Такая форма уже есть» или «Похожа на …» — и предложит открыть её, а не создавать заново.</w:t>
       </w:r>
     </w:p>
     <w:p>
@@ -1326,104 +1346,26 @@
     </w:p>
     <w:p>
       <w:pPr>
-        <w:shd w:val="clear" w:color="auto" w:fill="E6F2EE"/>
-        <w:ind w:left="113" w:right="113"/>
-      </w:pPr>
-      <w:r>
-        <w:rPr>
-          <w:b/>
-          <w:color w:val="1B6B57"/>
-        </w:rPr>
-        <w:t xml:space="preserve">Совет. </w:t>
-      </w:r>
-      <w:r>
-        <w:t>сканы документов (паспорт, полис, справка) можно добавить в карточку команды и на комиссии смотреть «в одном окне»: документ слева, галочки справа. Сканы хранятся только на этом компьютере.</w:t>
+        <w:pStyle w:val="Heading2"/>
+      </w:pPr>
+      <w:r>
+        <w:t>Какие документы проверять</w:t>
       </w:r>
     </w:p>
     <w:p>
       <w:r>
-        <w:br w:type="page"/>
+        <w:t>Вверху страницы — «Какие документы проверять и время старта». Документы по Правилам включаются галочками. Если Положение требует ещё что-то (расписка родителей, приказ о полномочиях представителя, журнал инструктажа по технике безопасности), впишите его в таблицу «Свои документы — по Положению»: у кого он (участник или команда) и кому нужен — всем, только несовершеннолетним (на день начала соревнований) или команде, где есть несовершеннолетний.</w:t>
       </w:r>
     </w:p>
     <w:p>
       <w:pPr>
-        <w:pStyle w:val="Heading1"/>
-      </w:pPr>
-      <w:r>
-        <w:t>6. Жеребьёвка и стартовые протоколы</w:t>
-      </w:r>
-    </w:p>
-    <w:p>
-      <w:r>
-        <w:t>Жеребьёвка проводится по каждому зачёту отдельно (Правила, раздел 3, п. 8.4).</w:t>
-      </w:r>
-    </w:p>
-    <w:p>
-      <w:pPr>
-        <w:tabs>
-          <w:tab w:pos="510" w:val="left"/>
-        </w:tabs>
-        <w:ind w:left="510" w:hanging="510"/>
-      </w:pPr>
-      <w:r>
-        <w:rPr>
-          <w:b/>
-          <w:color w:val="1B6B57"/>
-        </w:rPr>
-        <w:t>1.</w:t>
-        <w:tab/>
-      </w:r>
-      <w:r>
-        <w:t>Выберите способ: общая компьютерная жеребьёвка, групповая по рангу состава (группы видно в порядке старта; равные ранги на границе групп делит жребий), «строго по рангу» (слабые раньше сильных, равные ранги — жребием) или порядок, который вытянули представители на совещании.</w:t>
-      </w:r>
-    </w:p>
-    <w:p>
-      <w:pPr>
-        <w:tabs>
-          <w:tab w:pos="510" w:val="left"/>
-        </w:tabs>
-        <w:ind w:left="510" w:hanging="510"/>
-      </w:pPr>
-      <w:r>
-        <w:rPr>
-          <w:b/>
-          <w:color w:val="1B6B57"/>
-        </w:rPr>
-        <w:t>2.</w:t>
-        <w:tab/>
-      </w:r>
-      <w:r>
-        <w:t>Нажмите «Провести жеребьёвку». Программа запишет время и число жребия — они будут в протоколе.</w:t>
-      </w:r>
-    </w:p>
-    <w:p>
-      <w:pPr>
-        <w:tabs>
-          <w:tab w:pos="510" w:val="left"/>
-        </w:tabs>
-        <w:ind w:left="510" w:hanging="510"/>
-      </w:pPr>
-      <w:r>
-        <w:rPr>
-          <w:b/>
-          <w:color w:val="1B6B57"/>
-        </w:rPr>
-        <w:t>3.</w:t>
-        <w:tab/>
-      </w:r>
-      <w:r>
-        <w:t>Во «Времени старта» укажите день, время первого старта и интервал. Время каждой команды посчитается само.</w:t>
-      </w:r>
-    </w:p>
-    <w:p>
-      <w:pPr>
         <w:keepNext/>
         <w:jc w:val="center"/>
       </w:pPr>
       <w:r>
         <w:drawing>
           <wp:inline xmlns:a="http://schemas.openxmlformats.org/drawingml/2006/main" xmlns:pic="http://schemas.openxmlformats.org/drawingml/2006/picture">
-            <wp:extent cx="5330000" cy="4500000"/>
+            <wp:extent cx="6120000" cy="2273471"/>
             <wp:docPr id="8" name="Picture 8"/>
             <wp:cNvGraphicFramePr>
               <a:graphicFrameLocks noChangeAspect="1"/>
@@ -1432,7 +1374,7 @@
               <a:graphicData uri="http://schemas.openxmlformats.org/drawingml/2006/picture">
                 <pic:pic>
                   <pic:nvPicPr>
-                    <pic:cNvPr id="0" name="start_draw.png"/>
+                    <pic:cNvPr id="0" name="admission_own.png"/>
                     <pic:cNvPicPr/>
                   </pic:nvPicPr>
                   <pic:blipFill>
@@ -1444,7 +1386,7 @@
                   <pic:spPr>
                     <a:xfrm>
                       <a:off x="0" y="0"/>
-                      <a:ext cx="5330000" cy="4500000"/>
+                      <a:ext cx="6120000" cy="2273471"/>
                     </a:xfrm>
                     <a:prstGeom prst="rect"/>
                   </pic:spPr>
@@ -1465,12 +1407,122 @@
           <w:color w:val="555F69"/>
           <w:sz w:val="22"/>
         </w:rPr>
-        <w:t>Рис. 8. Жеребьёвка: способ и время старта</w:t>
+        <w:t>Рис. 8. Свои документы по Положению: у кого, кому нужен, чем заменяется</w:t>
       </w:r>
     </w:p>
     <w:p>
-      <w:r>
-        <w:t>В таблице «Порядок старта» порядок можно поменять — впишите номера и нажмите «Сохранить порядок». Время отдельной команды тоже можно поправить; вписанное время выделено жирным.</w:t>
+      <w:pPr>
+        <w:ind w:left="510" w:hanging="283"/>
+      </w:pPr>
+      <w:r>
+        <w:t>•  «Или» — документ, который заменяет этот: достаточно одного из двух (приказ у команды или расписка у участника). Отмечен один — клетка другого станет зелёной.</w:t>
+      </w:r>
+    </w:p>
+    <w:p>
+      <w:pPr>
+        <w:ind w:left="510" w:hanging="283"/>
+      </w:pPr>
+      <w:r>
+        <w:t>•  Кому документ не нужен (например, взрослому — расписка родителей), в клетке «—» с подсказкой почему.</w:t>
+      </w:r>
+    </w:p>
+    <w:p>
+      <w:pPr>
+        <w:ind w:left="510" w:hanging="283"/>
+      </w:pPr>
+      <w:r>
+        <w:t>•  Свои документы и выбранный набор запоминаются на этом компьютере — новое соревнование начнётся с них.</w:t>
+      </w:r>
+    </w:p>
+    <w:p>
+      <w:pPr>
+        <w:shd w:val="clear" w:color="auto" w:fill="E6F2EE"/>
+        <w:ind w:left="113" w:right="113"/>
+      </w:pPr>
+      <w:r>
+        <w:rPr>
+          <w:b/>
+          <w:color w:val="1B6B57"/>
+        </w:rPr>
+        <w:t xml:space="preserve">Совет. </w:t>
+      </w:r>
+      <w:r>
+        <w:t>сканы документов (паспорт, полис, справка) можно добавить в карточку команды и на комиссии смотреть «в одном окне»: документ слева, галочки справа. Сканы хранятся только на этом компьютере.</w:t>
+      </w:r>
+    </w:p>
+    <w:p>
+      <w:r>
+        <w:br w:type="page"/>
+      </w:r>
+    </w:p>
+    <w:p>
+      <w:pPr>
+        <w:pStyle w:val="Heading1"/>
+      </w:pPr>
+      <w:r>
+        <w:t>6. Жеребьёвка и стартовые протоколы</w:t>
+      </w:r>
+    </w:p>
+    <w:p>
+      <w:r>
+        <w:t>Жеребьёвка проводится по каждому зачёту отдельно (Правила, раздел 3, п. 8.4).</w:t>
+      </w:r>
+    </w:p>
+    <w:p>
+      <w:pPr>
+        <w:tabs>
+          <w:tab w:pos="510" w:val="left"/>
+        </w:tabs>
+        <w:ind w:left="510" w:hanging="510"/>
+      </w:pPr>
+      <w:r>
+        <w:rPr>
+          <w:b/>
+          <w:color w:val="1B6B57"/>
+        </w:rPr>
+        <w:t>1.</w:t>
+        <w:tab/>
+      </w:r>
+      <w:r>
+        <w:t>Выберите способ: общая компьютерная жеребьёвка, групповая по рангу состава (группы видно в порядке старта; равные ранги на границе групп делит жребий), «строго по рангу» (слабые раньше сильных, равные ранги — жребием) или порядок, который вытянули представители на совещании.</w:t>
+      </w:r>
+    </w:p>
+    <w:p>
+      <w:pPr>
+        <w:tabs>
+          <w:tab w:pos="510" w:val="left"/>
+        </w:tabs>
+        <w:ind w:left="510" w:hanging="510"/>
+      </w:pPr>
+      <w:r>
+        <w:rPr>
+          <w:b/>
+          <w:color w:val="1B6B57"/>
+        </w:rPr>
+        <w:t>2.</w:t>
+        <w:tab/>
+      </w:r>
+      <w:r>
+        <w:t>Проверьте день, время первого старта и интервал (сразу стоят 10:00 и 5 минут — поменяйте, если нужно).</w:t>
+      </w:r>
+    </w:p>
+    <w:p>
+      <w:pPr>
+        <w:tabs>
+          <w:tab w:pos="510" w:val="left"/>
+        </w:tabs>
+        <w:ind w:left="510" w:hanging="510"/>
+      </w:pPr>
+      <w:r>
+        <w:rPr>
+          <w:b/>
+          <w:color w:val="1B6B57"/>
+        </w:rPr>
+        <w:t>3.</w:t>
+        <w:tab/>
+      </w:r>
+      <w:r>
+        <w:t>Нажмите «Провести жеребьёвку». Программа запишет время и число жребия — они будут в протоколе, — и сразу посчитает время старта каждой команды.</w:t>
       </w:r>
     </w:p>
     <w:p>
@@ -1490,7 +1542,7 @@
               <a:graphicData uri="http://schemas.openxmlformats.org/drawingml/2006/picture">
                 <pic:pic>
                   <pic:nvPicPr>
-                    <pic:cNvPr id="0" name="start_order.png"/>
+                    <pic:cNvPr id="0" name="start_draw.png"/>
                     <pic:cNvPicPr/>
                   </pic:nvPicPr>
                   <pic:blipFill>
@@ -1523,7 +1575,65 @@
           <w:color w:val="555F69"/>
           <w:sz w:val="22"/>
         </w:rPr>
-        <w:t>Рис. 9. Порядок старта: составы, ранг, время</w:t>
+        <w:t>Рис. 9. Жеребьёвка: способ и время старта</w:t>
+      </w:r>
+    </w:p>
+    <w:p>
+      <w:r>
+        <w:t>В таблице «Порядок старта» порядок можно поменять — впишите номера и нажмите «Сохранить порядок». Время отдельной команды тоже можно поправить; вписанное время выделено жирным.</w:t>
+      </w:r>
+    </w:p>
+    <w:p>
+      <w:pPr>
+        <w:keepNext/>
+        <w:jc w:val="center"/>
+      </w:pPr>
+      <w:r>
+        <w:drawing>
+          <wp:inline xmlns:a="http://schemas.openxmlformats.org/drawingml/2006/main" xmlns:pic="http://schemas.openxmlformats.org/drawingml/2006/picture">
+            <wp:extent cx="5330000" cy="4500000"/>
+            <wp:docPr id="10" name="Picture 10"/>
+            <wp:cNvGraphicFramePr>
+              <a:graphicFrameLocks noChangeAspect="1"/>
+            </wp:cNvGraphicFramePr>
+            <a:graphic>
+              <a:graphicData uri="http://schemas.openxmlformats.org/drawingml/2006/picture">
+                <pic:pic>
+                  <pic:nvPicPr>
+                    <pic:cNvPr id="0" name="start_order.png"/>
+                    <pic:cNvPicPr/>
+                  </pic:nvPicPr>
+                  <pic:blipFill>
+                    <a:blip r:embed="rId18"/>
+                    <a:stretch>
+                      <a:fillRect/>
+                    </a:stretch>
+                  </pic:blipFill>
+                  <pic:spPr>
+                    <a:xfrm>
+                      <a:off x="0" y="0"/>
+                      <a:ext cx="5330000" cy="4500000"/>
+                    </a:xfrm>
+                    <a:prstGeom prst="rect"/>
+                  </pic:spPr>
+                </pic:pic>
+              </a:graphicData>
+            </a:graphic>
+          </wp:inline>
+        </w:drawing>
+      </w:r>
+    </w:p>
+    <w:p>
+      <w:pPr>
+        <w:jc w:val="center"/>
+      </w:pPr>
+      <w:r>
+        <w:rPr>
+          <w:i/>
+          <w:color w:val="555F69"/>
+          <w:sz w:val="22"/>
+        </w:rPr>
+        <w:t>Рис. 10. Порядок старта: составы, ранг, время</w:t>
       </w:r>
     </w:p>
     <w:p>
@@ -1592,7 +1702,7 @@
         <w:drawing>
           <wp:inline xmlns:a="http://schemas.openxmlformats.org/drawingml/2006/main" xmlns:pic="http://schemas.openxmlformats.org/drawingml/2006/picture">
             <wp:extent cx="6120000" cy="1601764"/>
-            <wp:docPr id="10" name="Picture 10"/>
+            <wp:docPr id="11" name="Picture 11"/>
             <wp:cNvGraphicFramePr>
               <a:graphicFrameLocks noChangeAspect="1"/>
             </wp:cNvGraphicFramePr>
@@ -1604,7 +1714,7 @@
                     <pic:cNvPicPr/>
                   </pic:nvPicPr>
                   <pic:blipFill>
-                    <a:blip r:embed="rId18"/>
+                    <a:blip r:embed="rId19"/>
                     <a:stretch>
                       <a:fillRect/>
                     </a:stretch>
@@ -1633,7 +1743,7 @@
           <w:color w:val="555F69"/>
           <w:sz w:val="22"/>
         </w:rPr>
-        <w:t>Рис. 10. Публикация стартового протокола и сроки</w:t>
+        <w:t>Рис. 11. Публикация стартового протокола и сроки</w:t>
       </w:r>
     </w:p>
     <w:p>
@@ -1800,7 +1910,7 @@
         <w:drawing>
           <wp:inline xmlns:a="http://schemas.openxmlformats.org/drawingml/2006/main" xmlns:pic="http://schemas.openxmlformats.org/drawingml/2006/picture">
             <wp:extent cx="5049473" cy="4499999"/>
-            <wp:docPr id="11" name="Picture 11"/>
+            <wp:docPr id="12" name="Picture 12"/>
             <wp:cNvGraphicFramePr>
               <a:graphicFrameLocks noChangeAspect="1"/>
             </wp:cNvGraphicFramePr>
@@ -1812,7 +1922,7 @@
                     <pic:cNvPicPr/>
                   </pic:nvPicPr>
                   <pic:blipFill>
-                    <a:blip r:embed="rId19"/>
+                    <a:blip r:embed="rId20"/>
                     <a:stretch>
                       <a:fillRect/>
                     </a:stretch>
@@ -1841,7 +1951,7 @@
           <w:color w:val="555F69"/>
           <w:sz w:val="22"/>
         </w:rPr>
-        <w:t>Рис. 11. Ссылки этапов: кто судит, номер, что уже прислали; журнал этапа</w:t>
+        <w:t>Рис. 12. Ссылки этапов: кто судит, номер, что уже прислали; журнал этапа</w:t>
       </w:r>
     </w:p>
     <w:p>
@@ -1898,7 +2008,7 @@
               <w:drawing>
                 <wp:inline xmlns:a="http://schemas.openxmlformats.org/drawingml/2006/main" xmlns:pic="http://schemas.openxmlformats.org/drawingml/2006/picture">
                   <wp:extent cx="2232000" cy="4830277"/>
-                  <wp:docPr id="12" name="Picture 12"/>
+                  <wp:docPr id="13" name="Picture 13"/>
                   <wp:cNvGraphicFramePr>
                     <a:graphicFrameLocks noChangeAspect="1"/>
                   </wp:cNvGraphicFramePr>
@@ -1910,7 +2020,7 @@
                           <pic:cNvPicPr/>
                         </pic:nvPicPr>
                         <pic:blipFill>
-                          <a:blip r:embed="rId20"/>
+                          <a:blip r:embed="rId21"/>
                           <a:stretch>
                             <a:fillRect/>
                           </a:stretch>
@@ -1942,7 +2052,7 @@
               <w:drawing>
                 <wp:inline xmlns:a="http://schemas.openxmlformats.org/drawingml/2006/main" xmlns:pic="http://schemas.openxmlformats.org/drawingml/2006/picture">
                   <wp:extent cx="2232000" cy="4830277"/>
-                  <wp:docPr id="13" name="Picture 13"/>
+                  <wp:docPr id="14" name="Picture 14"/>
                   <wp:cNvGraphicFramePr>
                     <a:graphicFrameLocks noChangeAspect="1"/>
                   </wp:cNvGraphicFramePr>
@@ -1954,7 +2064,7 @@
                           <pic:cNvPicPr/>
                         </pic:nvPicPr>
                         <pic:blipFill>
-                          <a:blip r:embed="rId21"/>
+                          <a:blip r:embed="rId22"/>
                           <a:stretch>
                             <a:fillRect/>
                           </a:stretch>
@@ -1986,7 +2096,7 @@
           <w:color w:val="555F69"/>
           <w:sz w:val="22"/>
         </w:rPr>
-        <w:t>Рис. 12. Слева — страница судьи этапа; справа — таблица штрафов с поиском</w:t>
+        <w:t>Рис. 13. Слева — страница судьи этапа; справа — таблица штрафов с поиском</w:t>
       </w:r>
     </w:p>
     <w:p>
@@ -2108,7 +2218,7 @@
         <w:drawing>
           <wp:inline xmlns:a="http://schemas.openxmlformats.org/drawingml/2006/main" xmlns:pic="http://schemas.openxmlformats.org/drawingml/2006/picture">
             <wp:extent cx="6120000" cy="3961351"/>
-            <wp:docPr id="14" name="Picture 14"/>
+            <wp:docPr id="15" name="Picture 15"/>
             <wp:cNvGraphicFramePr>
               <a:graphicFrameLocks noChangeAspect="1"/>
             </wp:cNvGraphicFramePr>
@@ -2120,7 +2230,7 @@
                     <pic:cNvPicPr/>
                   </pic:nvPicPr>
                   <pic:blipFill>
-                    <a:blip r:embed="rId22"/>
+                    <a:blip r:embed="rId23"/>
                     <a:stretch>
                       <a:fillRect/>
                     </a:stretch>
@@ -2149,7 +2259,7 @@
           <w:color w:val="555F69"/>
           <w:sz w:val="22"/>
         </w:rPr>
-        <w:t>Рис. 13. Баллы по этапам: синим — пришедшее с телефонов судей</w:t>
+        <w:t>Рис. 14. Баллы по этапам: синим — пришедшее с телефонов судей</w:t>
       </w:r>
     </w:p>
     <w:p>
@@ -2166,7 +2276,7 @@
         <w:drawing>
           <wp:inline xmlns:a="http://schemas.openxmlformats.org/drawingml/2006/main" xmlns:pic="http://schemas.openxmlformats.org/drawingml/2006/picture">
             <wp:extent cx="5850000" cy="4500000"/>
-            <wp:docPr id="15" name="Picture 15"/>
+            <wp:docPr id="16" name="Picture 16"/>
             <wp:cNvGraphicFramePr>
               <a:graphicFrameLocks noChangeAspect="1"/>
             </wp:cNvGraphicFramePr>
@@ -2178,7 +2288,7 @@
                     <pic:cNvPicPr/>
                   </pic:nvPicPr>
                   <pic:blipFill>
-                    <a:blip r:embed="rId23"/>
+                    <a:blip r:embed="rId24"/>
                     <a:stretch>
                       <a:fillRect/>
                     </a:stretch>
@@ -2207,7 +2317,7 @@
           <w:color w:val="555F69"/>
           <w:sz w:val="22"/>
         </w:rPr>
-        <w:t>Рис. 14. Результаты: места, процент от победителя, разряды</w:t>
+        <w:t>Рис. 15. Результаты: места, процент от победителя, разряды</w:t>
       </w:r>
     </w:p>
     <w:p>
@@ -2220,7 +2330,86 @@
     </w:p>
     <w:p>
       <w:r>
-        <w:t>В этих зачётах результат — время: старт и финиш (чч:мм:сс), отсечки (мм:сс) и штрафные баллы этапов (1 балл — 15 или 30 секунд). Снятие с этапа — буква «с» в клетке этапа. Время старта и финиша можно загрузить из SPORTident Reader (файл si_reader.csv) — кнопкой над таблицей.</w:t>
+        <w:t>В этих зачётах результат — время: старт и финиш (чч:мм:сс), отсечки (мм:сс) и штрафные баллы этапов. Снятие с этапа — буква «с» в клетке этапа. Время старта и финиша можно загрузить из SPORTident Reader (файл si_reader.csv) — кнопкой над таблицей.</w:t>
+      </w:r>
+    </w:p>
+    <w:p>
+      <w:r>
+        <w:t>«1 штрафной балл =» (в «Этапах дистанции») — по расчётному времени (15 или 30 секунд), 15, 30 или «своё — по Условиям»: например, 60 секунд.</w:t>
+      </w:r>
+    </w:p>
+    <w:p>
+      <w:r>
+        <w:t>Дополнительные составляющие результата — например, «Топосъёмка» у группы спелео: впишите название в «Этапах дистанции». Её время (или баллы) прибавляется к результату; у неё своя колонка в таблице и в протоколе, вносить можно и с телефона судьи («Прибыла» — «Убыла»).</w:t>
+      </w:r>
+    </w:p>
+    <w:p>
+      <w:pPr>
+        <w:keepNext/>
+        <w:jc w:val="center"/>
+      </w:pPr>
+      <w:r>
+        <w:drawing>
+          <wp:inline xmlns:a="http://schemas.openxmlformats.org/drawingml/2006/main" xmlns:pic="http://schemas.openxmlformats.org/drawingml/2006/picture">
+            <wp:extent cx="6120000" cy="1555835"/>
+            <wp:docPr id="17" name="Picture 17"/>
+            <wp:cNvGraphicFramePr>
+              <a:graphicFrameLocks noChangeAspect="1"/>
+            </wp:cNvGraphicFramePr>
+            <a:graphic>
+              <a:graphicData uri="http://schemas.openxmlformats.org/drawingml/2006/picture">
+                <pic:pic>
+                  <pic:nvPicPr>
+                    <pic:cNvPr id="0" name="speleo_adds.png"/>
+                    <pic:cNvPicPr/>
+                  </pic:nvPicPr>
+                  <pic:blipFill>
+                    <a:blip r:embed="rId25"/>
+                    <a:stretch>
+                      <a:fillRect/>
+                    </a:stretch>
+                  </pic:blipFill>
+                  <pic:spPr>
+                    <a:xfrm>
+                      <a:off x="0" y="0"/>
+                      <a:ext cx="6120000" cy="1555835"/>
+                    </a:xfrm>
+                    <a:prstGeom prst="rect"/>
+                  </pic:spPr>
+                </pic:pic>
+              </a:graphicData>
+            </a:graphic>
+          </wp:inline>
+        </w:drawing>
+      </w:r>
+    </w:p>
+    <w:p>
+      <w:pPr>
+        <w:jc w:val="center"/>
+      </w:pPr>
+      <w:r>
+        <w:rPr>
+          <w:i/>
+          <w:color w:val="555F69"/>
+          <w:sz w:val="22"/>
+        </w:rPr>
+        <w:t>Рис. 16. Составляющая результата «Топосъёмка» и как считать % от победителя</w:t>
+      </w:r>
+    </w:p>
+    <w:p>
+      <w:pPr>
+        <w:ind w:left="510" w:hanging="283"/>
+      </w:pPr>
+      <w:r>
+        <w:t>•  Места — по полному результату. % от победителя по умолчанию — без составляющей, как у СЕКРЕТАРЬ_ST; если по Условиям нужно от полного результата — выберите у составляющей «с ней». Под протоколом написано, как считался процент.</w:t>
+      </w:r>
+    </w:p>
+    <w:p>
+      <w:pPr>
+        <w:ind w:left="510" w:hanging="283"/>
+      </w:pPr>
+      <w:r>
+        <w:t>•  Протокол спелео — как у СЕКРЕТАРЬ_ST: штрафные баллы по пунктам таблицы штрафов («п. 7»), время с часами, сумма баллов и штрафное время, ранг над таблицей.</w:t>
       </w:r>
     </w:p>
     <w:p>
@@ -2232,7 +2421,7 @@
         <w:drawing>
           <wp:inline xmlns:a="http://schemas.openxmlformats.org/drawingml/2006/main" xmlns:pic="http://schemas.openxmlformats.org/drawingml/2006/picture">
             <wp:extent cx="6120000" cy="4213959"/>
-            <wp:docPr id="16" name="Picture 16"/>
+            <wp:docPr id="18" name="Picture 18"/>
             <wp:cNvGraphicFramePr>
               <a:graphicFrameLocks noChangeAspect="1"/>
             </wp:cNvGraphicFramePr>
@@ -2244,7 +2433,7 @@
                     <pic:cNvPicPr/>
                   </pic:nvPicPr>
                   <pic:blipFill>
-                    <a:blip r:embed="rId24"/>
+                    <a:blip r:embed="rId26"/>
                     <a:stretch>
                       <a:fillRect/>
                     </a:stretch>
@@ -2273,7 +2462,12 @@
           <w:color w:val="555F69"/>
           <w:sz w:val="22"/>
         </w:rPr>
-        <w:t>Рис. 15. Спелео: время, отсечки, баллы, снятие «с»</w:t>
+        <w:t>Рис. 17. Спелео: время, отсечки, баллы, снятие «с», топосъёмка</w:t>
+      </w:r>
+    </w:p>
+    <w:p>
+      <w:r>
+        <w:t>Разряды считаются у каждого участника по его возрасту (год соревнований минус год рождения): юношеские разряды — только с годом рождения в заявке, до 18 лет; взрослые — с возраста по нормам. У связки и группы одинаковый разряд — одной клеткой, разный — по участникам через запятую в порядке состава. В протоколе юношеские — со звёздочкой и пояснением под таблицей.</w:t>
       </w:r>
     </w:p>
     <w:p>
@@ -2350,7 +2544,7 @@
         <w:drawing>
           <wp:inline xmlns:a="http://schemas.openxmlformats.org/drawingml/2006/main" xmlns:pic="http://schemas.openxmlformats.org/drawingml/2006/picture">
             <wp:extent cx="6120000" cy="3835047"/>
-            <wp:docPr id="17" name="Picture 17"/>
+            <wp:docPr id="19" name="Picture 19"/>
             <wp:cNvGraphicFramePr>
               <a:graphicFrameLocks noChangeAspect="1"/>
             </wp:cNvGraphicFramePr>
@@ -2362,7 +2556,7 @@
                     <pic:cNvPicPr/>
                   </pic:nvPicPr>
                   <pic:blipFill>
-                    <a:blip r:embed="rId25"/>
+                    <a:blip r:embed="rId27"/>
                     <a:stretch>
                       <a:fillRect/>
                     </a:stretch>
@@ -2391,7 +2585,7 @@
           <w:color w:val="555F69"/>
           <w:sz w:val="22"/>
         </w:rPr>
-        <w:t>Рис. 16. Предварительный протокол, час на протесты, официальный протокол</w:t>
+        <w:t>Рис. 18. Предварительный протокол, час на протесты, официальный протокол</w:t>
       </w:r>
     </w:p>
     <w:p>
@@ -2493,7 +2687,7 @@
         <w:drawing>
           <wp:inline xmlns:a="http://schemas.openxmlformats.org/drawingml/2006/main" xmlns:pic="http://schemas.openxmlformats.org/drawingml/2006/picture">
             <wp:extent cx="6120000" cy="4018762"/>
-            <wp:docPr id="18" name="Picture 18"/>
+            <wp:docPr id="20" name="Picture 20"/>
             <wp:cNvGraphicFramePr>
               <a:graphicFrameLocks noChangeAspect="1"/>
             </wp:cNvGraphicFramePr>
@@ -2505,7 +2699,7 @@
                     <pic:cNvPicPr/>
                   </pic:nvPicPr>
                   <pic:blipFill>
-                    <a:blip r:embed="rId26"/>
+                    <a:blip r:embed="rId28"/>
                     <a:stretch>
                       <a:fillRect/>
                     </a:stretch>
@@ -2534,7 +2728,7 @@
           <w:color w:val="555F69"/>
           <w:sz w:val="22"/>
         </w:rPr>
-        <w:t>Рис. 17. Включение табло для соревнования и раздача по Wi-Fi</w:t>
+        <w:t>Рис. 19. Включение табло для соревнования и раздача по Wi-Fi</w:t>
       </w:r>
     </w:p>
     <w:p>
@@ -2564,7 +2758,7 @@
         <w:drawing>
           <wp:inline xmlns:a="http://schemas.openxmlformats.org/drawingml/2006/main" xmlns:pic="http://schemas.openxmlformats.org/drawingml/2006/picture">
             <wp:extent cx="4797000" cy="4500000"/>
-            <wp:docPr id="19" name="Picture 19"/>
+            <wp:docPr id="21" name="Picture 21"/>
             <wp:cNvGraphicFramePr>
               <a:graphicFrameLocks noChangeAspect="1"/>
             </wp:cNvGraphicFramePr>
@@ -2576,7 +2770,7 @@
                     <pic:cNvPicPr/>
                   </pic:nvPicPr>
                   <pic:blipFill>
-                    <a:blip r:embed="rId27"/>
+                    <a:blip r:embed="rId29"/>
                     <a:stretch>
                       <a:fillRect/>
                     </a:stretch>
@@ -2605,7 +2799,7 @@
           <w:color w:val="555F69"/>
           <w:sz w:val="22"/>
         </w:rPr>
-        <w:t>Рис. 18. Награждение: места по зачётам и документы одной кнопкой</w:t>
+        <w:t>Рис. 20. Награждение: места по зачётам и документы одной кнопкой</w:t>
       </w:r>
     </w:p>
     <w:p>
@@ -2704,7 +2898,7 @@
         <w:drawing>
           <wp:inline xmlns:a="http://schemas.openxmlformats.org/drawingml/2006/main" xmlns:pic="http://schemas.openxmlformats.org/drawingml/2006/picture">
             <wp:extent cx="5330000" cy="4500000"/>
-            <wp:docPr id="20" name="Picture 20"/>
+            <wp:docPr id="22" name="Picture 22"/>
             <wp:cNvGraphicFramePr>
               <a:graphicFrameLocks noChangeAspect="1"/>
             </wp:cNvGraphicFramePr>
@@ -2716,7 +2910,7 @@
                     <pic:cNvPicPr/>
                   </pic:nvPicPr>
                   <pic:blipFill>
-                    <a:blip r:embed="rId28"/>
+                    <a:blip r:embed="rId30"/>
                     <a:stretch>
                       <a:fillRect/>
                     </a:stretch>
@@ -2745,7 +2939,7 @@
           <w:color w:val="555F69"/>
           <w:sz w:val="22"/>
         </w:rPr>
-        <w:t>Рис. 19. Табель: дни работы и суммы</w:t>
+        <w:t>Рис. 21. Табель: дни работы и суммы</w:t>
       </w:r>
     </w:p>
     <w:p>
@@ -2807,7 +3001,7 @@
         <w:drawing>
           <wp:inline xmlns:a="http://schemas.openxmlformats.org/drawingml/2006/main" xmlns:pic="http://schemas.openxmlformats.org/drawingml/2006/picture">
             <wp:extent cx="5330000" cy="4500000"/>
-            <wp:docPr id="21" name="Picture 21"/>
+            <wp:docPr id="23" name="Picture 23"/>
             <wp:cNvGraphicFramePr>
               <a:graphicFrameLocks noChangeAspect="1"/>
             </wp:cNvGraphicFramePr>
@@ -2819,7 +3013,7 @@
                     <pic:cNvPicPr/>
                   </pic:nvPicPr>
                   <pic:blipFill>
-                    <a:blip r:embed="rId29"/>
+                    <a:blip r:embed="rId31"/>
                     <a:stretch>
                       <a:fillRect/>
                     </a:stretch>
@@ -2848,7 +3042,7 @@
           <w:color w:val="555F69"/>
           <w:sz w:val="22"/>
         </w:rPr>
-        <w:t>Рис. 20. Сверка документов</w:t>
+        <w:t>Рис. 22. Сверка документов</w:t>
       </w:r>
     </w:p>
     <w:p>
@@ -2894,7 +3088,7 @@
         <w:drawing>
           <wp:inline xmlns:a="http://schemas.openxmlformats.org/drawingml/2006/main" xmlns:pic="http://schemas.openxmlformats.org/drawingml/2006/picture">
             <wp:extent cx="6120000" cy="1728068"/>
-            <wp:docPr id="22" name="Picture 22"/>
+            <wp:docPr id="24" name="Picture 24"/>
             <wp:cNvGraphicFramePr>
               <a:graphicFrameLocks noChangeAspect="1"/>
             </wp:cNvGraphicFramePr>
@@ -2906,7 +3100,7 @@
                     <pic:cNvPicPr/>
                   </pic:nvPicPr>
                   <pic:blipFill>
-                    <a:blip r:embed="rId30"/>
+                    <a:blip r:embed="rId32"/>
                     <a:stretch>
                       <a:fillRect/>
                     </a:stretch>
@@ -2935,7 +3129,7 @@
           <w:color w:val="555F69"/>
           <w:sz w:val="22"/>
         </w:rPr>
-        <w:t>Рис. 21. Резервная копия на странице соревнования</w:t>
+        <w:t>Рис. 23. Резервная копия на странице соревнования</w:t>
       </w:r>
     </w:p>
     <w:p>
@@ -3143,6 +3337,153 @@
     </w:p>
     <w:p>
       <w:r>
+        <w:t>Программа — бета-версия: она ещё проверяется на настоящих соревнованиях. Протоколы перед подписью просматривайте глазами, а всё странное — сообщайте разработчику кнопкой «Сообщить».</w:t>
+      </w:r>
+    </w:p>
+    <w:p>
+      <w:pPr>
+        <w:pStyle w:val="Heading2"/>
+      </w:pPr>
+      <w:r>
+        <w:t>Кнопка «Сообщить»</w:t>
+      </w:r>
+    </w:p>
+    <w:p>
+      <w:pPr>
+        <w:tabs>
+          <w:tab w:pos="510" w:val="left"/>
+        </w:tabs>
+        <w:ind w:left="510" w:hanging="510"/>
+      </w:pPr>
+      <w:r>
+        <w:rPr>
+          <w:b/>
+          <w:color w:val="1B6B57"/>
+        </w:rPr>
+        <w:t>1.</w:t>
+        <w:tab/>
+      </w:r>
+      <w:r>
+        <w:t>Вверху любой страницы нажмите «Сообщить». Выберите «Ошибка», «Неудобно» или «Предложение» и опишите в двух словах, что делали и что получилось.</w:t>
+      </w:r>
+    </w:p>
+    <w:p>
+      <w:pPr>
+        <w:tabs>
+          <w:tab w:pos="510" w:val="left"/>
+        </w:tabs>
+        <w:ind w:left="510" w:hanging="510"/>
+      </w:pPr>
+      <w:r>
+        <w:rPr>
+          <w:b/>
+          <w:color w:val="1B6B57"/>
+        </w:rPr>
+        <w:t>2.</w:t>
+        <w:tab/>
+      </w:r>
+      <w:r>
+        <w:t>По желанию — снимок страницы: «Сделать снимок этой страницы» или вставьте картинку Ctrl+V. Обведите место карандашом, рамкой или стрелкой. Фамилии и даты рождения закройте кнопкой «Скрыть».</w:t>
+      </w:r>
+    </w:p>
+    <w:p>
+      <w:pPr>
+        <w:tabs>
+          <w:tab w:pos="510" w:val="left"/>
+        </w:tabs>
+        <w:ind w:left="510" w:hanging="510"/>
+      </w:pPr>
+      <w:r>
+        <w:rPr>
+          <w:b/>
+          <w:color w:val="1B6B57"/>
+        </w:rPr>
+        <w:t>3.</w:t>
+        <w:tab/>
+      </w:r>
+      <w:r>
+        <w:t>«Показать место» — щёлкните по полю или кнопке, о которой речь. Нажмите «Сохранить».</w:t>
+      </w:r>
+    </w:p>
+    <w:p>
+      <w:pPr>
+        <w:tabs>
+          <w:tab w:pos="510" w:val="left"/>
+        </w:tabs>
+        <w:ind w:left="510" w:hanging="510"/>
+      </w:pPr>
+      <w:r>
+        <w:rPr>
+          <w:b/>
+          <w:color w:val="1B6B57"/>
+        </w:rPr>
+        <w:t>4.</w:t>
+        <w:tab/>
+      </w:r>
+      <w:r>
+        <w:t>Когда будет интернет: «Мои сообщения» → «Отправить разработчику». Программа соберёт новые сообщения в один файл и откроет письмо на support.st.secretary@gmail.com — перетащите файл в письмо и отправьте.</w:t>
+      </w:r>
+    </w:p>
+    <w:p>
+      <w:pPr>
+        <w:keepNext/>
+        <w:jc w:val="center"/>
+      </w:pPr>
+      <w:r>
+        <w:drawing>
+          <wp:inline xmlns:a="http://schemas.openxmlformats.org/drawingml/2006/main" xmlns:pic="http://schemas.openxmlformats.org/drawingml/2006/picture">
+            <wp:extent cx="6120000" cy="3404978"/>
+            <wp:docPr id="25" name="Picture 25"/>
+            <wp:cNvGraphicFramePr>
+              <a:graphicFrameLocks noChangeAspect="1"/>
+            </wp:cNvGraphicFramePr>
+            <a:graphic>
+              <a:graphicData uri="http://schemas.openxmlformats.org/drawingml/2006/picture">
+                <pic:pic>
+                  <pic:nvPicPr>
+                    <pic:cNvPr id="0" name="feedback.png"/>
+                    <pic:cNvPicPr/>
+                  </pic:nvPicPr>
+                  <pic:blipFill>
+                    <a:blip r:embed="rId33"/>
+                    <a:stretch>
+                      <a:fillRect/>
+                    </a:stretch>
+                  </pic:blipFill>
+                  <pic:spPr>
+                    <a:xfrm>
+                      <a:off x="0" y="0"/>
+                      <a:ext cx="6120000" cy="3404978"/>
+                    </a:xfrm>
+                    <a:prstGeom prst="rect"/>
+                  </pic:spPr>
+                </pic:pic>
+              </a:graphicData>
+            </a:graphic>
+          </wp:inline>
+        </w:drawing>
+      </w:r>
+    </w:p>
+    <w:p>
+      <w:pPr>
+        <w:jc w:val="center"/>
+      </w:pPr>
+      <w:r>
+        <w:rPr>
+          <w:i/>
+          <w:color w:val="555F69"/>
+          <w:sz w:val="22"/>
+        </w:rPr>
+        <w:t>Рис. 24. «Сообщить»: что случилось, снимок с пометками, место на странице</w:t>
+      </w:r>
+    </w:p>
+    <w:p>
+      <w:r>
+        <w:t>Значения полей и заявки в сообщение не попадают. Без интернета ничего не теряется: сообщения ждут в папке «Правки и ошибки» рядом с «данными», а на главной — напоминание «Есть неотправленные сообщения».</w:t>
+      </w:r>
+    </w:p>
+    <w:p>
+      <w:r>
         <w:rPr>
           <w:b/>
         </w:rPr>
@@ -3223,10 +3564,10 @@
         <w:rPr>
           <w:b/>
         </w:rPr>
-        <w:t>Непонятное сообщение об ошибке.</w:t>
-      </w:r>
-      <w:r>
-        <w:t xml:space="preserve"> Сфотографируйте экран вместе с чёрным окном и отправьте разработчикам — данные при этом не меняются.</w:t>
+        <w:t>Страница «Что-то пошло не так».</w:t>
+      </w:r>
+      <w:r>
+        <w:t xml:space="preserve"> Ваши данные не пострадали. Нажмите там «Сообщить об ошибке» — подробности для разработчика приложатся сами.</w:t>
       </w:r>
     </w:p>
     <w:sectPr>

--- a/docs/Инструкция секретаря.docx
+++ b/docs/Инструкция секретаря.docx
@@ -52,7 +52,7 @@
           <w:color w:val="555F69"/>
           <w:sz w:val="22"/>
         </w:rPr>
-        <w:t>Версия программы 0.4.0 бета · автор Udnikov Denis</w:t>
+        <w:t>Версия программы 0.5.0 бета · автор Udnikov Denis</w:t>
         <w:br/>
         <w:t>Снимки экрана — на учебном соревновании с выдуманными данными.</w:t>
         <w:br/>
@@ -571,6 +571,87 @@
       </w:r>
     </w:p>
     <w:p>
+      <w:pPr>
+        <w:pStyle w:val="Heading2"/>
+      </w:pPr>
+      <w:r>
+        <w:t>Учебный режим</w:t>
+      </w:r>
+    </w:p>
+    <w:p>
+      <w:r>
+        <w:t>Галочка «Учебный режим» вверху страницы — для пробы в любом соревновании, не только в учебном. Пока она стоит, у форм есть кнопка «Заполнить примером»: новое соревнование и карточка заполнятся учебной карточкой, заявка — выдуманной командой под зачёт вашей карточки, карточка человека в договорах — выдуманными паспортом и реквизитами, таблица баллов — случайными баллами и временем в пустых клетках. У документов команды — «Добавить заглушки документов»: паспорт, полис, страховка, книжка на каждого и заявка с допуском врача, на каждом крупно «ОБРАЗЕЦ — НЕ ДОКУМЕНТ».</w:t>
+      </w:r>
+    </w:p>
+    <w:p>
+      <w:pPr>
+        <w:keepNext/>
+        <w:jc w:val="center"/>
+      </w:pPr>
+      <w:r>
+        <w:drawing>
+          <wp:inline xmlns:a="http://schemas.openxmlformats.org/drawingml/2006/main" xmlns:pic="http://schemas.openxmlformats.org/drawingml/2006/picture">
+            <wp:extent cx="6120000" cy="4018762"/>
+            <wp:docPr id="3" name="Picture 3"/>
+            <wp:cNvGraphicFramePr>
+              <a:graphicFrameLocks noChangeAspect="1"/>
+            </wp:cNvGraphicFramePr>
+            <a:graphic>
+              <a:graphicData uri="http://schemas.openxmlformats.org/drawingml/2006/picture">
+                <pic:pic>
+                  <pic:nvPicPr>
+                    <pic:cNvPr id="0" name="learn_preapp.png"/>
+                    <pic:cNvPicPr/>
+                  </pic:nvPicPr>
+                  <pic:blipFill>
+                    <a:blip r:embed="rId11"/>
+                    <a:stretch>
+                      <a:fillRect/>
+                    </a:stretch>
+                  </pic:blipFill>
+                  <pic:spPr>
+                    <a:xfrm>
+                      <a:off x="0" y="0"/>
+                      <a:ext cx="6120000" cy="4018762"/>
+                    </a:xfrm>
+                    <a:prstGeom prst="rect"/>
+                  </pic:spPr>
+                </pic:pic>
+              </a:graphicData>
+            </a:graphic>
+          </wp:inline>
+        </w:drawing>
+      </w:r>
+    </w:p>
+    <w:p>
+      <w:pPr>
+        <w:jc w:val="center"/>
+      </w:pPr>
+      <w:r>
+        <w:rPr>
+          <w:i/>
+          <w:color w:val="555F69"/>
+          <w:sz w:val="22"/>
+        </w:rPr>
+        <w:t>Рис. 3. Учебный режим: форма заявки, заполненная примером</w:t>
+      </w:r>
+    </w:p>
+    <w:p>
+      <w:pPr>
+        <w:shd w:val="clear" w:color="auto" w:fill="FFF4D4"/>
+        <w:ind w:left="113" w:right="113"/>
+      </w:pPr>
+      <w:r>
+        <w:rPr>
+          <w:b/>
+        </w:rPr>
+        <w:t xml:space="preserve">Важно. </w:t>
+      </w:r>
+      <w:r>
+        <w:t>пример только заполняет форму — сохраняется он, когда вы нажмёте «Сохранить» (баллы — сразу, как при вводе). Если в форме уже есть ваши данные, программа сначала спросит, заменить ли их. Заглушки ложатся в папку сканов команды — в настоящем соревновании их потом нужно удалить оттуда. Снимите галочку — кнопок больше не будет.</w:t>
+      </w:r>
+    </w:p>
+    <w:p>
       <w:r>
         <w:br w:type="page"/>
       </w:r>
@@ -668,7 +749,7 @@
         <w:drawing>
           <wp:inline xmlns:a="http://schemas.openxmlformats.org/drawingml/2006/main" xmlns:pic="http://schemas.openxmlformats.org/drawingml/2006/picture">
             <wp:extent cx="5330000" cy="4500000"/>
-            <wp:docPr id="3" name="Picture 3"/>
+            <wp:docPr id="4" name="Picture 4"/>
             <wp:cNvGraphicFramePr>
               <a:graphicFrameLocks noChangeAspect="1"/>
             </wp:cNvGraphicFramePr>
@@ -680,7 +761,7 @@
                     <pic:cNvPicPr/>
                   </pic:nvPicPr>
                   <pic:blipFill>
-                    <a:blip r:embed="rId11"/>
+                    <a:blip r:embed="rId12"/>
                     <a:stretch>
                       <a:fillRect/>
                     </a:stretch>
@@ -709,7 +790,7 @@
           <w:color w:val="555F69"/>
           <w:sz w:val="22"/>
         </w:rPr>
-        <w:t>Рис. 3. Карточка соревнования: реквизиты, судейская коллегия, зачёты</w:t>
+        <w:t>Рис. 4. Карточка соревнования: реквизиты, судейская коллегия, зачёты</w:t>
       </w:r>
     </w:p>
     <w:p>
@@ -726,6 +807,11 @@
       </w:r>
       <w:r>
         <w:t>карточку можно заполнить и в Excel: на главной — «Загрузить карточку». Если карточку поправили в Excel, пока была открыта страница, программа не затрёт эти правки.</w:t>
+      </w:r>
+    </w:p>
+    <w:p>
+      <w:r>
+        <w:t>Замечания «Проверки карточки» нажимаются: значок «Ошибка» или «Проверить» и сам текст ведут в редактирование карточки прямо к нужному полю — оно подсвечивается, курсор уже в нём. Пока в карточке есть ошибки, другие шаги (заявки, комиссия, жеребьёвка) скажут «Не получилось» — кнопка «Открыть карточку» там же ведёт к первому полю с ошибкой.</w:t>
       </w:r>
     </w:p>
     <w:p>
@@ -841,7 +927,7 @@
         <w:drawing>
           <wp:inline xmlns:a="http://schemas.openxmlformats.org/drawingml/2006/main" xmlns:pic="http://schemas.openxmlformats.org/drawingml/2006/picture">
             <wp:extent cx="4797000" cy="4500000"/>
-            <wp:docPr id="4" name="Picture 4"/>
+            <wp:docPr id="5" name="Picture 5"/>
             <wp:cNvGraphicFramePr>
               <a:graphicFrameLocks noChangeAspect="1"/>
             </wp:cNvGraphicFramePr>
@@ -853,7 +939,7 @@
                     <pic:cNvPicPr/>
                   </pic:nvPicPr>
                   <pic:blipFill>
-                    <a:blip r:embed="rId12"/>
+                    <a:blip r:embed="rId13"/>
                     <a:stretch>
                       <a:fillRect/>
                     </a:stretch>
@@ -882,7 +968,7 @@
           <w:color w:val="555F69"/>
           <w:sz w:val="22"/>
         </w:rPr>
-        <w:t>Рис. 4. Список заявок: красным — ошибки, жёлтым — что проверить</w:t>
+        <w:t>Рис. 5. Список заявок: красным — ошибки, жёлтым — что проверить</w:t>
       </w:r>
     </w:p>
     <w:p>
@@ -928,7 +1014,7 @@
         <w:drawing>
           <wp:inline xmlns:a="http://schemas.openxmlformats.org/drawingml/2006/main" xmlns:pic="http://schemas.openxmlformats.org/drawingml/2006/picture">
             <wp:extent cx="5330000" cy="4500000"/>
-            <wp:docPr id="5" name="Picture 5"/>
+            <wp:docPr id="6" name="Picture 6"/>
             <wp:cNvGraphicFramePr>
               <a:graphicFrameLocks noChangeAspect="1"/>
             </wp:cNvGraphicFramePr>
@@ -940,7 +1026,7 @@
                     <pic:cNvPicPr/>
                   </pic:nvPicPr>
                   <pic:blipFill>
-                    <a:blip r:embed="rId13"/>
+                    <a:blip r:embed="rId14"/>
                     <a:stretch>
                       <a:fillRect/>
                     </a:stretch>
@@ -969,7 +1055,7 @@
           <w:color w:val="555F69"/>
           <w:sz w:val="22"/>
         </w:rPr>
-        <w:t>Рис. 5. Карточка команды: заявка и замечания с объяснением</w:t>
+        <w:t>Рис. 6. Карточка команды: заявка и замечания с объяснением</w:t>
       </w:r>
     </w:p>
     <w:p>
@@ -1038,7 +1124,7 @@
         <w:drawing>
           <wp:inline xmlns:a="http://schemas.openxmlformats.org/drawingml/2006/main" xmlns:pic="http://schemas.openxmlformats.org/drawingml/2006/picture">
             <wp:extent cx="6120000" cy="4363227"/>
-            <wp:docPr id="6" name="Picture 6"/>
+            <wp:docPr id="7" name="Picture 7"/>
             <wp:cNvGraphicFramePr>
               <a:graphicFrameLocks noChangeAspect="1"/>
             </wp:cNvGraphicFramePr>
@@ -1050,7 +1136,7 @@
                     <pic:cNvPicPr/>
                   </pic:nvPicPr>
                   <pic:blipFill>
-                    <a:blip r:embed="rId14"/>
+                    <a:blip r:embed="rId15"/>
                     <a:stretch>
                       <a:fillRect/>
                     </a:stretch>
@@ -1079,7 +1165,7 @@
           <w:color w:val="555F69"/>
           <w:sz w:val="22"/>
         </w:rPr>
-        <w:t>Рис. 6. Заявка в форме: поле с ошибкой обведено</w:t>
+        <w:t>Рис. 7. Заявка в форме: поле с ошибкой обведено</w:t>
       </w:r>
     </w:p>
     <w:p>
@@ -1220,7 +1306,7 @@
         <w:drawing>
           <wp:inline xmlns:a="http://schemas.openxmlformats.org/drawingml/2006/main" xmlns:pic="http://schemas.openxmlformats.org/drawingml/2006/picture">
             <wp:extent cx="4797000" cy="4500000"/>
-            <wp:docPr id="7" name="Picture 7"/>
+            <wp:docPr id="8" name="Picture 8"/>
             <wp:cNvGraphicFramePr>
               <a:graphicFrameLocks noChangeAspect="1"/>
             </wp:cNvGraphicFramePr>
@@ -1232,7 +1318,7 @@
                     <pic:cNvPicPr/>
                   </pic:nvPicPr>
                   <pic:blipFill>
-                    <a:blip r:embed="rId15"/>
+                    <a:blip r:embed="rId16"/>
                     <a:stretch>
                       <a:fillRect/>
                     </a:stretch>
@@ -1261,7 +1347,7 @@
           <w:color w:val="555F69"/>
           <w:sz w:val="22"/>
         </w:rPr>
-        <w:t>Рис. 7. Комиссия по допуску: документы, решения, номера, взносы</w:t>
+        <w:t>Рис. 8. Комиссия по допуску: документы, решения, номера, взносы</w:t>
       </w:r>
     </w:p>
     <w:p>
@@ -1366,7 +1452,7 @@
         <w:drawing>
           <wp:inline xmlns:a="http://schemas.openxmlformats.org/drawingml/2006/main" xmlns:pic="http://schemas.openxmlformats.org/drawingml/2006/picture">
             <wp:extent cx="6120000" cy="2273471"/>
-            <wp:docPr id="8" name="Picture 8"/>
+            <wp:docPr id="9" name="Picture 9"/>
             <wp:cNvGraphicFramePr>
               <a:graphicFrameLocks noChangeAspect="1"/>
             </wp:cNvGraphicFramePr>
@@ -1378,7 +1464,7 @@
                     <pic:cNvPicPr/>
                   </pic:nvPicPr>
                   <pic:blipFill>
-                    <a:blip r:embed="rId16"/>
+                    <a:blip r:embed="rId17"/>
                     <a:stretch>
                       <a:fillRect/>
                     </a:stretch>
@@ -1407,7 +1493,7 @@
           <w:color w:val="555F69"/>
           <w:sz w:val="22"/>
         </w:rPr>
-        <w:t>Рис. 8. Свои документы по Положению: у кого, кому нужен, чем заменяется</w:t>
+        <w:t>Рис. 9. Свои документы по Положению: у кого, кому нужен, чем заменяется</w:t>
       </w:r>
     </w:p>
     <w:p>
@@ -1523,64 +1609,6 @@
       </w:r>
       <w:r>
         <w:t>Нажмите «Провести жеребьёвку». Программа запишет время и число жребия — они будут в протоколе, — и сразу посчитает время старта каждой команды.</w:t>
-      </w:r>
-    </w:p>
-    <w:p>
-      <w:pPr>
-        <w:keepNext/>
-        <w:jc w:val="center"/>
-      </w:pPr>
-      <w:r>
-        <w:drawing>
-          <wp:inline xmlns:a="http://schemas.openxmlformats.org/drawingml/2006/main" xmlns:pic="http://schemas.openxmlformats.org/drawingml/2006/picture">
-            <wp:extent cx="5330000" cy="4500000"/>
-            <wp:docPr id="9" name="Picture 9"/>
-            <wp:cNvGraphicFramePr>
-              <a:graphicFrameLocks noChangeAspect="1"/>
-            </wp:cNvGraphicFramePr>
-            <a:graphic>
-              <a:graphicData uri="http://schemas.openxmlformats.org/drawingml/2006/picture">
-                <pic:pic>
-                  <pic:nvPicPr>
-                    <pic:cNvPr id="0" name="start_draw.png"/>
-                    <pic:cNvPicPr/>
-                  </pic:nvPicPr>
-                  <pic:blipFill>
-                    <a:blip r:embed="rId17"/>
-                    <a:stretch>
-                      <a:fillRect/>
-                    </a:stretch>
-                  </pic:blipFill>
-                  <pic:spPr>
-                    <a:xfrm>
-                      <a:off x="0" y="0"/>
-                      <a:ext cx="5330000" cy="4500000"/>
-                    </a:xfrm>
-                    <a:prstGeom prst="rect"/>
-                  </pic:spPr>
-                </pic:pic>
-              </a:graphicData>
-            </a:graphic>
-          </wp:inline>
-        </w:drawing>
-      </w:r>
-    </w:p>
-    <w:p>
-      <w:pPr>
-        <w:jc w:val="center"/>
-      </w:pPr>
-      <w:r>
-        <w:rPr>
-          <w:i/>
-          <w:color w:val="555F69"/>
-          <w:sz w:val="22"/>
-        </w:rPr>
-        <w:t>Рис. 9. Жеребьёвка: способ и время старта</w:t>
-      </w:r>
-    </w:p>
-    <w:p>
-      <w:r>
-        <w:t>В таблице «Порядок старта» порядок можно поменять — впишите номера и нажмите «Сохранить порядок». Время отдельной команды тоже можно поправить; вписанное время выделено жирным.</w:t>
       </w:r>
     </w:p>
     <w:p>
@@ -1600,7 +1628,7 @@
               <a:graphicData uri="http://schemas.openxmlformats.org/drawingml/2006/picture">
                 <pic:pic>
                   <pic:nvPicPr>
-                    <pic:cNvPr id="0" name="start_order.png"/>
+                    <pic:cNvPr id="0" name="start_draw.png"/>
                     <pic:cNvPicPr/>
                   </pic:nvPicPr>
                   <pic:blipFill>
@@ -1633,7 +1661,65 @@
           <w:color w:val="555F69"/>
           <w:sz w:val="22"/>
         </w:rPr>
-        <w:t>Рис. 10. Порядок старта: составы, ранг, время</w:t>
+        <w:t>Рис. 10. Жеребьёвка: способ и время старта</w:t>
+      </w:r>
+    </w:p>
+    <w:p>
+      <w:r>
+        <w:t>В таблице «Порядок старта» порядок можно поменять — впишите номера и нажмите «Сохранить порядок». Время отдельной команды тоже можно поправить; вписанное время выделено жирным.</w:t>
+      </w:r>
+    </w:p>
+    <w:p>
+      <w:pPr>
+        <w:keepNext/>
+        <w:jc w:val="center"/>
+      </w:pPr>
+      <w:r>
+        <w:drawing>
+          <wp:inline xmlns:a="http://schemas.openxmlformats.org/drawingml/2006/main" xmlns:pic="http://schemas.openxmlformats.org/drawingml/2006/picture">
+            <wp:extent cx="5330000" cy="4500000"/>
+            <wp:docPr id="11" name="Picture 11"/>
+            <wp:cNvGraphicFramePr>
+              <a:graphicFrameLocks noChangeAspect="1"/>
+            </wp:cNvGraphicFramePr>
+            <a:graphic>
+              <a:graphicData uri="http://schemas.openxmlformats.org/drawingml/2006/picture">
+                <pic:pic>
+                  <pic:nvPicPr>
+                    <pic:cNvPr id="0" name="start_order.png"/>
+                    <pic:cNvPicPr/>
+                  </pic:nvPicPr>
+                  <pic:blipFill>
+                    <a:blip r:embed="rId19"/>
+                    <a:stretch>
+                      <a:fillRect/>
+                    </a:stretch>
+                  </pic:blipFill>
+                  <pic:spPr>
+                    <a:xfrm>
+                      <a:off x="0" y="0"/>
+                      <a:ext cx="5330000" cy="4500000"/>
+                    </a:xfrm>
+                    <a:prstGeom prst="rect"/>
+                  </pic:spPr>
+                </pic:pic>
+              </a:graphicData>
+            </a:graphic>
+          </wp:inline>
+        </w:drawing>
+      </w:r>
+    </w:p>
+    <w:p>
+      <w:pPr>
+        <w:jc w:val="center"/>
+      </w:pPr>
+      <w:r>
+        <w:rPr>
+          <w:i/>
+          <w:color w:val="555F69"/>
+          <w:sz w:val="22"/>
+        </w:rPr>
+        <w:t>Рис. 11. Порядок старта: составы, ранг, время</w:t>
       </w:r>
     </w:p>
     <w:p>
@@ -1702,7 +1788,7 @@
         <w:drawing>
           <wp:inline xmlns:a="http://schemas.openxmlformats.org/drawingml/2006/main" xmlns:pic="http://schemas.openxmlformats.org/drawingml/2006/picture">
             <wp:extent cx="6120000" cy="1601764"/>
-            <wp:docPr id="11" name="Picture 11"/>
+            <wp:docPr id="12" name="Picture 12"/>
             <wp:cNvGraphicFramePr>
               <a:graphicFrameLocks noChangeAspect="1"/>
             </wp:cNvGraphicFramePr>
@@ -1714,7 +1800,7 @@
                     <pic:cNvPicPr/>
                   </pic:nvPicPr>
                   <pic:blipFill>
-                    <a:blip r:embed="rId19"/>
+                    <a:blip r:embed="rId20"/>
                     <a:stretch>
                       <a:fillRect/>
                     </a:stretch>
@@ -1743,7 +1829,7 @@
           <w:color w:val="555F69"/>
           <w:sz w:val="22"/>
         </w:rPr>
-        <w:t>Рис. 11. Публикация стартового протокола и сроки</w:t>
+        <w:t>Рис. 12. Публикация стартового протокола и сроки</w:t>
       </w:r>
     </w:p>
     <w:p>
@@ -1910,7 +1996,7 @@
         <w:drawing>
           <wp:inline xmlns:a="http://schemas.openxmlformats.org/drawingml/2006/main" xmlns:pic="http://schemas.openxmlformats.org/drawingml/2006/picture">
             <wp:extent cx="5049473" cy="4499999"/>
-            <wp:docPr id="12" name="Picture 12"/>
+            <wp:docPr id="13" name="Picture 13"/>
             <wp:cNvGraphicFramePr>
               <a:graphicFrameLocks noChangeAspect="1"/>
             </wp:cNvGraphicFramePr>
@@ -1922,7 +2008,7 @@
                     <pic:cNvPicPr/>
                   </pic:nvPicPr>
                   <pic:blipFill>
-                    <a:blip r:embed="rId20"/>
+                    <a:blip r:embed="rId21"/>
                     <a:stretch>
                       <a:fillRect/>
                     </a:stretch>
@@ -1951,7 +2037,7 @@
           <w:color w:val="555F69"/>
           <w:sz w:val="22"/>
         </w:rPr>
-        <w:t>Рис. 12. Ссылки этапов: кто судит, номер, что уже прислали; журнал этапа</w:t>
+        <w:t>Рис. 13. Ссылки этапов: кто судит, номер, что уже прислали; журнал этапа</w:t>
       </w:r>
     </w:p>
     <w:p>
@@ -2008,7 +2094,7 @@
               <w:drawing>
                 <wp:inline xmlns:a="http://schemas.openxmlformats.org/drawingml/2006/main" xmlns:pic="http://schemas.openxmlformats.org/drawingml/2006/picture">
                   <wp:extent cx="2232000" cy="4830277"/>
-                  <wp:docPr id="13" name="Picture 13"/>
+                  <wp:docPr id="14" name="Picture 14"/>
                   <wp:cNvGraphicFramePr>
                     <a:graphicFrameLocks noChangeAspect="1"/>
                   </wp:cNvGraphicFramePr>
@@ -2020,7 +2106,7 @@
                           <pic:cNvPicPr/>
                         </pic:nvPicPr>
                         <pic:blipFill>
-                          <a:blip r:embed="rId21"/>
+                          <a:blip r:embed="rId22"/>
                           <a:stretch>
                             <a:fillRect/>
                           </a:stretch>
@@ -2052,7 +2138,7 @@
               <w:drawing>
                 <wp:inline xmlns:a="http://schemas.openxmlformats.org/drawingml/2006/main" xmlns:pic="http://schemas.openxmlformats.org/drawingml/2006/picture">
                   <wp:extent cx="2232000" cy="4830277"/>
-                  <wp:docPr id="14" name="Picture 14"/>
+                  <wp:docPr id="15" name="Picture 15"/>
                   <wp:cNvGraphicFramePr>
                     <a:graphicFrameLocks noChangeAspect="1"/>
                   </wp:cNvGraphicFramePr>
@@ -2064,7 +2150,7 @@
                           <pic:cNvPicPr/>
                         </pic:nvPicPr>
                         <pic:blipFill>
-                          <a:blip r:embed="rId22"/>
+                          <a:blip r:embed="rId23"/>
                           <a:stretch>
                             <a:fillRect/>
                           </a:stretch>
@@ -2096,7 +2182,7 @@
           <w:color w:val="555F69"/>
           <w:sz w:val="22"/>
         </w:rPr>
-        <w:t>Рис. 13. Слева — страница судьи этапа; справа — таблица штрафов с поиском</w:t>
+        <w:t>Рис. 14. Слева — страница судьи этапа; справа — таблица штрафов с поиском</w:t>
       </w:r>
     </w:p>
     <w:p>
@@ -2217,8 +2303,8 @@
       <w:r>
         <w:drawing>
           <wp:inline xmlns:a="http://schemas.openxmlformats.org/drawingml/2006/main" xmlns:pic="http://schemas.openxmlformats.org/drawingml/2006/picture">
-            <wp:extent cx="6120000" cy="3961351"/>
-            <wp:docPr id="15" name="Picture 15"/>
+            <wp:extent cx="6120000" cy="4236923"/>
+            <wp:docPr id="16" name="Picture 16"/>
             <wp:cNvGraphicFramePr>
               <a:graphicFrameLocks noChangeAspect="1"/>
             </wp:cNvGraphicFramePr>
@@ -2230,7 +2316,7 @@
                     <pic:cNvPicPr/>
                   </pic:nvPicPr>
                   <pic:blipFill>
-                    <a:blip r:embed="rId23"/>
+                    <a:blip r:embed="rId24"/>
                     <a:stretch>
                       <a:fillRect/>
                     </a:stretch>
@@ -2238,7 +2324,7 @@
                   <pic:spPr>
                     <a:xfrm>
                       <a:off x="0" y="0"/>
-                      <a:ext cx="6120000" cy="3961351"/>
+                      <a:ext cx="6120000" cy="4236923"/>
                     </a:xfrm>
                     <a:prstGeom prst="rect"/>
                   </pic:spPr>
@@ -2259,7 +2345,7 @@
           <w:color w:val="555F69"/>
           <w:sz w:val="22"/>
         </w:rPr>
-        <w:t>Рис. 14. Баллы по этапам: синим — пришедшее с телефонов судей</w:t>
+        <w:t>Рис. 15. Баллы по этапам: синим — пришедшее с телефонов судей</w:t>
       </w:r>
     </w:p>
     <w:p>
@@ -2276,7 +2362,7 @@
         <w:drawing>
           <wp:inline xmlns:a="http://schemas.openxmlformats.org/drawingml/2006/main" xmlns:pic="http://schemas.openxmlformats.org/drawingml/2006/picture">
             <wp:extent cx="5850000" cy="4500000"/>
-            <wp:docPr id="16" name="Picture 16"/>
+            <wp:docPr id="17" name="Picture 17"/>
             <wp:cNvGraphicFramePr>
               <a:graphicFrameLocks noChangeAspect="1"/>
             </wp:cNvGraphicFramePr>
@@ -2288,7 +2374,7 @@
                     <pic:cNvPicPr/>
                   </pic:nvPicPr>
                   <pic:blipFill>
-                    <a:blip r:embed="rId24"/>
+                    <a:blip r:embed="rId25"/>
                     <a:stretch>
                       <a:fillRect/>
                     </a:stretch>
@@ -2317,7 +2403,7 @@
           <w:color w:val="555F69"/>
           <w:sz w:val="22"/>
         </w:rPr>
-        <w:t>Рис. 15. Результаты: места, процент от победителя, разряды</w:t>
+        <w:t>Рис. 16. Результаты: места, процент от победителя, разряды</w:t>
       </w:r>
     </w:p>
     <w:p>
@@ -2352,7 +2438,7 @@
         <w:drawing>
           <wp:inline xmlns:a="http://schemas.openxmlformats.org/drawingml/2006/main" xmlns:pic="http://schemas.openxmlformats.org/drawingml/2006/picture">
             <wp:extent cx="6120000" cy="1555835"/>
-            <wp:docPr id="17" name="Picture 17"/>
+            <wp:docPr id="18" name="Picture 18"/>
             <wp:cNvGraphicFramePr>
               <a:graphicFrameLocks noChangeAspect="1"/>
             </wp:cNvGraphicFramePr>
@@ -2364,7 +2450,7 @@
                     <pic:cNvPicPr/>
                   </pic:nvPicPr>
                   <pic:blipFill>
-                    <a:blip r:embed="rId25"/>
+                    <a:blip r:embed="rId26"/>
                     <a:stretch>
                       <a:fillRect/>
                     </a:stretch>
@@ -2393,7 +2479,7 @@
           <w:color w:val="555F69"/>
           <w:sz w:val="22"/>
         </w:rPr>
-        <w:t>Рис. 16. Составляющая результата «Топосъёмка» и как считать % от победителя</w:t>
+        <w:t>Рис. 17. Составляющая результата «Топосъёмка» и как считать % от победителя</w:t>
       </w:r>
     </w:p>
     <w:p>
@@ -2420,8 +2506,8 @@
       <w:r>
         <w:drawing>
           <wp:inline xmlns:a="http://schemas.openxmlformats.org/drawingml/2006/main" xmlns:pic="http://schemas.openxmlformats.org/drawingml/2006/picture">
-            <wp:extent cx="6120000" cy="4213959"/>
-            <wp:docPr id="18" name="Picture 18"/>
+            <wp:extent cx="6120000" cy="4363227"/>
+            <wp:docPr id="19" name="Picture 19"/>
             <wp:cNvGraphicFramePr>
               <a:graphicFrameLocks noChangeAspect="1"/>
             </wp:cNvGraphicFramePr>
@@ -2433,7 +2519,7 @@
                     <pic:cNvPicPr/>
                   </pic:nvPicPr>
                   <pic:blipFill>
-                    <a:blip r:embed="rId26"/>
+                    <a:blip r:embed="rId27"/>
                     <a:stretch>
                       <a:fillRect/>
                     </a:stretch>
@@ -2441,7 +2527,7 @@
                   <pic:spPr>
                     <a:xfrm>
                       <a:off x="0" y="0"/>
-                      <a:ext cx="6120000" cy="4213959"/>
+                      <a:ext cx="6120000" cy="4363227"/>
                     </a:xfrm>
                     <a:prstGeom prst="rect"/>
                   </pic:spPr>
@@ -2462,7 +2548,7 @@
           <w:color w:val="555F69"/>
           <w:sz w:val="22"/>
         </w:rPr>
-        <w:t>Рис. 17. Спелео: время, отсечки, баллы, снятие «с», топосъёмка</w:t>
+        <w:t>Рис. 18. Спелео: время, отсечки, баллы, снятие «с», топосъёмка</w:t>
       </w:r>
     </w:p>
     <w:p>
@@ -2544,7 +2630,7 @@
         <w:drawing>
           <wp:inline xmlns:a="http://schemas.openxmlformats.org/drawingml/2006/main" xmlns:pic="http://schemas.openxmlformats.org/drawingml/2006/picture">
             <wp:extent cx="6120000" cy="3835047"/>
-            <wp:docPr id="19" name="Picture 19"/>
+            <wp:docPr id="20" name="Picture 20"/>
             <wp:cNvGraphicFramePr>
               <a:graphicFrameLocks noChangeAspect="1"/>
             </wp:cNvGraphicFramePr>
@@ -2556,7 +2642,7 @@
                     <pic:cNvPicPr/>
                   </pic:nvPicPr>
                   <pic:blipFill>
-                    <a:blip r:embed="rId27"/>
+                    <a:blip r:embed="rId28"/>
                     <a:stretch>
                       <a:fillRect/>
                     </a:stretch>
@@ -2585,7 +2671,7 @@
           <w:color w:val="555F69"/>
           <w:sz w:val="22"/>
         </w:rPr>
-        <w:t>Рис. 18. Предварительный протокол, час на протесты, официальный протокол</w:t>
+        <w:t>Рис. 19. Предварительный протокол, час на протесты, официальный протокол</w:t>
       </w:r>
     </w:p>
     <w:p>
@@ -2687,7 +2773,7 @@
         <w:drawing>
           <wp:inline xmlns:a="http://schemas.openxmlformats.org/drawingml/2006/main" xmlns:pic="http://schemas.openxmlformats.org/drawingml/2006/picture">
             <wp:extent cx="6120000" cy="4018762"/>
-            <wp:docPr id="20" name="Picture 20"/>
+            <wp:docPr id="21" name="Picture 21"/>
             <wp:cNvGraphicFramePr>
               <a:graphicFrameLocks noChangeAspect="1"/>
             </wp:cNvGraphicFramePr>
@@ -2699,7 +2785,7 @@
                     <pic:cNvPicPr/>
                   </pic:nvPicPr>
                   <pic:blipFill>
-                    <a:blip r:embed="rId28"/>
+                    <a:blip r:embed="rId29"/>
                     <a:stretch>
                       <a:fillRect/>
                     </a:stretch>
@@ -2728,7 +2814,7 @@
           <w:color w:val="555F69"/>
           <w:sz w:val="22"/>
         </w:rPr>
-        <w:t>Рис. 19. Включение табло для соревнования и раздача по Wi-Fi</w:t>
+        <w:t>Рис. 20. Включение табло для соревнования и раздача по Wi-Fi</w:t>
       </w:r>
     </w:p>
     <w:p>
@@ -2758,7 +2844,7 @@
         <w:drawing>
           <wp:inline xmlns:a="http://schemas.openxmlformats.org/drawingml/2006/main" xmlns:pic="http://schemas.openxmlformats.org/drawingml/2006/picture">
             <wp:extent cx="4797000" cy="4500000"/>
-            <wp:docPr id="21" name="Picture 21"/>
+            <wp:docPr id="22" name="Picture 22"/>
             <wp:cNvGraphicFramePr>
               <a:graphicFrameLocks noChangeAspect="1"/>
             </wp:cNvGraphicFramePr>
@@ -2770,7 +2856,7 @@
                     <pic:cNvPicPr/>
                   </pic:nvPicPr>
                   <pic:blipFill>
-                    <a:blip r:embed="rId29"/>
+                    <a:blip r:embed="rId30"/>
                     <a:stretch>
                       <a:fillRect/>
                     </a:stretch>
@@ -2799,7 +2885,7 @@
           <w:color w:val="555F69"/>
           <w:sz w:val="22"/>
         </w:rPr>
-        <w:t>Рис. 20. Награждение: места по зачётам и документы одной кнопкой</w:t>
+        <w:t>Рис. 21. Награждение: места по зачётам и документы одной кнопкой</w:t>
       </w:r>
     </w:p>
     <w:p>
@@ -2887,109 +2973,6 @@
     <w:p>
       <w:r>
         <w:t>Табель по дням: судьи из карточки уже в нём, коменданта и рабочих добавьте на странице. Галочка — рабочий день; суммы по ставкам считаются сразу.</w:t>
-      </w:r>
-    </w:p>
-    <w:p>
-      <w:pPr>
-        <w:keepNext/>
-        <w:jc w:val="center"/>
-      </w:pPr>
-      <w:r>
-        <w:drawing>
-          <wp:inline xmlns:a="http://schemas.openxmlformats.org/drawingml/2006/main" xmlns:pic="http://schemas.openxmlformats.org/drawingml/2006/picture">
-            <wp:extent cx="5330000" cy="4500000"/>
-            <wp:docPr id="22" name="Picture 22"/>
-            <wp:cNvGraphicFramePr>
-              <a:graphicFrameLocks noChangeAspect="1"/>
-            </wp:cNvGraphicFramePr>
-            <a:graphic>
-              <a:graphicData uri="http://schemas.openxmlformats.org/drawingml/2006/picture">
-                <pic:pic>
-                  <pic:nvPicPr>
-                    <pic:cNvPr id="0" name="contracts.png"/>
-                    <pic:cNvPicPr/>
-                  </pic:nvPicPr>
-                  <pic:blipFill>
-                    <a:blip r:embed="rId30"/>
-                    <a:stretch>
-                      <a:fillRect/>
-                    </a:stretch>
-                  </pic:blipFill>
-                  <pic:spPr>
-                    <a:xfrm>
-                      <a:off x="0" y="0"/>
-                      <a:ext cx="5330000" cy="4500000"/>
-                    </a:xfrm>
-                    <a:prstGeom prst="rect"/>
-                  </pic:spPr>
-                </pic:pic>
-              </a:graphicData>
-            </a:graphic>
-          </wp:inline>
-        </w:drawing>
-      </w:r>
-    </w:p>
-    <w:p>
-      <w:pPr>
-        <w:jc w:val="center"/>
-      </w:pPr>
-      <w:r>
-        <w:rPr>
-          <w:i/>
-          <w:color w:val="555F69"/>
-          <w:sz w:val="22"/>
-        </w:rPr>
-        <w:t>Рис. 21. Табель: дни работы и суммы</w:t>
-      </w:r>
-    </w:p>
-    <w:p>
-      <w:pPr>
-        <w:ind w:left="510" w:hanging="283"/>
-      </w:pPr>
-      <w:r>
-        <w:t>•  «Табель-наряд» — Excel с формулами.</w:t>
-      </w:r>
-    </w:p>
-    <w:p>
-      <w:pPr>
-        <w:ind w:left="510" w:hanging="283"/>
-      </w:pPr>
-      <w:r>
-        <w:t>•  Договоры и акты — всем одним файлом или каждому отдельно; сумма прописью, срок и должность — по табелю, поэтому договор, акт и табель не расходятся.</w:t>
-      </w:r>
-    </w:p>
-    <w:p>
-      <w:pPr>
-        <w:ind w:left="510" w:hanging="283"/>
-      </w:pPr>
-      <w:r>
-        <w:t>•  Паспорт, ИНН, СНИЛС и счёт вводятся один раз в карточке человека и хранятся только на этом компьютере; ИНН, СНИЛС и счёт проверяются по контрольным цифрам.</w:t>
-      </w:r>
-    </w:p>
-    <w:p>
-      <w:pPr>
-        <w:ind w:left="510" w:hanging="283"/>
-      </w:pPr>
-      <w:r>
-        <w:t>•  Форма договора у заказчика своя: «Шаблон договора» сохраняется в папку соревнования — перенесите в него текст заказчика, оставив поля в двойных фигурных скобках.</w:t>
-      </w:r>
-    </w:p>
-    <w:p>
-      <w:r>
-        <w:br w:type="page"/>
-      </w:r>
-    </w:p>
-    <w:p>
-      <w:pPr>
-        <w:pStyle w:val="Heading1"/>
-      </w:pPr>
-      <w:r>
-        <w:t>12. Сверка документов</w:t>
-      </w:r>
-    </w:p>
-    <w:p>
-      <w:r>
-        <w:t>Перед сдачей документов откройте «Сверку». Программа прочитает документы (Word, Excel, PDF) и покажет, что расходится с карточкой и между документами: даты не того года, чужие коды дисциплин, опечатки в названии дисциплины, ФИО и категории судей, суммы цифрами и прописью, табель против договоров и актов.</w:t>
       </w:r>
     </w:p>
     <w:p>
@@ -3009,7 +2992,7 @@
               <a:graphicData uri="http://schemas.openxmlformats.org/drawingml/2006/picture">
                 <pic:pic>
                   <pic:nvPicPr>
-                    <pic:cNvPr id="0" name="verify.png"/>
+                    <pic:cNvPr id="0" name="contracts.png"/>
                     <pic:cNvPicPr/>
                   </pic:nvPicPr>
                   <pic:blipFill>
@@ -3042,7 +3025,110 @@
           <w:color w:val="555F69"/>
           <w:sz w:val="22"/>
         </w:rPr>
-        <w:t>Рис. 22. Сверка документов</w:t>
+        <w:t>Рис. 22. Табель: дни работы и суммы</w:t>
+      </w:r>
+    </w:p>
+    <w:p>
+      <w:pPr>
+        <w:ind w:left="510" w:hanging="283"/>
+      </w:pPr>
+      <w:r>
+        <w:t>•  «Табель-наряд» — Excel с формулами.</w:t>
+      </w:r>
+    </w:p>
+    <w:p>
+      <w:pPr>
+        <w:ind w:left="510" w:hanging="283"/>
+      </w:pPr>
+      <w:r>
+        <w:t>•  Договоры и акты — всем одним файлом или каждому отдельно; сумма прописью, срок и должность — по табелю, поэтому договор, акт и табель не расходятся.</w:t>
+      </w:r>
+    </w:p>
+    <w:p>
+      <w:pPr>
+        <w:ind w:left="510" w:hanging="283"/>
+      </w:pPr>
+      <w:r>
+        <w:t>•  Паспорт, ИНН, СНИЛС и счёт вводятся один раз в карточке человека и хранятся только на этом компьютере; ИНН, СНИЛС и счёт проверяются по контрольным цифрам.</w:t>
+      </w:r>
+    </w:p>
+    <w:p>
+      <w:pPr>
+        <w:ind w:left="510" w:hanging="283"/>
+      </w:pPr>
+      <w:r>
+        <w:t>•  Форма договора у заказчика своя: «Шаблон договора» сохраняется в папку соревнования — перенесите в него текст заказчика, оставив поля в двойных фигурных скобках.</w:t>
+      </w:r>
+    </w:p>
+    <w:p>
+      <w:r>
+        <w:br w:type="page"/>
+      </w:r>
+    </w:p>
+    <w:p>
+      <w:pPr>
+        <w:pStyle w:val="Heading1"/>
+      </w:pPr>
+      <w:r>
+        <w:t>12. Сверка документов</w:t>
+      </w:r>
+    </w:p>
+    <w:p>
+      <w:r>
+        <w:t>Перед сдачей документов откройте «Сверку». Программа прочитает документы (Word, Excel, PDF) и покажет, что расходится с карточкой и между документами: даты не того года, чужие коды дисциплин, опечатки в названии дисциплины, ФИО и категории судей, суммы цифрами и прописью, табель против договоров и актов.</w:t>
+      </w:r>
+    </w:p>
+    <w:p>
+      <w:pPr>
+        <w:keepNext/>
+        <w:jc w:val="center"/>
+      </w:pPr>
+      <w:r>
+        <w:drawing>
+          <wp:inline xmlns:a="http://schemas.openxmlformats.org/drawingml/2006/main" xmlns:pic="http://schemas.openxmlformats.org/drawingml/2006/picture">
+            <wp:extent cx="5330000" cy="4500000"/>
+            <wp:docPr id="24" name="Picture 24"/>
+            <wp:cNvGraphicFramePr>
+              <a:graphicFrameLocks noChangeAspect="1"/>
+            </wp:cNvGraphicFramePr>
+            <a:graphic>
+              <a:graphicData uri="http://schemas.openxmlformats.org/drawingml/2006/picture">
+                <pic:pic>
+                  <pic:nvPicPr>
+                    <pic:cNvPr id="0" name="verify.png"/>
+                    <pic:cNvPicPr/>
+                  </pic:nvPicPr>
+                  <pic:blipFill>
+                    <a:blip r:embed="rId32"/>
+                    <a:stretch>
+                      <a:fillRect/>
+                    </a:stretch>
+                  </pic:blipFill>
+                  <pic:spPr>
+                    <a:xfrm>
+                      <a:off x="0" y="0"/>
+                      <a:ext cx="5330000" cy="4500000"/>
+                    </a:xfrm>
+                    <a:prstGeom prst="rect"/>
+                  </pic:spPr>
+                </pic:pic>
+              </a:graphicData>
+            </a:graphic>
+          </wp:inline>
+        </w:drawing>
+      </w:r>
+    </w:p>
+    <w:p>
+      <w:pPr>
+        <w:jc w:val="center"/>
+      </w:pPr>
+      <w:r>
+        <w:rPr>
+          <w:i/>
+          <w:color w:val="555F69"/>
+          <w:sz w:val="22"/>
+        </w:rPr>
+        <w:t>Рис. 23. Сверка документов</w:t>
       </w:r>
     </w:p>
     <w:p>
@@ -3088,7 +3174,7 @@
         <w:drawing>
           <wp:inline xmlns:a="http://schemas.openxmlformats.org/drawingml/2006/main" xmlns:pic="http://schemas.openxmlformats.org/drawingml/2006/picture">
             <wp:extent cx="6120000" cy="1728068"/>
-            <wp:docPr id="24" name="Picture 24"/>
+            <wp:docPr id="25" name="Picture 25"/>
             <wp:cNvGraphicFramePr>
               <a:graphicFrameLocks noChangeAspect="1"/>
             </wp:cNvGraphicFramePr>
@@ -3100,7 +3186,7 @@
                     <pic:cNvPicPr/>
                   </pic:nvPicPr>
                   <pic:blipFill>
-                    <a:blip r:embed="rId32"/>
+                    <a:blip r:embed="rId33"/>
                     <a:stretch>
                       <a:fillRect/>
                     </a:stretch>
@@ -3129,7 +3215,7 @@
           <w:color w:val="555F69"/>
           <w:sz w:val="22"/>
         </w:rPr>
-        <w:t>Рис. 23. Резервная копия на странице соревнования</w:t>
+        <w:t>Рис. 24. Резервная копия на странице соревнования</w:t>
       </w:r>
     </w:p>
     <w:p>
@@ -3433,7 +3519,7 @@
         <w:drawing>
           <wp:inline xmlns:a="http://schemas.openxmlformats.org/drawingml/2006/main" xmlns:pic="http://schemas.openxmlformats.org/drawingml/2006/picture">
             <wp:extent cx="6120000" cy="3404978"/>
-            <wp:docPr id="25" name="Picture 25"/>
+            <wp:docPr id="26" name="Picture 26"/>
             <wp:cNvGraphicFramePr>
               <a:graphicFrameLocks noChangeAspect="1"/>
             </wp:cNvGraphicFramePr>
@@ -3445,7 +3531,7 @@
                     <pic:cNvPicPr/>
                   </pic:nvPicPr>
                   <pic:blipFill>
-                    <a:blip r:embed="rId33"/>
+                    <a:blip r:embed="rId34"/>
                     <a:stretch>
                       <a:fillRect/>
                     </a:stretch>
@@ -3474,7 +3560,7 @@
           <w:color w:val="555F69"/>
           <w:sz w:val="22"/>
         </w:rPr>
-        <w:t>Рис. 24. «Сообщить»: что случилось, снимок с пометками, место на странице</w:t>
+        <w:t>Рис. 25. «Сообщить»: что случилось, снимок с пометками, место на странице</w:t>
       </w:r>
     </w:p>
     <w:p>

--- a/docs/Инструкция секретаря.docx
+++ b/docs/Инструкция секретаря.docx
@@ -584,6 +584,11 @@
       </w:r>
     </w:p>
     <w:p>
+      <w:r>
+        <w:t>Новое соревнование по примеру создаётся сразу с судейской коллегией и зачётами учебного соревнования. В карточке у разделов «Главная судейская коллегия» и «Зачёты» — свои «Заполнить примером»: судьи впишутся на стандартные должности (остальное не меняется), а в «Зачётах» добавится учебный зачёт, которого ещё нет, — ваши зачёты останутся как были.</w:t>
+      </w:r>
+    </w:p>
+    <w:p>
       <w:pPr>
         <w:keepNext/>
         <w:jc w:val="center"/>
@@ -811,6 +816,21 @@
     </w:p>
     <w:p>
       <w:r>
+        <w:t>Территорию судьи можно не печатать каждый раз: поле «Территория» предлагает территории этого и прошлых соревнований на этом компьютере («г. Красноярск» и «Красноярск» — одной строкой); своё вписывается как обычно.</w:t>
+      </w:r>
+    </w:p>
+    <w:p>
+      <w:r>
+        <w:t>«Методика «% от победителя»» подписана словами, с примером под списком: «По времени» — победитель 10:00, команда 12:00 → 120 %; «Баллы: отставание от победителя в процентах (как в ПСР)» — победитель 200, команда 250 → 125 %. Формула — во всплывающей подсказке у значка «?».</w:t>
+      </w:r>
+    </w:p>
+    <w:p>
+      <w:r>
+        <w:t>Название зачёта в просмотре карточки — ссылка: редактирование откроется сразу у этого зачёта. Там же у зачёта видно, сколько задано этапов («Этапы: 8 — изменить»), схема дистанции и описание зачёта (поле «Описание зачёта» в редактировании — его видят и судьи этапов на телефоне).</w:t>
+      </w:r>
+    </w:p>
+    <w:p>
+      <w:r>
         <w:t>Замечания «Проверки карточки» нажимаются: значок «Ошибка» или «Проверить» и сам текст ведут в редактирование карточки прямо к нужному полю — оно подсвечивается, курсор уже в нём. Пока в карточке есть ошибки, другие шаги (заявки, комиссия, жеребьёвка) скажут «Не получилось» — кнопка «Открыть карточку» там же ведёт к первому полю с ошибкой.</w:t>
       </w:r>
     </w:p>
@@ -845,20 +865,20 @@
     </w:p>
     <w:p>
       <w:r>
-        <w:t>«Участник — только в одном классе дистанции» — отметьте, если так написано в Положении: программа проверит все заявки и покажет, кто заявлен в двух классах.</w:t>
+        <w:t>«Один человек — только в одном классе» — отметьте, если так написано в Положении или ИБ (нельзя сразу во 2 и 3 классе): программа проверит все заявки и покажет, кто заявлен в двух классах.</w:t>
       </w:r>
     </w:p>
     <w:p>
-      <w:r>
-        <w:br w:type="page"/>
+      <w:pPr>
+        <w:pStyle w:val="Heading2"/>
+      </w:pPr>
+      <w:r>
+        <w:t>Разрядные нормы</w:t>
       </w:r>
     </w:p>
     <w:p>
-      <w:pPr>
-        <w:pStyle w:val="Heading1"/>
-      </w:pPr>
-      <w:r>
-        <w:t>4. Предварительные заявки</w:t>
+      <w:r>
+        <w:t>Страница «Разрядные нормы» (с главной и из карточки — ссылкой у редакции норм) показывает таблицу так, как её читает программа: квалификационный ранг, проценты для I–III и юношеских разрядов, к каким классам дистанции относится строка, условия (возраст, статус соревнований, баллы ранга). Рядом — документ ФСТР: копия в программе открывается и без интернета, кнопка «На сайте ФСТР» — если документ там есть. Редакция 2026–2029 — проект с судейского семинара: реквизитов приказа в нём нет, проверьте, что она действует.</w:t>
       </w:r>
     </w:p>
     <w:p>
@@ -877,7 +897,7 @@
         <w:tab/>
       </w:r>
       <w:r>
-        <w:t>Откройте шаг «Предварительные заявки».</w:t>
+        <w:t>Нормы в Положении другие или вышла новая редакция — на странице норм «Скачать копию … в Excel».</w:t>
       </w:r>
     </w:p>
     <w:p>
@@ -896,7 +916,7 @@
         <w:tab/>
       </w:r>
       <w:r>
-        <w:t>Перетащите на страницу файлы заявок команд (Excel) — сразу все. Можно и кнопкой «Выбрать файлы».</w:t>
+        <w:t>Поправьте жёлтые ячейки: название своей редакции, проценты, классы («да» у строк класса), условия на втором листе.</w:t>
       </w:r>
     </w:p>
     <w:p>
@@ -915,6 +935,164 @@
         <w:tab/>
       </w:r>
       <w:r>
+        <w:t>«Загрузить» — программа проверит таблицу и покажет ошибки с адресом ячейки.</w:t>
+      </w:r>
+    </w:p>
+    <w:p>
+      <w:pPr>
+        <w:tabs>
+          <w:tab w:pos="510" w:val="left"/>
+        </w:tabs>
+        <w:ind w:left="510" w:hanging="510"/>
+      </w:pPr>
+      <w:r>
+        <w:rPr>
+          <w:b/>
+          <w:color w:val="1B6B57"/>
+        </w:rPr>
+        <w:t>4.</w:t>
+        <w:tab/>
+      </w:r>
+      <w:r>
+        <w:t>В карточке выберите «своя: …» в «Редакции разрядных норм» — разряды посчитаются по ней.</w:t>
+      </w:r>
+    </w:p>
+    <w:p>
+      <w:pPr>
+        <w:keepNext/>
+        <w:jc w:val="center"/>
+      </w:pPr>
+      <w:r>
+        <w:drawing>
+          <wp:inline xmlns:a="http://schemas.openxmlformats.org/drawingml/2006/main" xmlns:pic="http://schemas.openxmlformats.org/drawingml/2006/picture">
+            <wp:extent cx="6120000" cy="4363227"/>
+            <wp:docPr id="5" name="Picture 5"/>
+            <wp:cNvGraphicFramePr>
+              <a:graphicFrameLocks noChangeAspect="1"/>
+            </wp:cNvGraphicFramePr>
+            <a:graphic>
+              <a:graphicData uri="http://schemas.openxmlformats.org/drawingml/2006/picture">
+                <pic:pic>
+                  <pic:nvPicPr>
+                    <pic:cNvPr id="0" name="norms.png"/>
+                    <pic:cNvPicPr/>
+                  </pic:nvPicPr>
+                  <pic:blipFill>
+                    <a:blip r:embed="rId13"/>
+                    <a:stretch>
+                      <a:fillRect/>
+                    </a:stretch>
+                  </pic:blipFill>
+                  <pic:spPr>
+                    <a:xfrm>
+                      <a:off x="0" y="0"/>
+                      <a:ext cx="6120000" cy="4363227"/>
+                    </a:xfrm>
+                    <a:prstGeom prst="rect"/>
+                  </pic:spPr>
+                </pic:pic>
+              </a:graphicData>
+            </a:graphic>
+          </wp:inline>
+        </w:drawing>
+      </w:r>
+    </w:p>
+    <w:p>
+      <w:pPr>
+        <w:jc w:val="center"/>
+      </w:pPr>
+      <w:r>
+        <w:rPr>
+          <w:i/>
+          <w:color w:val="555F69"/>
+          <w:sz w:val="22"/>
+        </w:rPr>
+        <w:t>Рис. 5. Разрядные нормы: таблица редакции, документ ФСТР, своя редакция</w:t>
+      </w:r>
+    </w:p>
+    <w:p>
+      <w:pPr>
+        <w:shd w:val="clear" w:color="auto" w:fill="E6F2EE"/>
+        <w:ind w:left="113" w:right="113"/>
+      </w:pPr>
+      <w:r>
+        <w:rPr>
+          <w:b/>
+          <w:color w:val="1B6B57"/>
+        </w:rPr>
+        <w:t xml:space="preserve">Совет. </w:t>
+      </w:r>
+      <w:r>
+        <w:t>своя редакция хранится на этом компьютере; соревнование, где она выбрана, увозит её копию в резервной копии — на другом компьютере она поставится сама.</w:t>
+      </w:r>
+    </w:p>
+    <w:p>
+      <w:r>
+        <w:br w:type="page"/>
+      </w:r>
+    </w:p>
+    <w:p>
+      <w:pPr>
+        <w:pStyle w:val="Heading1"/>
+      </w:pPr>
+      <w:r>
+        <w:t>4. Предварительные заявки</w:t>
+      </w:r>
+    </w:p>
+    <w:p>
+      <w:pPr>
+        <w:tabs>
+          <w:tab w:pos="510" w:val="left"/>
+        </w:tabs>
+        <w:ind w:left="510" w:hanging="510"/>
+      </w:pPr>
+      <w:r>
+        <w:rPr>
+          <w:b/>
+          <w:color w:val="1B6B57"/>
+        </w:rPr>
+        <w:t>1.</w:t>
+        <w:tab/>
+      </w:r>
+      <w:r>
+        <w:t>Откройте шаг «Предварительные заявки».</w:t>
+      </w:r>
+    </w:p>
+    <w:p>
+      <w:pPr>
+        <w:tabs>
+          <w:tab w:pos="510" w:val="left"/>
+        </w:tabs>
+        <w:ind w:left="510" w:hanging="510"/>
+      </w:pPr>
+      <w:r>
+        <w:rPr>
+          <w:b/>
+          <w:color w:val="1B6B57"/>
+        </w:rPr>
+        <w:t>2.</w:t>
+        <w:tab/>
+      </w:r>
+      <w:r>
+        <w:t>Перетащите на страницу файлы заявок команд (Excel) — сразу все. Можно и кнопкой «Выбрать файлы».</w:t>
+      </w:r>
+    </w:p>
+    <w:p>
+      <w:pPr>
+        <w:tabs>
+          <w:tab w:pos="510" w:val="left"/>
+        </w:tabs>
+        <w:ind w:left="510" w:hanging="510"/>
+      </w:pPr>
+      <w:r>
+        <w:rPr>
+          <w:b/>
+          <w:color w:val="1B6B57"/>
+        </w:rPr>
+        <w:t>3.</w:t>
+        <w:tab/>
+      </w:r>
+      <w:r>
         <w:t>Программа проверит каждую заявку: возраст, разряды, состав команды, дубли, написание ФИО и территорий. У каждой команды видно число ошибок и того, что нужно проверить.</w:t>
       </w:r>
     </w:p>
@@ -927,7 +1105,7 @@
         <w:drawing>
           <wp:inline xmlns:a="http://schemas.openxmlformats.org/drawingml/2006/main" xmlns:pic="http://schemas.openxmlformats.org/drawingml/2006/picture">
             <wp:extent cx="4797000" cy="4500000"/>
-            <wp:docPr id="5" name="Picture 5"/>
+            <wp:docPr id="6" name="Picture 6"/>
             <wp:cNvGraphicFramePr>
               <a:graphicFrameLocks noChangeAspect="1"/>
             </wp:cNvGraphicFramePr>
@@ -939,7 +1117,7 @@
                     <pic:cNvPicPr/>
                   </pic:nvPicPr>
                   <pic:blipFill>
-                    <a:blip r:embed="rId13"/>
+                    <a:blip r:embed="rId14"/>
                     <a:stretch>
                       <a:fillRect/>
                     </a:stretch>
@@ -968,7 +1146,7 @@
           <w:color w:val="555F69"/>
           <w:sz w:val="22"/>
         </w:rPr>
-        <w:t>Рис. 5. Список заявок: красным — ошибки, жёлтым — что проверить</w:t>
+        <w:t>Рис. 6. Список заявок: красным — ошибки, жёлтым — что проверить</w:t>
       </w:r>
     </w:p>
     <w:p>
@@ -1014,7 +1192,7 @@
         <w:drawing>
           <wp:inline xmlns:a="http://schemas.openxmlformats.org/drawingml/2006/main" xmlns:pic="http://schemas.openxmlformats.org/drawingml/2006/picture">
             <wp:extent cx="5330000" cy="4500000"/>
-            <wp:docPr id="6" name="Picture 6"/>
+            <wp:docPr id="7" name="Picture 7"/>
             <wp:cNvGraphicFramePr>
               <a:graphicFrameLocks noChangeAspect="1"/>
             </wp:cNvGraphicFramePr>
@@ -1026,7 +1204,7 @@
                     <pic:cNvPicPr/>
                   </pic:nvPicPr>
                   <pic:blipFill>
-                    <a:blip r:embed="rId14"/>
+                    <a:blip r:embed="rId15"/>
                     <a:stretch>
                       <a:fillRect/>
                     </a:stretch>
@@ -1055,7 +1233,7 @@
           <w:color w:val="555F69"/>
           <w:sz w:val="22"/>
         </w:rPr>
-        <w:t>Рис. 6. Карточка команды: заявка и замечания с объяснением</w:t>
+        <w:t>Рис. 7. Карточка команды: заявка и замечания с объяснением</w:t>
       </w:r>
     </w:p>
     <w:p>
@@ -1124,7 +1302,7 @@
         <w:drawing>
           <wp:inline xmlns:a="http://schemas.openxmlformats.org/drawingml/2006/main" xmlns:pic="http://schemas.openxmlformats.org/drawingml/2006/picture">
             <wp:extent cx="6120000" cy="4363227"/>
-            <wp:docPr id="7" name="Picture 7"/>
+            <wp:docPr id="8" name="Picture 8"/>
             <wp:cNvGraphicFramePr>
               <a:graphicFrameLocks noChangeAspect="1"/>
             </wp:cNvGraphicFramePr>
@@ -1136,7 +1314,7 @@
                     <pic:cNvPicPr/>
                   </pic:nvPicPr>
                   <pic:blipFill>
-                    <a:blip r:embed="rId15"/>
+                    <a:blip r:embed="rId16"/>
                     <a:stretch>
                       <a:fillRect/>
                     </a:stretch>
@@ -1165,7 +1343,7 @@
           <w:color w:val="555F69"/>
           <w:sz w:val="22"/>
         </w:rPr>
-        <w:t>Рис. 7. Заявка в форме: поле с ошибкой обведено</w:t>
+        <w:t>Рис. 8. Заявка в форме: поле с ошибкой обведено</w:t>
       </w:r>
     </w:p>
     <w:p>
@@ -1271,6 +1449,11 @@
     </w:p>
     <w:p>
       <w:r>
+        <w:t>Формы общие для всех соревнований на этом компьютере. Первая строка списка — «Бланк программы»: удалить его нельзя, но можно «Сделать свою на его основе». У своей формы — «Копия для правки»: новая форма с той же настройкой, исходная не меняется. В «Добавить форму» можно не загружать образец, а «взять за основу» бланк программы или свою форму.</w:t>
+      </w:r>
+    </w:p>
+    <w:p>
+      <w:r>
         <w:t>Если такая форма уже сохранена, при загрузке образца программа так и скажет — «Такая форма уже есть» или «Похожа на …» — и предложит открыть её, а не создавать заново.</w:t>
       </w:r>
     </w:p>
@@ -1306,7 +1489,7 @@
         <w:drawing>
           <wp:inline xmlns:a="http://schemas.openxmlformats.org/drawingml/2006/main" xmlns:pic="http://schemas.openxmlformats.org/drawingml/2006/picture">
             <wp:extent cx="4797000" cy="4500000"/>
-            <wp:docPr id="8" name="Picture 8"/>
+            <wp:docPr id="9" name="Picture 9"/>
             <wp:cNvGraphicFramePr>
               <a:graphicFrameLocks noChangeAspect="1"/>
             </wp:cNvGraphicFramePr>
@@ -1318,7 +1501,7 @@
                     <pic:cNvPicPr/>
                   </pic:nvPicPr>
                   <pic:blipFill>
-                    <a:blip r:embed="rId16"/>
+                    <a:blip r:embed="rId17"/>
                     <a:stretch>
                       <a:fillRect/>
                     </a:stretch>
@@ -1347,7 +1530,7 @@
           <w:color w:val="555F69"/>
           <w:sz w:val="22"/>
         </w:rPr>
-        <w:t>Рис. 8. Комиссия по допуску: документы, решения, номера, взносы</w:t>
+        <w:t>Рис. 9. Комиссия по допуску: документы, решения, номера, взносы</w:t>
       </w:r>
     </w:p>
     <w:p>
@@ -1452,7 +1635,7 @@
         <w:drawing>
           <wp:inline xmlns:a="http://schemas.openxmlformats.org/drawingml/2006/main" xmlns:pic="http://schemas.openxmlformats.org/drawingml/2006/picture">
             <wp:extent cx="6120000" cy="2273471"/>
-            <wp:docPr id="9" name="Picture 9"/>
+            <wp:docPr id="10" name="Picture 10"/>
             <wp:cNvGraphicFramePr>
               <a:graphicFrameLocks noChangeAspect="1"/>
             </wp:cNvGraphicFramePr>
@@ -1464,7 +1647,7 @@
                     <pic:cNvPicPr/>
                   </pic:nvPicPr>
                   <pic:blipFill>
-                    <a:blip r:embed="rId17"/>
+                    <a:blip r:embed="rId18"/>
                     <a:stretch>
                       <a:fillRect/>
                     </a:stretch>
@@ -1493,7 +1676,7 @@
           <w:color w:val="555F69"/>
           <w:sz w:val="22"/>
         </w:rPr>
-        <w:t>Рис. 9. Свои документы по Положению: у кого, кому нужен, чем заменяется</w:t>
+        <w:t>Рис. 10. Свои документы по Положению: у кого, кому нужен, чем заменяется</w:t>
       </w:r>
     </w:p>
     <w:p>
@@ -1609,64 +1792,6 @@
       </w:r>
       <w:r>
         <w:t>Нажмите «Провести жеребьёвку». Программа запишет время и число жребия — они будут в протоколе, — и сразу посчитает время старта каждой команды.</w:t>
-      </w:r>
-    </w:p>
-    <w:p>
-      <w:pPr>
-        <w:keepNext/>
-        <w:jc w:val="center"/>
-      </w:pPr>
-      <w:r>
-        <w:drawing>
-          <wp:inline xmlns:a="http://schemas.openxmlformats.org/drawingml/2006/main" xmlns:pic="http://schemas.openxmlformats.org/drawingml/2006/picture">
-            <wp:extent cx="5330000" cy="4500000"/>
-            <wp:docPr id="10" name="Picture 10"/>
-            <wp:cNvGraphicFramePr>
-              <a:graphicFrameLocks noChangeAspect="1"/>
-            </wp:cNvGraphicFramePr>
-            <a:graphic>
-              <a:graphicData uri="http://schemas.openxmlformats.org/drawingml/2006/picture">
-                <pic:pic>
-                  <pic:nvPicPr>
-                    <pic:cNvPr id="0" name="start_draw.png"/>
-                    <pic:cNvPicPr/>
-                  </pic:nvPicPr>
-                  <pic:blipFill>
-                    <a:blip r:embed="rId18"/>
-                    <a:stretch>
-                      <a:fillRect/>
-                    </a:stretch>
-                  </pic:blipFill>
-                  <pic:spPr>
-                    <a:xfrm>
-                      <a:off x="0" y="0"/>
-                      <a:ext cx="5330000" cy="4500000"/>
-                    </a:xfrm>
-                    <a:prstGeom prst="rect"/>
-                  </pic:spPr>
-                </pic:pic>
-              </a:graphicData>
-            </a:graphic>
-          </wp:inline>
-        </w:drawing>
-      </w:r>
-    </w:p>
-    <w:p>
-      <w:pPr>
-        <w:jc w:val="center"/>
-      </w:pPr>
-      <w:r>
-        <w:rPr>
-          <w:i/>
-          <w:color w:val="555F69"/>
-          <w:sz w:val="22"/>
-        </w:rPr>
-        <w:t>Рис. 10. Жеребьёвка: способ и время старта</w:t>
-      </w:r>
-    </w:p>
-    <w:p>
-      <w:r>
-        <w:t>В таблице «Порядок старта» порядок можно поменять — впишите номера и нажмите «Сохранить порядок». Время отдельной команды тоже можно поправить; вписанное время выделено жирным.</w:t>
       </w:r>
     </w:p>
     <w:p>
@@ -1686,7 +1811,7 @@
               <a:graphicData uri="http://schemas.openxmlformats.org/drawingml/2006/picture">
                 <pic:pic>
                   <pic:nvPicPr>
-                    <pic:cNvPr id="0" name="start_order.png"/>
+                    <pic:cNvPr id="0" name="start_draw.png"/>
                     <pic:cNvPicPr/>
                   </pic:nvPicPr>
                   <pic:blipFill>
@@ -1719,7 +1844,65 @@
           <w:color w:val="555F69"/>
           <w:sz w:val="22"/>
         </w:rPr>
-        <w:t>Рис. 11. Порядок старта: составы, ранг, время</w:t>
+        <w:t>Рис. 11. Жеребьёвка: способ и время старта</w:t>
+      </w:r>
+    </w:p>
+    <w:p>
+      <w:r>
+        <w:t>В таблице «Порядок старта» порядок можно поменять — впишите номера и нажмите «Сохранить порядок». Время отдельной команды тоже можно поправить; вписанное время выделено жирным.</w:t>
+      </w:r>
+    </w:p>
+    <w:p>
+      <w:pPr>
+        <w:keepNext/>
+        <w:jc w:val="center"/>
+      </w:pPr>
+      <w:r>
+        <w:drawing>
+          <wp:inline xmlns:a="http://schemas.openxmlformats.org/drawingml/2006/main" xmlns:pic="http://schemas.openxmlformats.org/drawingml/2006/picture">
+            <wp:extent cx="5330000" cy="4500000"/>
+            <wp:docPr id="12" name="Picture 12"/>
+            <wp:cNvGraphicFramePr>
+              <a:graphicFrameLocks noChangeAspect="1"/>
+            </wp:cNvGraphicFramePr>
+            <a:graphic>
+              <a:graphicData uri="http://schemas.openxmlformats.org/drawingml/2006/picture">
+                <pic:pic>
+                  <pic:nvPicPr>
+                    <pic:cNvPr id="0" name="start_order.png"/>
+                    <pic:cNvPicPr/>
+                  </pic:nvPicPr>
+                  <pic:blipFill>
+                    <a:blip r:embed="rId20"/>
+                    <a:stretch>
+                      <a:fillRect/>
+                    </a:stretch>
+                  </pic:blipFill>
+                  <pic:spPr>
+                    <a:xfrm>
+                      <a:off x="0" y="0"/>
+                      <a:ext cx="5330000" cy="4500000"/>
+                    </a:xfrm>
+                    <a:prstGeom prst="rect"/>
+                  </pic:spPr>
+                </pic:pic>
+              </a:graphicData>
+            </a:graphic>
+          </wp:inline>
+        </w:drawing>
+      </w:r>
+    </w:p>
+    <w:p>
+      <w:pPr>
+        <w:jc w:val="center"/>
+      </w:pPr>
+      <w:r>
+        <w:rPr>
+          <w:i/>
+          <w:color w:val="555F69"/>
+          <w:sz w:val="22"/>
+        </w:rPr>
+        <w:t>Рис. 12. Порядок старта: составы, ранг, время</w:t>
       </w:r>
     </w:p>
     <w:p>
@@ -1788,7 +1971,7 @@
         <w:drawing>
           <wp:inline xmlns:a="http://schemas.openxmlformats.org/drawingml/2006/main" xmlns:pic="http://schemas.openxmlformats.org/drawingml/2006/picture">
             <wp:extent cx="6120000" cy="1601764"/>
-            <wp:docPr id="12" name="Picture 12"/>
+            <wp:docPr id="13" name="Picture 13"/>
             <wp:cNvGraphicFramePr>
               <a:graphicFrameLocks noChangeAspect="1"/>
             </wp:cNvGraphicFramePr>
@@ -1800,7 +1983,7 @@
                     <pic:cNvPicPr/>
                   </pic:nvPicPr>
                   <pic:blipFill>
-                    <a:blip r:embed="rId20"/>
+                    <a:blip r:embed="rId21"/>
                     <a:stretch>
                       <a:fillRect/>
                     </a:stretch>
@@ -1829,7 +2012,7 @@
           <w:color w:val="555F69"/>
           <w:sz w:val="22"/>
         </w:rPr>
-        <w:t>Рис. 12. Публикация стартового протокола и сроки</w:t>
+        <w:t>Рис. 13. Публикация стартового протокола и сроки</w:t>
       </w:r>
     </w:p>
     <w:p>
@@ -1996,7 +2179,7 @@
         <w:drawing>
           <wp:inline xmlns:a="http://schemas.openxmlformats.org/drawingml/2006/main" xmlns:pic="http://schemas.openxmlformats.org/drawingml/2006/picture">
             <wp:extent cx="5049473" cy="4499999"/>
-            <wp:docPr id="13" name="Picture 13"/>
+            <wp:docPr id="14" name="Picture 14"/>
             <wp:cNvGraphicFramePr>
               <a:graphicFrameLocks noChangeAspect="1"/>
             </wp:cNvGraphicFramePr>
@@ -2008,7 +2191,7 @@
                     <pic:cNvPicPr/>
                   </pic:nvPicPr>
                   <pic:blipFill>
-                    <a:blip r:embed="rId21"/>
+                    <a:blip r:embed="rId22"/>
                     <a:stretch>
                       <a:fillRect/>
                     </a:stretch>
@@ -2037,7 +2220,7 @@
           <w:color w:val="555F69"/>
           <w:sz w:val="22"/>
         </w:rPr>
-        <w:t>Рис. 13. Ссылки этапов: кто судит, номер, что уже прислали; журнал этапа</w:t>
+        <w:t>Рис. 14. Ссылки этапов: кто судит, номер, что уже прислали; журнал этапа</w:t>
       </w:r>
     </w:p>
     <w:p>
@@ -2069,7 +2252,23 @@
         <w:ind w:left="510" w:hanging="283"/>
       </w:pPr>
       <w:r>
-        <w:t>•  «Таблица штрафов» (раздел 3 на этой странице): для пешеходных и спелео — из Правил, для ПСР — своя из Excel. У судьи — поиск по словам и номеру пункта; «+ Штраф по таблице» у команды: баллы этапа складываются из пунктов сами, у главного судьи видна расшифровка. Штраф без пункта таблицы — сопоставьте пункт в журнале этапа.</w:t>
+        <w:t>•  «Таблица штрафов» (раздел 3 на этой странице): для пешеходных и спелео — из Правил, для ПСР — своя из Excel. У судьи — поиск по словам и номеру пункта; «+ Штраф по таблице» у команды: баллы этапа складываются из пунктов сами, у главного судьи видна расшифровка. Штраф без пункта таблицы — сопоставьте пункт в журнале этапа. Чем отличаются таблицы в списке — написано прямо под ним.</w:t>
+      </w:r>
+    </w:p>
+    <w:p>
+      <w:pPr>
+        <w:ind w:left="510" w:hanging="283"/>
+      </w:pPr>
+      <w:r>
+        <w:t>•  Судья искал пункт своими словами и ничего не нашёл — телефон запомнит запрос и пришлёт его вместе с записями. В разделе таблицы штрафов появится «Судьи искали и не нашли»: впишите, как это названо в таблице, и «Добавить в слова судей» — в следующий раз поиск найдёт. С кнопкой «Сообщить» этот список уходит и разработчику — пополнить словарь программы.</w:t>
+      </w:r>
+    </w:p>
+    <w:p>
+      <w:pPr>
+        <w:ind w:left="510" w:hanging="283"/>
+      </w:pPr>
+      <w:r>
+        <w:t>•  Описание этапа и зачёта и схема дистанции — у судьи на телефоне в «Об этапе»; схема открывается, когда телефон в Wi-Fi ноутбука. В карточках для печати — список этапов с описаниями и схема.</w:t>
       </w:r>
     </w:p>
     <w:tbl>
@@ -2094,7 +2293,7 @@
               <w:drawing>
                 <wp:inline xmlns:a="http://schemas.openxmlformats.org/drawingml/2006/main" xmlns:pic="http://schemas.openxmlformats.org/drawingml/2006/picture">
                   <wp:extent cx="2232000" cy="4830277"/>
-                  <wp:docPr id="14" name="Picture 14"/>
+                  <wp:docPr id="15" name="Picture 15"/>
                   <wp:cNvGraphicFramePr>
                     <a:graphicFrameLocks noChangeAspect="1"/>
                   </wp:cNvGraphicFramePr>
@@ -2106,7 +2305,7 @@
                           <pic:cNvPicPr/>
                         </pic:nvPicPr>
                         <pic:blipFill>
-                          <a:blip r:embed="rId22"/>
+                          <a:blip r:embed="rId23"/>
                           <a:stretch>
                             <a:fillRect/>
                           </a:stretch>
@@ -2138,7 +2337,7 @@
               <w:drawing>
                 <wp:inline xmlns:a="http://schemas.openxmlformats.org/drawingml/2006/main" xmlns:pic="http://schemas.openxmlformats.org/drawingml/2006/picture">
                   <wp:extent cx="2232000" cy="4830277"/>
-                  <wp:docPr id="15" name="Picture 15"/>
+                  <wp:docPr id="16" name="Picture 16"/>
                   <wp:cNvGraphicFramePr>
                     <a:graphicFrameLocks noChangeAspect="1"/>
                   </wp:cNvGraphicFramePr>
@@ -2150,7 +2349,7 @@
                           <pic:cNvPicPr/>
                         </pic:nvPicPr>
                         <pic:blipFill>
-                          <a:blip r:embed="rId23"/>
+                          <a:blip r:embed="rId24"/>
                           <a:stretch>
                             <a:fillRect/>
                           </a:stretch>
@@ -2182,7 +2381,7 @@
           <w:color w:val="555F69"/>
           <w:sz w:val="22"/>
         </w:rPr>
-        <w:t>Рис. 14. Слева — страница судьи этапа; справа — таблица штрафов с поиском</w:t>
+        <w:t>Рис. 15. Слева — страница судьи этапа; справа — таблица штрафов с поиском</w:t>
       </w:r>
     </w:p>
     <w:p>
@@ -2217,6 +2416,11 @@
     <w:p>
       <w:r>
         <w:t>Этапы дистанции задаются один раз (или загружаются из рабочей книги СЕКРЕТАРЬ_ST вместе с баллами). Дальше таблица «команды × этапы» заполняется, как в Excel.</w:t>
+      </w:r>
+    </w:p>
+    <w:p>
+      <w:r>
+        <w:t>У этапа есть «Описание» — что на этапе, сколько судей, ориентиры: его видит судья этого этапа на телефоне и в печати для судей (в стартовом протоколе и на табло — нет). Там же, в «Этапах дистанции», — «Загрузить схему»: картинка или PDF, несколько листов — несколькими файлами. Схема хранится в папке соревнования и едет с резервной копией.</w:t>
       </w:r>
     </w:p>
     <w:p>
@@ -2304,7 +2508,7 @@
         <w:drawing>
           <wp:inline xmlns:a="http://schemas.openxmlformats.org/drawingml/2006/main" xmlns:pic="http://schemas.openxmlformats.org/drawingml/2006/picture">
             <wp:extent cx="6120000" cy="4236923"/>
-            <wp:docPr id="16" name="Picture 16"/>
+            <wp:docPr id="17" name="Picture 17"/>
             <wp:cNvGraphicFramePr>
               <a:graphicFrameLocks noChangeAspect="1"/>
             </wp:cNvGraphicFramePr>
@@ -2316,7 +2520,7 @@
                     <pic:cNvPicPr/>
                   </pic:nvPicPr>
                   <pic:blipFill>
-                    <a:blip r:embed="rId24"/>
+                    <a:blip r:embed="rId25"/>
                     <a:stretch>
                       <a:fillRect/>
                     </a:stretch>
@@ -2345,7 +2549,7 @@
           <w:color w:val="555F69"/>
           <w:sz w:val="22"/>
         </w:rPr>
-        <w:t>Рис. 15. Баллы по этапам: синим — пришедшее с телефонов судей</w:t>
+        <w:t>Рис. 16. Баллы по этапам: синим — пришедшее с телефонов судей</w:t>
       </w:r>
     </w:p>
     <w:p>
@@ -2362,7 +2566,7 @@
         <w:drawing>
           <wp:inline xmlns:a="http://schemas.openxmlformats.org/drawingml/2006/main" xmlns:pic="http://schemas.openxmlformats.org/drawingml/2006/picture">
             <wp:extent cx="5850000" cy="4500000"/>
-            <wp:docPr id="17" name="Picture 17"/>
+            <wp:docPr id="18" name="Picture 18"/>
             <wp:cNvGraphicFramePr>
               <a:graphicFrameLocks noChangeAspect="1"/>
             </wp:cNvGraphicFramePr>
@@ -2374,7 +2578,7 @@
                     <pic:cNvPicPr/>
                   </pic:nvPicPr>
                   <pic:blipFill>
-                    <a:blip r:embed="rId25"/>
+                    <a:blip r:embed="rId26"/>
                     <a:stretch>
                       <a:fillRect/>
                     </a:stretch>
@@ -2403,7 +2607,7 @@
           <w:color w:val="555F69"/>
           <w:sz w:val="22"/>
         </w:rPr>
-        <w:t>Рис. 16. Результаты: места, процент от победителя, разряды</w:t>
+        <w:t>Рис. 17. Результаты: места, процент от победителя, разряды</w:t>
       </w:r>
     </w:p>
     <w:p>
@@ -2438,7 +2642,7 @@
         <w:drawing>
           <wp:inline xmlns:a="http://schemas.openxmlformats.org/drawingml/2006/main" xmlns:pic="http://schemas.openxmlformats.org/drawingml/2006/picture">
             <wp:extent cx="6120000" cy="1555835"/>
-            <wp:docPr id="18" name="Picture 18"/>
+            <wp:docPr id="19" name="Picture 19"/>
             <wp:cNvGraphicFramePr>
               <a:graphicFrameLocks noChangeAspect="1"/>
             </wp:cNvGraphicFramePr>
@@ -2450,7 +2654,7 @@
                     <pic:cNvPicPr/>
                   </pic:nvPicPr>
                   <pic:blipFill>
-                    <a:blip r:embed="rId26"/>
+                    <a:blip r:embed="rId27"/>
                     <a:stretch>
                       <a:fillRect/>
                     </a:stretch>
@@ -2479,7 +2683,7 @@
           <w:color w:val="555F69"/>
           <w:sz w:val="22"/>
         </w:rPr>
-        <w:t>Рис. 17. Составляющая результата «Топосъёмка» и как считать % от победителя</w:t>
+        <w:t>Рис. 18. Составляющая результата «Топосъёмка» и как считать % от победителя</w:t>
       </w:r>
     </w:p>
     <w:p>
@@ -2507,7 +2711,7 @@
         <w:drawing>
           <wp:inline xmlns:a="http://schemas.openxmlformats.org/drawingml/2006/main" xmlns:pic="http://schemas.openxmlformats.org/drawingml/2006/picture">
             <wp:extent cx="6120000" cy="4363227"/>
-            <wp:docPr id="19" name="Picture 19"/>
+            <wp:docPr id="20" name="Picture 20"/>
             <wp:cNvGraphicFramePr>
               <a:graphicFrameLocks noChangeAspect="1"/>
             </wp:cNvGraphicFramePr>
@@ -2519,7 +2723,7 @@
                     <pic:cNvPicPr/>
                   </pic:nvPicPr>
                   <pic:blipFill>
-                    <a:blip r:embed="rId27"/>
+                    <a:blip r:embed="rId28"/>
                     <a:stretch>
                       <a:fillRect/>
                     </a:stretch>
@@ -2548,7 +2752,7 @@
           <w:color w:val="555F69"/>
           <w:sz w:val="22"/>
         </w:rPr>
-        <w:t>Рис. 18. Спелео: время, отсечки, баллы, снятие «с», топосъёмка</w:t>
+        <w:t>Рис. 19. Спелео: время, отсечки, баллы, снятие «с», топосъёмка</w:t>
       </w:r>
     </w:p>
     <w:p>
@@ -2630,7 +2834,7 @@
         <w:drawing>
           <wp:inline xmlns:a="http://schemas.openxmlformats.org/drawingml/2006/main" xmlns:pic="http://schemas.openxmlformats.org/drawingml/2006/picture">
             <wp:extent cx="6120000" cy="3835047"/>
-            <wp:docPr id="20" name="Picture 20"/>
+            <wp:docPr id="21" name="Picture 21"/>
             <wp:cNvGraphicFramePr>
               <a:graphicFrameLocks noChangeAspect="1"/>
             </wp:cNvGraphicFramePr>
@@ -2642,7 +2846,7 @@
                     <pic:cNvPicPr/>
                   </pic:nvPicPr>
                   <pic:blipFill>
-                    <a:blip r:embed="rId28"/>
+                    <a:blip r:embed="rId29"/>
                     <a:stretch>
                       <a:fillRect/>
                     </a:stretch>
@@ -2671,7 +2875,7 @@
           <w:color w:val="555F69"/>
           <w:sz w:val="22"/>
         </w:rPr>
-        <w:t>Рис. 19. Предварительный протокол, час на протесты, официальный протокол</w:t>
+        <w:t>Рис. 20. Предварительный протокол, час на протесты, официальный протокол</w:t>
       </w:r>
     </w:p>
     <w:p>
@@ -2773,7 +2977,7 @@
         <w:drawing>
           <wp:inline xmlns:a="http://schemas.openxmlformats.org/drawingml/2006/main" xmlns:pic="http://schemas.openxmlformats.org/drawingml/2006/picture">
             <wp:extent cx="6120000" cy="4018762"/>
-            <wp:docPr id="21" name="Picture 21"/>
+            <wp:docPr id="22" name="Picture 22"/>
             <wp:cNvGraphicFramePr>
               <a:graphicFrameLocks noChangeAspect="1"/>
             </wp:cNvGraphicFramePr>
@@ -2785,7 +2989,7 @@
                     <pic:cNvPicPr/>
                   </pic:nvPicPr>
                   <pic:blipFill>
-                    <a:blip r:embed="rId29"/>
+                    <a:blip r:embed="rId30"/>
                     <a:stretch>
                       <a:fillRect/>
                     </a:stretch>
@@ -2814,7 +3018,7 @@
           <w:color w:val="555F69"/>
           <w:sz w:val="22"/>
         </w:rPr>
-        <w:t>Рис. 20. Включение табло для соревнования и раздача по Wi-Fi</w:t>
+        <w:t>Рис. 21. Включение табло для соревнования и раздача по Wi-Fi</w:t>
       </w:r>
     </w:p>
     <w:p>
@@ -2844,7 +3048,7 @@
         <w:drawing>
           <wp:inline xmlns:a="http://schemas.openxmlformats.org/drawingml/2006/main" xmlns:pic="http://schemas.openxmlformats.org/drawingml/2006/picture">
             <wp:extent cx="4797000" cy="4500000"/>
-            <wp:docPr id="22" name="Picture 22"/>
+            <wp:docPr id="23" name="Picture 23"/>
             <wp:cNvGraphicFramePr>
               <a:graphicFrameLocks noChangeAspect="1"/>
             </wp:cNvGraphicFramePr>
@@ -2856,7 +3060,7 @@
                     <pic:cNvPicPr/>
                   </pic:nvPicPr>
                   <pic:blipFill>
-                    <a:blip r:embed="rId30"/>
+                    <a:blip r:embed="rId31"/>
                     <a:stretch>
                       <a:fillRect/>
                     </a:stretch>
@@ -2885,7 +3089,7 @@
           <w:color w:val="555F69"/>
           <w:sz w:val="22"/>
         </w:rPr>
-        <w:t>Рис. 21. Награждение: места по зачётам и документы одной кнопкой</w:t>
+        <w:t>Рис. 22. Награждение: места по зачётам и документы одной кнопкой</w:t>
       </w:r>
     </w:p>
     <w:p>
@@ -2973,109 +3177,6 @@
     <w:p>
       <w:r>
         <w:t>Табель по дням: судьи из карточки уже в нём, коменданта и рабочих добавьте на странице. Галочка — рабочий день; суммы по ставкам считаются сразу.</w:t>
-      </w:r>
-    </w:p>
-    <w:p>
-      <w:pPr>
-        <w:keepNext/>
-        <w:jc w:val="center"/>
-      </w:pPr>
-      <w:r>
-        <w:drawing>
-          <wp:inline xmlns:a="http://schemas.openxmlformats.org/drawingml/2006/main" xmlns:pic="http://schemas.openxmlformats.org/drawingml/2006/picture">
-            <wp:extent cx="5330000" cy="4500000"/>
-            <wp:docPr id="23" name="Picture 23"/>
-            <wp:cNvGraphicFramePr>
-              <a:graphicFrameLocks noChangeAspect="1"/>
-            </wp:cNvGraphicFramePr>
-            <a:graphic>
-              <a:graphicData uri="http://schemas.openxmlformats.org/drawingml/2006/picture">
-                <pic:pic>
-                  <pic:nvPicPr>
-                    <pic:cNvPr id="0" name="contracts.png"/>
-                    <pic:cNvPicPr/>
-                  </pic:nvPicPr>
-                  <pic:blipFill>
-                    <a:blip r:embed="rId31"/>
-                    <a:stretch>
-                      <a:fillRect/>
-                    </a:stretch>
-                  </pic:blipFill>
-                  <pic:spPr>
-                    <a:xfrm>
-                      <a:off x="0" y="0"/>
-                      <a:ext cx="5330000" cy="4500000"/>
-                    </a:xfrm>
-                    <a:prstGeom prst="rect"/>
-                  </pic:spPr>
-                </pic:pic>
-              </a:graphicData>
-            </a:graphic>
-          </wp:inline>
-        </w:drawing>
-      </w:r>
-    </w:p>
-    <w:p>
-      <w:pPr>
-        <w:jc w:val="center"/>
-      </w:pPr>
-      <w:r>
-        <w:rPr>
-          <w:i/>
-          <w:color w:val="555F69"/>
-          <w:sz w:val="22"/>
-        </w:rPr>
-        <w:t>Рис. 22. Табель: дни работы и суммы</w:t>
-      </w:r>
-    </w:p>
-    <w:p>
-      <w:pPr>
-        <w:ind w:left="510" w:hanging="283"/>
-      </w:pPr>
-      <w:r>
-        <w:t>•  «Табель-наряд» — Excel с формулами.</w:t>
-      </w:r>
-    </w:p>
-    <w:p>
-      <w:pPr>
-        <w:ind w:left="510" w:hanging="283"/>
-      </w:pPr>
-      <w:r>
-        <w:t>•  Договоры и акты — всем одним файлом или каждому отдельно; сумма прописью, срок и должность — по табелю, поэтому договор, акт и табель не расходятся.</w:t>
-      </w:r>
-    </w:p>
-    <w:p>
-      <w:pPr>
-        <w:ind w:left="510" w:hanging="283"/>
-      </w:pPr>
-      <w:r>
-        <w:t>•  Паспорт, ИНН, СНИЛС и счёт вводятся один раз в карточке человека и хранятся только на этом компьютере; ИНН, СНИЛС и счёт проверяются по контрольным цифрам.</w:t>
-      </w:r>
-    </w:p>
-    <w:p>
-      <w:pPr>
-        <w:ind w:left="510" w:hanging="283"/>
-      </w:pPr>
-      <w:r>
-        <w:t>•  Форма договора у заказчика своя: «Шаблон договора» сохраняется в папку соревнования — перенесите в него текст заказчика, оставив поля в двойных фигурных скобках.</w:t>
-      </w:r>
-    </w:p>
-    <w:p>
-      <w:r>
-        <w:br w:type="page"/>
-      </w:r>
-    </w:p>
-    <w:p>
-      <w:pPr>
-        <w:pStyle w:val="Heading1"/>
-      </w:pPr>
-      <w:r>
-        <w:t>12. Сверка документов</w:t>
-      </w:r>
-    </w:p>
-    <w:p>
-      <w:r>
-        <w:t>Перед сдачей документов откройте «Сверку». Программа прочитает документы (Word, Excel, PDF) и покажет, что расходится с карточкой и между документами: даты не того года, чужие коды дисциплин, опечатки в названии дисциплины, ФИО и категории судей, суммы цифрами и прописью, табель против договоров и актов.</w:t>
       </w:r>
     </w:p>
     <w:p>
@@ -3095,7 +3196,7 @@
               <a:graphicData uri="http://schemas.openxmlformats.org/drawingml/2006/picture">
                 <pic:pic>
                   <pic:nvPicPr>
-                    <pic:cNvPr id="0" name="verify.png"/>
+                    <pic:cNvPr id="0" name="contracts.png"/>
                     <pic:cNvPicPr/>
                   </pic:nvPicPr>
                   <pic:blipFill>
@@ -3128,7 +3229,110 @@
           <w:color w:val="555F69"/>
           <w:sz w:val="22"/>
         </w:rPr>
-        <w:t>Рис. 23. Сверка документов</w:t>
+        <w:t>Рис. 23. Табель: дни работы и суммы</w:t>
+      </w:r>
+    </w:p>
+    <w:p>
+      <w:pPr>
+        <w:ind w:left="510" w:hanging="283"/>
+      </w:pPr>
+      <w:r>
+        <w:t>•  «Табель-наряд» — Excel с формулами.</w:t>
+      </w:r>
+    </w:p>
+    <w:p>
+      <w:pPr>
+        <w:ind w:left="510" w:hanging="283"/>
+      </w:pPr>
+      <w:r>
+        <w:t>•  Договоры и акты — всем одним файлом или каждому отдельно; сумма прописью, срок и должность — по табелю, поэтому договор, акт и табель не расходятся.</w:t>
+      </w:r>
+    </w:p>
+    <w:p>
+      <w:pPr>
+        <w:ind w:left="510" w:hanging="283"/>
+      </w:pPr>
+      <w:r>
+        <w:t>•  Паспорт, ИНН, СНИЛС и счёт вводятся один раз в карточке человека и хранятся только на этом компьютере; ИНН, СНИЛС и счёт проверяются по контрольным цифрам.</w:t>
+      </w:r>
+    </w:p>
+    <w:p>
+      <w:pPr>
+        <w:ind w:left="510" w:hanging="283"/>
+      </w:pPr>
+      <w:r>
+        <w:t>•  Форма договора у заказчика своя: «Шаблон договора» сохраняется в папку соревнования — перенесите в него текст заказчика, оставив поля в двойных фигурных скобках.</w:t>
+      </w:r>
+    </w:p>
+    <w:p>
+      <w:r>
+        <w:br w:type="page"/>
+      </w:r>
+    </w:p>
+    <w:p>
+      <w:pPr>
+        <w:pStyle w:val="Heading1"/>
+      </w:pPr>
+      <w:r>
+        <w:t>12. Сверка документов</w:t>
+      </w:r>
+    </w:p>
+    <w:p>
+      <w:r>
+        <w:t>Перед сдачей документов откройте «Сверку». Программа прочитает документы (Word, Excel, PDF) и покажет, что расходится с карточкой и между документами: даты не того года, чужие коды дисциплин, опечатки в названии дисциплины, ФИО и категории судей, суммы цифрами и прописью, табель против договоров и актов.</w:t>
+      </w:r>
+    </w:p>
+    <w:p>
+      <w:pPr>
+        <w:keepNext/>
+        <w:jc w:val="center"/>
+      </w:pPr>
+      <w:r>
+        <w:drawing>
+          <wp:inline xmlns:a="http://schemas.openxmlformats.org/drawingml/2006/main" xmlns:pic="http://schemas.openxmlformats.org/drawingml/2006/picture">
+            <wp:extent cx="5330000" cy="4500000"/>
+            <wp:docPr id="25" name="Picture 25"/>
+            <wp:cNvGraphicFramePr>
+              <a:graphicFrameLocks noChangeAspect="1"/>
+            </wp:cNvGraphicFramePr>
+            <a:graphic>
+              <a:graphicData uri="http://schemas.openxmlformats.org/drawingml/2006/picture">
+                <pic:pic>
+                  <pic:nvPicPr>
+                    <pic:cNvPr id="0" name="verify.png"/>
+                    <pic:cNvPicPr/>
+                  </pic:nvPicPr>
+                  <pic:blipFill>
+                    <a:blip r:embed="rId33"/>
+                    <a:stretch>
+                      <a:fillRect/>
+                    </a:stretch>
+                  </pic:blipFill>
+                  <pic:spPr>
+                    <a:xfrm>
+                      <a:off x="0" y="0"/>
+                      <a:ext cx="5330000" cy="4500000"/>
+                    </a:xfrm>
+                    <a:prstGeom prst="rect"/>
+                  </pic:spPr>
+                </pic:pic>
+              </a:graphicData>
+            </a:graphic>
+          </wp:inline>
+        </w:drawing>
+      </w:r>
+    </w:p>
+    <w:p>
+      <w:pPr>
+        <w:jc w:val="center"/>
+      </w:pPr>
+      <w:r>
+        <w:rPr>
+          <w:i/>
+          <w:color w:val="555F69"/>
+          <w:sz w:val="22"/>
+        </w:rPr>
+        <w:t>Рис. 24. Сверка документов</w:t>
       </w:r>
     </w:p>
     <w:p>
@@ -3174,7 +3378,7 @@
         <w:drawing>
           <wp:inline xmlns:a="http://schemas.openxmlformats.org/drawingml/2006/main" xmlns:pic="http://schemas.openxmlformats.org/drawingml/2006/picture">
             <wp:extent cx="6120000" cy="1728068"/>
-            <wp:docPr id="25" name="Picture 25"/>
+            <wp:docPr id="26" name="Picture 26"/>
             <wp:cNvGraphicFramePr>
               <a:graphicFrameLocks noChangeAspect="1"/>
             </wp:cNvGraphicFramePr>
@@ -3186,7 +3390,7 @@
                     <pic:cNvPicPr/>
                   </pic:nvPicPr>
                   <pic:blipFill>
-                    <a:blip r:embed="rId33"/>
+                    <a:blip r:embed="rId34"/>
                     <a:stretch>
                       <a:fillRect/>
                     </a:stretch>
@@ -3215,7 +3419,7 @@
           <w:color w:val="555F69"/>
           <w:sz w:val="22"/>
         </w:rPr>
-        <w:t>Рис. 24. Резервная копия на странице соревнования</w:t>
+        <w:t>Рис. 25. Резервная копия на странице соревнования</w:t>
       </w:r>
     </w:p>
     <w:p>
@@ -3519,7 +3723,7 @@
         <w:drawing>
           <wp:inline xmlns:a="http://schemas.openxmlformats.org/drawingml/2006/main" xmlns:pic="http://schemas.openxmlformats.org/drawingml/2006/picture">
             <wp:extent cx="6120000" cy="3404978"/>
-            <wp:docPr id="26" name="Picture 26"/>
+            <wp:docPr id="27" name="Picture 27"/>
             <wp:cNvGraphicFramePr>
               <a:graphicFrameLocks noChangeAspect="1"/>
             </wp:cNvGraphicFramePr>
@@ -3531,7 +3735,7 @@
                     <pic:cNvPicPr/>
                   </pic:nvPicPr>
                   <pic:blipFill>
-                    <a:blip r:embed="rId34"/>
+                    <a:blip r:embed="rId35"/>
                     <a:stretch>
                       <a:fillRect/>
                     </a:stretch>
@@ -3560,7 +3764,7 @@
           <w:color w:val="555F69"/>
           <w:sz w:val="22"/>
         </w:rPr>
-        <w:t>Рис. 25. «Сообщить»: что случилось, снимок с пометками, место на странице</w:t>
+        <w:t>Рис. 26. «Сообщить»: что случилось, снимок с пометками, место на странице</w:t>
       </w:r>
     </w:p>
     <w:p>

--- a/docs/Инструкция секретаря.docx
+++ b/docs/Инструкция секретаря.docx
@@ -52,7 +52,7 @@
           <w:color w:val="555F69"/>
           <w:sz w:val="22"/>
         </w:rPr>
-        <w:t>Версия программы 0.5.0 бета · автор Udnikov Denis</w:t>
+        <w:t>Версия программы 0.5.1 бета · автор Udnikov Denis</w:t>
         <w:br/>
         <w:t>Снимки экрана — на учебном соревновании с выдуманными данными.</w:t>
         <w:br/>
